--- a/tillsyn/A 26668-2026 tillsynsbegäran.docx
+++ b/tillsyn/A 26668-2026 tillsynsbegäran.docx
@@ -280,7 +280,7 @@
     <w:r>
       <w:tab/>
       <w:tab/>
-      <w:t>2026-06-15</w:t>
+      <w:t>2026-06-16</w:t>
       <w:br/>
       <w:br/>
     </w:r>

--- a/tillsyn/A 26668-2026 tillsynsbegäran.docx
+++ b/tillsyn/A 26668-2026 tillsynsbegäran.docx
@@ -280,7 +280,7 @@
     <w:r>
       <w:tab/>
       <w:tab/>
-      <w:t>2026-06-16</w:t>
+      <w:t>2026-06-17</w:t>
       <w:br/>
       <w:br/>
     </w:r>

--- a/tillsyn/A 26668-2026 tillsynsbegäran.docx
+++ b/tillsyn/A 26668-2026 tillsynsbegäran.docx
@@ -1,6 +1,6 @@
 
 <file path=word/document.xml><?xml version="1.0" encoding="utf-8"?>
-<w:document xmlns:wpc="http://schemas.microsoft.com/office/word/2010/wordprocessingCanvas" xmlns:cx="http://schemas.microsoft.com/office/drawing/2014/chartex" xmlns:cx1="http://schemas.microsoft.com/office/drawing/2015/9/8/chartex" xmlns:cx2="http://schemas.microsoft.com/office/drawing/2015/10/21/chartex" xmlns:cx3="http://schemas.microsoft.com/office/drawing/2016/5/9/chartex" xmlns:cx4="http://schemas.microsoft.com/office/drawing/2016/5/10/chartex" xmlns:cx5="http://schemas.microsoft.com/office/drawing/2016/5/11/chartex" xmlns:cx6="http://schemas.microsoft.com/office/drawing/2016/5/12/chartex" xmlns:cx7="http://schemas.microsoft.com/office/drawing/2016/5/13/chartex" xmlns:cx8="http://schemas.microsoft.com/office/drawing/2016/5/14/chartex" xmlns:mc="http://schemas.openxmlformats.org/markup-compatibility/2006" xmlns:aink="http://schemas.microsoft.com/office/drawing/2016/ink" xmlns:am3d="http://schemas.microsoft.com/office/drawing/2017/model3d" xmlns:o="urn:schemas-microsoft-com:office:office" xmlns:oel="http://schemas.microsoft.com/office/2019/extlst" xmlns:r="http://schemas.openxmlformats.org/officeDocument/2006/relationships" xmlns:m="http://schemas.openxmlformats.org/officeDocument/2006/math" xmlns:v="urn:schemas-microsoft-com:vml" xmlns:wp14="http://schemas.microsoft.com/office/word/2010/wordprocessingDrawing" xmlns:wp="http://schemas.openxmlformats.org/drawingml/2006/wordprocessingDrawing" xmlns:w10="urn:schemas-microsoft-com:office:word" xmlns:w="http://schemas.openxmlformats.org/wordprocessingml/2006/main" xmlns:w14="http://schemas.microsoft.com/office/word/2010/wordml" xmlns:w15="http://schemas.microsoft.com/office/word/2012/wordml" xmlns:w16cex="http://schemas.microsoft.com/office/word/2018/wordml/cex" xmlns:w16cid="http://schemas.microsoft.com/office/word/2016/wordml/cid" xmlns:w16="http://schemas.microsoft.com/office/word/2018/wordml" xmlns:w16sdtdh="http://schemas.microsoft.com/office/word/2020/wordml/sdtdatahash" xmlns:w16se="http://schemas.microsoft.com/office/word/2015/wordml/symex" xmlns:wpg="http://schemas.microsoft.com/office/word/2010/wordprocessingGroup" xmlns:wpi="http://schemas.microsoft.com/office/word/2010/wordprocessingInk" xmlns:wne="http://schemas.microsoft.com/office/word/2006/wordml" xmlns:wps="http://schemas.microsoft.com/office/word/2010/wordprocessingShape" mc:Ignorable="w14 w15 w16se w16cid w16 w16cex w16sdtdh wp14">
+<w:document xmlns:wpc="http://schemas.microsoft.com/office/word/2010/wordprocessingCanvas" xmlns:cx="http://schemas.microsoft.com/office/drawing/2014/chartex" xmlns:cx1="http://schemas.microsoft.com/office/drawing/2015/9/8/chartex" xmlns:cx2="http://schemas.microsoft.com/office/drawing/2015/10/21/chartex" xmlns:cx3="http://schemas.microsoft.com/office/drawing/2016/5/9/chartex" xmlns:cx4="http://schemas.microsoft.com/office/drawing/2016/5/10/chartex" xmlns:cx5="http://schemas.microsoft.com/office/drawing/2016/5/11/chartex" xmlns:cx6="http://schemas.microsoft.com/office/drawing/2016/5/12/chartex" xmlns:cx7="http://schemas.microsoft.com/office/drawing/2016/5/13/chartex" xmlns:cx8="http://schemas.microsoft.com/office/drawing/2016/5/14/chartex" xmlns:mc="http://schemas.openxmlformats.org/markup-compatibility/2006" xmlns:aink="http://schemas.microsoft.com/office/drawing/2016/ink" xmlns:am3d="http://schemas.microsoft.com/office/drawing/2017/model3d" xmlns:o="urn:schemas-microsoft-com:office:office" xmlns:oel="http://schemas.microsoft.com/office/2019/extlst" xmlns:r="http://schemas.openxmlformats.org/officeDocument/2006/relationships" xmlns:m="http://schemas.openxmlformats.org/officeDocument/2006/math" xmlns:v="urn:schemas-microsoft-com:vml" xmlns:wp14="http://schemas.microsoft.com/office/word/2010/wordprocessingDrawing" xmlns:wp="http://schemas.openxmlformats.org/drawingml/2006/wordprocessingDrawing" xmlns:w10="urn:schemas-microsoft-com:office:word" xmlns:w="http://schemas.openxmlformats.org/wordprocessingml/2006/main" xmlns:w14="http://schemas.microsoft.com/office/word/2010/wordml" xmlns:w15="http://schemas.microsoft.com/office/word/2012/wordml" xmlns:w16cex="http://schemas.microsoft.com/office/word/2018/wordml/cex" xmlns:w16cid="http://schemas.microsoft.com/office/word/2016/wordml/cid" xmlns:w16="http://schemas.microsoft.com/office/word/2018/wordml" xmlns:w16du="http://schemas.microsoft.com/office/word/2023/wordml/word16du" xmlns:w16sdtdh="http://schemas.microsoft.com/office/word/2020/wordml/sdtdatahash" xmlns:w16sdtfl="http://schemas.microsoft.com/office/word/2024/wordml/sdtformatlock" xmlns:w16se="http://schemas.microsoft.com/office/word/2015/wordml/symex" xmlns:wpg="http://schemas.microsoft.com/office/word/2010/wordprocessingGroup" xmlns:wpi="http://schemas.microsoft.com/office/word/2010/wordprocessingInk" xmlns:wne="http://schemas.microsoft.com/office/word/2006/wordml" xmlns:wps="http://schemas.microsoft.com/office/word/2010/wordprocessingShape" mc:Ignorable="w14 w15 w16se w16cid w16 w16cex w16sdtdh w16sdtfl w16du wp14">
   <w:body>
     <w:p>
       <w:pPr>
@@ -12,35 +12,10 @@
     </w:p>
     <w:p>
       <w:r>
-        <w:t>Detta dokument behandlar höga naturvärden i avverkningsanmälan A 26668-2026 i Jokkmokks kommun. Denna avverkningsanmälan inkom 2026-06-11 10:15:02 och omfattar 10,0 ha.</w:t>
+        <w:t>Detta dokument behandlar höga naturvärden i avverkningsanmälan A 26668-2026 i Jokkmokks kommun som inkom 2026-06-11 och omfattar 10,0 ha.</w:t>
       </w:r>
-    </w:p>
-    <w:p>
       <w:r>
-        <w:t>Vi begär härmed att Skogsstyrelsen fattar beslut enligt miljöbalken som säkerställer att skogens höga naturvärden bevaras samt säkerställer att EU-lagstiftning efterlevs och att artskyddsbrott förhindras. Vi önskar även ta del av de ställningstaganden och beslut som myndigheterna meddelar till följd av aktuell avverkningsanmälan och föreningens inlaga (se 34 § förvaltningslagen).</w:t>
-      </w:r>
-    </w:p>
-    <w:p>
-      <w:r>
-        <w:t>Nedan beskrivs fynd av naturvårdsarter som gjorts i det avverkningsanmälda området.</w:t>
-      </w:r>
-    </w:p>
-    <w:p>
-      <w:pPr>
-        <w:pStyle w:val="Heading1"/>
-      </w:pPr>
-      <w:r>
-        <w:t>Naturvårdsarter</w:t>
-      </w:r>
-    </w:p>
-    <w:p>
-      <w:r>
-        <w:t>I avverkningsanmälan har följande 4 naturvårdsarter hittats: smultronkantarell (VU), blå taggsvamp (NT), tallriska (NT) och dropptaggsvamp (S). Av dessa är 3 rödlistade. För rödlistade arter har rödlistekategorin angivits inom parentes. Arter som är signalarter enligt Skogsstyrelsen har markerats med (S).</w:t>
-      </w:r>
-    </w:p>
-    <w:p>
-      <w:r>
-        <w:t>De påträffade naturvårdsarterna är ett tydligt kvitto på att detta rör sig om en skog med höga naturvärden. I Figur 1 visas en karta över det avverkningsanmälda området, där samtliga fyndplatser för naturvårdsarter som finns registrerade på Artportalen har markerats.</w:t>
+        <w:t xml:space="preserve"> I Figur 1 visas fyndplatser för naturvårdsarter i området, som finns registrerade på Artportalen.</w:t>
       </w:r>
     </w:p>
     <w:p>
@@ -50,7 +25,7 @@
       <w:r>
         <w:drawing>
           <wp:inline xmlns:a="http://schemas.openxmlformats.org/drawingml/2006/main" xmlns:pic="http://schemas.openxmlformats.org/drawingml/2006/picture">
-            <wp:extent cx="5486400" cy="3873394"/>
+            <wp:extent cx="5486400" cy="5180972"/>
             <wp:docPr id="1" name="Picture 1"/>
             <wp:cNvGraphicFramePr>
               <a:graphicFrameLocks noChangeAspect="1"/>
@@ -71,7 +46,7 @@
                   <pic:spPr>
                     <a:xfrm>
                       <a:off x="0" y="0"/>
-                      <a:ext cx="5486400" cy="3873394"/>
+                      <a:ext cx="5486400" cy="5180972"/>
                     </a:xfrm>
                     <a:prstGeom prst="rect"/>
                   </pic:spPr>
@@ -85,9 +60,43 @@
     <w:p>
       <w:pPr>
         <w:pStyle w:val="Caption"/>
+        <w:spacing w:after="240"/>
       </w:pPr>
       <w:r>
-        <w:t>Figur 1. Fyndplatser för naturvårdsarter i det avverkningsanmälda området (röd linje). Markörer utan svart kant är placerade på fyndplatsen. Markörer med svart kant är placerade vid sidan av fyndplatsen och har ett svart streck som visar fyndplatsens exakta position. Kartans mittpunktskoordinat är N 7334906, E 720483 i SWEREF 99 TM.</w:t>
+        <w:t>Figur 1. Fyndplatser för naturvårdsarter i avverkningsanmälan (röd linje). Inom parentes anges rödlistekategorier, S för signalarter, Tför typiska arter och fridlysningsparagrafer i artskyddsförordningen.Markörer utan svart kant är placerade på fyndplatsen. Markörer med svart kant är placerade vid sidan av fyndplatsen och har ett svart streck som visar fyndplatsens exakta position. Kartans mittpunktskoordinat är N 7334906, E 720483 i SWEREF 99 TM.</w:t>
+      </w:r>
+    </w:p>
+    <w:p>
+      <w:r>
+        <w:t>Vi begär härmed att Skogsstyrelsen fattar beslut enligt miljöbalken som säkerställer att skogens höga naturvärden bevaras samt att EU-lagstiftning efterlevs och att artskyddsbrott förhindras.</w:t>
+      </w:r>
+    </w:p>
+    <w:p>
+      <w:r>
+        <w:t>Vi önskar även ta del av de ställningstaganden och beslut som myndigheten meddelar till följd av aktuell avverkningsanmälan och föreningens inlaga (se 34 § förvaltningslagen).</w:t>
+      </w:r>
+    </w:p>
+    <w:p>
+      <w:r>
+        <w:t>Nedan beskrivs fynd av naturvårdsarter som gjorts i det avverkningsanmälda området.</w:t>
+      </w:r>
+    </w:p>
+    <w:p>
+      <w:pPr>
+        <w:pStyle w:val="Heading1"/>
+      </w:pPr>
+      <w:r>
+        <w:t>Naturvårdsarter</w:t>
+      </w:r>
+    </w:p>
+    <w:p>
+      <w:r>
+        <w:t>I avverkningsanmälan har följande 4 naturvårdsarter hittats: smultronkantarell (VU), blå taggsvamp (NT, T), dropptaggsvamp (NT, T) och tallriska (NT). Av dessa är 4 rödlistade. För rödlistade arter har rödlistekategorin angivits inom parentes. Typiska arter inom Natura 2000 som är kopplade till skogsekosystem har markerats med (T).</w:t>
+      </w:r>
+    </w:p>
+    <w:p>
+      <w:r>
+        <w:t>De påträffade naturvårdsarterna är ett tydligt kvitto på att det rör sig om en skog med höga naturvärden.</w:t>
       </w:r>
     </w:p>
     <w:p>
@@ -170,7 +179,7 @@
 </file>
 
 <file path=word/endnotes.xml><?xml version="1.0" encoding="utf-8"?>
-<w:endnotes xmlns:wpc="http://schemas.microsoft.com/office/word/2010/wordprocessingCanvas" xmlns:cx="http://schemas.microsoft.com/office/drawing/2014/chartex" xmlns:cx1="http://schemas.microsoft.com/office/drawing/2015/9/8/chartex" xmlns:cx2="http://schemas.microsoft.com/office/drawing/2015/10/21/chartex" xmlns:cx3="http://schemas.microsoft.com/office/drawing/2016/5/9/chartex" xmlns:cx4="http://schemas.microsoft.com/office/drawing/2016/5/10/chartex" xmlns:cx5="http://schemas.microsoft.com/office/drawing/2016/5/11/chartex" xmlns:cx6="http://schemas.microsoft.com/office/drawing/2016/5/12/chartex" xmlns:cx7="http://schemas.microsoft.com/office/drawing/2016/5/13/chartex" xmlns:cx8="http://schemas.microsoft.com/office/drawing/2016/5/14/chartex" xmlns:mc="http://schemas.openxmlformats.org/markup-compatibility/2006" xmlns:aink="http://schemas.microsoft.com/office/drawing/2016/ink" xmlns:am3d="http://schemas.microsoft.com/office/drawing/2017/model3d" xmlns:o="urn:schemas-microsoft-com:office:office" xmlns:oel="http://schemas.microsoft.com/office/2019/extlst" xmlns:r="http://schemas.openxmlformats.org/officeDocument/2006/relationships" xmlns:m="http://schemas.openxmlformats.org/officeDocument/2006/math" xmlns:v="urn:schemas-microsoft-com:vml" xmlns:wp14="http://schemas.microsoft.com/office/word/2010/wordprocessingDrawing" xmlns:wp="http://schemas.openxmlformats.org/drawingml/2006/wordprocessingDrawing" xmlns:w10="urn:schemas-microsoft-com:office:word" xmlns:w="http://schemas.openxmlformats.org/wordprocessingml/2006/main" xmlns:w14="http://schemas.microsoft.com/office/word/2010/wordml" xmlns:w15="http://schemas.microsoft.com/office/word/2012/wordml" xmlns:w16cex="http://schemas.microsoft.com/office/word/2018/wordml/cex" xmlns:w16cid="http://schemas.microsoft.com/office/word/2016/wordml/cid" xmlns:w16="http://schemas.microsoft.com/office/word/2018/wordml" xmlns:w16sdtdh="http://schemas.microsoft.com/office/word/2020/wordml/sdtdatahash" xmlns:w16se="http://schemas.microsoft.com/office/word/2015/wordml/symex" xmlns:wpg="http://schemas.microsoft.com/office/word/2010/wordprocessingGroup" xmlns:wpi="http://schemas.microsoft.com/office/word/2010/wordprocessingInk" xmlns:wne="http://schemas.microsoft.com/office/word/2006/wordml" xmlns:wps="http://schemas.microsoft.com/office/word/2010/wordprocessingShape" mc:Ignorable="w14 w15 w16se w16cid w16 w16cex w16sdtdh wp14">
+<w:endnotes xmlns:wpc="http://schemas.microsoft.com/office/word/2010/wordprocessingCanvas" xmlns:cx="http://schemas.microsoft.com/office/drawing/2014/chartex" xmlns:cx1="http://schemas.microsoft.com/office/drawing/2015/9/8/chartex" xmlns:cx2="http://schemas.microsoft.com/office/drawing/2015/10/21/chartex" xmlns:cx3="http://schemas.microsoft.com/office/drawing/2016/5/9/chartex" xmlns:cx4="http://schemas.microsoft.com/office/drawing/2016/5/10/chartex" xmlns:cx5="http://schemas.microsoft.com/office/drawing/2016/5/11/chartex" xmlns:cx6="http://schemas.microsoft.com/office/drawing/2016/5/12/chartex" xmlns:cx7="http://schemas.microsoft.com/office/drawing/2016/5/13/chartex" xmlns:cx8="http://schemas.microsoft.com/office/drawing/2016/5/14/chartex" xmlns:mc="http://schemas.openxmlformats.org/markup-compatibility/2006" xmlns:aink="http://schemas.microsoft.com/office/drawing/2016/ink" xmlns:am3d="http://schemas.microsoft.com/office/drawing/2017/model3d" xmlns:o="urn:schemas-microsoft-com:office:office" xmlns:oel="http://schemas.microsoft.com/office/2019/extlst" xmlns:r="http://schemas.openxmlformats.org/officeDocument/2006/relationships" xmlns:m="http://schemas.openxmlformats.org/officeDocument/2006/math" xmlns:v="urn:schemas-microsoft-com:vml" xmlns:wp14="http://schemas.microsoft.com/office/word/2010/wordprocessingDrawing" xmlns:wp="http://schemas.openxmlformats.org/drawingml/2006/wordprocessingDrawing" xmlns:w10="urn:schemas-microsoft-com:office:word" xmlns:w="http://schemas.openxmlformats.org/wordprocessingml/2006/main" xmlns:w14="http://schemas.microsoft.com/office/word/2010/wordml" xmlns:w15="http://schemas.microsoft.com/office/word/2012/wordml" xmlns:w16cex="http://schemas.microsoft.com/office/word/2018/wordml/cex" xmlns:w16cid="http://schemas.microsoft.com/office/word/2016/wordml/cid" xmlns:w16="http://schemas.microsoft.com/office/word/2018/wordml" xmlns:w16du="http://schemas.microsoft.com/office/word/2023/wordml/word16du" xmlns:w16sdtdh="http://schemas.microsoft.com/office/word/2020/wordml/sdtdatahash" xmlns:w16sdtfl="http://schemas.microsoft.com/office/word/2024/wordml/sdtformatlock" xmlns:w16se="http://schemas.microsoft.com/office/word/2015/wordml/symex" xmlns:wpg="http://schemas.microsoft.com/office/word/2010/wordprocessingGroup" xmlns:wpi="http://schemas.microsoft.com/office/word/2010/wordprocessingInk" xmlns:wne="http://schemas.microsoft.com/office/word/2006/wordml" xmlns:wps="http://schemas.microsoft.com/office/word/2010/wordprocessingShape" mc:Ignorable="w14 w15 w16se w16cid w16 w16cex w16sdtdh w16sdtfl w16du wp14">
   <w:endnote w:type="separator" w:id="-1">
     <w:p>
       <w:pPr>
@@ -195,7 +204,7 @@
 </file>
 
 <file path=word/footer1.xml><?xml version="1.0" encoding="utf-8"?>
-<w:ftr xmlns:wpc="http://schemas.microsoft.com/office/word/2010/wordprocessingCanvas" xmlns:cx="http://schemas.microsoft.com/office/drawing/2014/chartex" xmlns:cx1="http://schemas.microsoft.com/office/drawing/2015/9/8/chartex" xmlns:cx2="http://schemas.microsoft.com/office/drawing/2015/10/21/chartex" xmlns:cx3="http://schemas.microsoft.com/office/drawing/2016/5/9/chartex" xmlns:cx4="http://schemas.microsoft.com/office/drawing/2016/5/10/chartex" xmlns:cx5="http://schemas.microsoft.com/office/drawing/2016/5/11/chartex" xmlns:cx6="http://schemas.microsoft.com/office/drawing/2016/5/12/chartex" xmlns:cx7="http://schemas.microsoft.com/office/drawing/2016/5/13/chartex" xmlns:cx8="http://schemas.microsoft.com/office/drawing/2016/5/14/chartex" xmlns:mc="http://schemas.openxmlformats.org/markup-compatibility/2006" xmlns:aink="http://schemas.microsoft.com/office/drawing/2016/ink" xmlns:am3d="http://schemas.microsoft.com/office/drawing/2017/model3d" xmlns:o="urn:schemas-microsoft-com:office:office" xmlns:oel="http://schemas.microsoft.com/office/2019/extlst" xmlns:r="http://schemas.openxmlformats.org/officeDocument/2006/relationships" xmlns:m="http://schemas.openxmlformats.org/officeDocument/2006/math" xmlns:v="urn:schemas-microsoft-com:vml" xmlns:wp14="http://schemas.microsoft.com/office/word/2010/wordprocessingDrawing" xmlns:wp="http://schemas.openxmlformats.org/drawingml/2006/wordprocessingDrawing" xmlns:w10="urn:schemas-microsoft-com:office:word" xmlns:w="http://schemas.openxmlformats.org/wordprocessingml/2006/main" xmlns:w14="http://schemas.microsoft.com/office/word/2010/wordml" xmlns:w15="http://schemas.microsoft.com/office/word/2012/wordml" xmlns:w16cex="http://schemas.microsoft.com/office/word/2018/wordml/cex" xmlns:w16cid="http://schemas.microsoft.com/office/word/2016/wordml/cid" xmlns:w16="http://schemas.microsoft.com/office/word/2018/wordml" xmlns:w16sdtdh="http://schemas.microsoft.com/office/word/2020/wordml/sdtdatahash" xmlns:w16se="http://schemas.microsoft.com/office/word/2015/wordml/symex" xmlns:wpg="http://schemas.microsoft.com/office/word/2010/wordprocessingGroup" xmlns:wpi="http://schemas.microsoft.com/office/word/2010/wordprocessingInk" xmlns:wne="http://schemas.microsoft.com/office/word/2006/wordml" xmlns:wps="http://schemas.microsoft.com/office/word/2010/wordprocessingShape" mc:Ignorable="w14 w15 w16se w16cid w16 w16cex w16sdtdh wp14">
+<w:ftr xmlns:wpc="http://schemas.microsoft.com/office/word/2010/wordprocessingCanvas" xmlns:cx="http://schemas.microsoft.com/office/drawing/2014/chartex" xmlns:cx1="http://schemas.microsoft.com/office/drawing/2015/9/8/chartex" xmlns:cx2="http://schemas.microsoft.com/office/drawing/2015/10/21/chartex" xmlns:cx3="http://schemas.microsoft.com/office/drawing/2016/5/9/chartex" xmlns:cx4="http://schemas.microsoft.com/office/drawing/2016/5/10/chartex" xmlns:cx5="http://schemas.microsoft.com/office/drawing/2016/5/11/chartex" xmlns:cx6="http://schemas.microsoft.com/office/drawing/2016/5/12/chartex" xmlns:cx7="http://schemas.microsoft.com/office/drawing/2016/5/13/chartex" xmlns:cx8="http://schemas.microsoft.com/office/drawing/2016/5/14/chartex" xmlns:mc="http://schemas.openxmlformats.org/markup-compatibility/2006" xmlns:aink="http://schemas.microsoft.com/office/drawing/2016/ink" xmlns:am3d="http://schemas.microsoft.com/office/drawing/2017/model3d" xmlns:o="urn:schemas-microsoft-com:office:office" xmlns:oel="http://schemas.microsoft.com/office/2019/extlst" xmlns:r="http://schemas.openxmlformats.org/officeDocument/2006/relationships" xmlns:m="http://schemas.openxmlformats.org/officeDocument/2006/math" xmlns:v="urn:schemas-microsoft-com:vml" xmlns:wp14="http://schemas.microsoft.com/office/word/2010/wordprocessingDrawing" xmlns:wp="http://schemas.openxmlformats.org/drawingml/2006/wordprocessingDrawing" xmlns:w10="urn:schemas-microsoft-com:office:word" xmlns:w="http://schemas.openxmlformats.org/wordprocessingml/2006/main" xmlns:w14="http://schemas.microsoft.com/office/word/2010/wordml" xmlns:w15="http://schemas.microsoft.com/office/word/2012/wordml" xmlns:w16cex="http://schemas.microsoft.com/office/word/2018/wordml/cex" xmlns:w16cid="http://schemas.microsoft.com/office/word/2016/wordml/cid" xmlns:w16="http://schemas.microsoft.com/office/word/2018/wordml" xmlns:w16du="http://schemas.microsoft.com/office/word/2023/wordml/word16du" xmlns:w16sdtdh="http://schemas.microsoft.com/office/word/2020/wordml/sdtdatahash" xmlns:w16sdtfl="http://schemas.microsoft.com/office/word/2024/wordml/sdtformatlock" xmlns:w16se="http://schemas.microsoft.com/office/word/2015/wordml/symex" xmlns:wpg="http://schemas.microsoft.com/office/word/2010/wordprocessingGroup" xmlns:wpi="http://schemas.microsoft.com/office/word/2010/wordprocessingInk" xmlns:wne="http://schemas.microsoft.com/office/word/2006/wordml" xmlns:wps="http://schemas.microsoft.com/office/word/2010/wordprocessingShape" mc:Ignorable="w14 w15 w16se w16cid w16 w16cex w16sdtdh w16sdtfl w16du wp14">
   <w:p>
     <w:pPr>
       <w:pStyle w:val="Footer"/>
@@ -205,7 +214,7 @@
 </file>
 
 <file path=word/footer2.xml><?xml version="1.0" encoding="utf-8"?>
-<w:ftr xmlns:wpc="http://schemas.microsoft.com/office/word/2010/wordprocessingCanvas" xmlns:cx="http://schemas.microsoft.com/office/drawing/2014/chartex" xmlns:cx1="http://schemas.microsoft.com/office/drawing/2015/9/8/chartex" xmlns:cx2="http://schemas.microsoft.com/office/drawing/2015/10/21/chartex" xmlns:cx3="http://schemas.microsoft.com/office/drawing/2016/5/9/chartex" xmlns:cx4="http://schemas.microsoft.com/office/drawing/2016/5/10/chartex" xmlns:cx5="http://schemas.microsoft.com/office/drawing/2016/5/11/chartex" xmlns:cx6="http://schemas.microsoft.com/office/drawing/2016/5/12/chartex" xmlns:cx7="http://schemas.microsoft.com/office/drawing/2016/5/13/chartex" xmlns:cx8="http://schemas.microsoft.com/office/drawing/2016/5/14/chartex" xmlns:mc="http://schemas.openxmlformats.org/markup-compatibility/2006" xmlns:aink="http://schemas.microsoft.com/office/drawing/2016/ink" xmlns:am3d="http://schemas.microsoft.com/office/drawing/2017/model3d" xmlns:o="urn:schemas-microsoft-com:office:office" xmlns:oel="http://schemas.microsoft.com/office/2019/extlst" xmlns:r="http://schemas.openxmlformats.org/officeDocument/2006/relationships" xmlns:m="http://schemas.openxmlformats.org/officeDocument/2006/math" xmlns:v="urn:schemas-microsoft-com:vml" xmlns:wp14="http://schemas.microsoft.com/office/word/2010/wordprocessingDrawing" xmlns:wp="http://schemas.openxmlformats.org/drawingml/2006/wordprocessingDrawing" xmlns:w10="urn:schemas-microsoft-com:office:word" xmlns:w="http://schemas.openxmlformats.org/wordprocessingml/2006/main" xmlns:w14="http://schemas.microsoft.com/office/word/2010/wordml" xmlns:w15="http://schemas.microsoft.com/office/word/2012/wordml" xmlns:w16cex="http://schemas.microsoft.com/office/word/2018/wordml/cex" xmlns:w16cid="http://schemas.microsoft.com/office/word/2016/wordml/cid" xmlns:w16="http://schemas.microsoft.com/office/word/2018/wordml" xmlns:w16sdtdh="http://schemas.microsoft.com/office/word/2020/wordml/sdtdatahash" xmlns:w16se="http://schemas.microsoft.com/office/word/2015/wordml/symex" xmlns:wpg="http://schemas.microsoft.com/office/word/2010/wordprocessingGroup" xmlns:wpi="http://schemas.microsoft.com/office/word/2010/wordprocessingInk" xmlns:wne="http://schemas.microsoft.com/office/word/2006/wordml" xmlns:wps="http://schemas.microsoft.com/office/word/2010/wordprocessingShape" mc:Ignorable="w14 w15 w16se w16cid w16 w16cex w16sdtdh wp14">
+<w:ftr xmlns:wpc="http://schemas.microsoft.com/office/word/2010/wordprocessingCanvas" xmlns:cx="http://schemas.microsoft.com/office/drawing/2014/chartex" xmlns:cx1="http://schemas.microsoft.com/office/drawing/2015/9/8/chartex" xmlns:cx2="http://schemas.microsoft.com/office/drawing/2015/10/21/chartex" xmlns:cx3="http://schemas.microsoft.com/office/drawing/2016/5/9/chartex" xmlns:cx4="http://schemas.microsoft.com/office/drawing/2016/5/10/chartex" xmlns:cx5="http://schemas.microsoft.com/office/drawing/2016/5/11/chartex" xmlns:cx6="http://schemas.microsoft.com/office/drawing/2016/5/12/chartex" xmlns:cx7="http://schemas.microsoft.com/office/drawing/2016/5/13/chartex" xmlns:cx8="http://schemas.microsoft.com/office/drawing/2016/5/14/chartex" xmlns:mc="http://schemas.openxmlformats.org/markup-compatibility/2006" xmlns:aink="http://schemas.microsoft.com/office/drawing/2016/ink" xmlns:am3d="http://schemas.microsoft.com/office/drawing/2017/model3d" xmlns:o="urn:schemas-microsoft-com:office:office" xmlns:oel="http://schemas.microsoft.com/office/2019/extlst" xmlns:r="http://schemas.openxmlformats.org/officeDocument/2006/relationships" xmlns:m="http://schemas.openxmlformats.org/officeDocument/2006/math" xmlns:v="urn:schemas-microsoft-com:vml" xmlns:wp14="http://schemas.microsoft.com/office/word/2010/wordprocessingDrawing" xmlns:wp="http://schemas.openxmlformats.org/drawingml/2006/wordprocessingDrawing" xmlns:w10="urn:schemas-microsoft-com:office:word" xmlns:w="http://schemas.openxmlformats.org/wordprocessingml/2006/main" xmlns:w14="http://schemas.microsoft.com/office/word/2010/wordml" xmlns:w15="http://schemas.microsoft.com/office/word/2012/wordml" xmlns:w16cex="http://schemas.microsoft.com/office/word/2018/wordml/cex" xmlns:w16cid="http://schemas.microsoft.com/office/word/2016/wordml/cid" xmlns:w16="http://schemas.microsoft.com/office/word/2018/wordml" xmlns:w16du="http://schemas.microsoft.com/office/word/2023/wordml/word16du" xmlns:w16sdtdh="http://schemas.microsoft.com/office/word/2020/wordml/sdtdatahash" xmlns:w16sdtfl="http://schemas.microsoft.com/office/word/2024/wordml/sdtformatlock" xmlns:w16se="http://schemas.microsoft.com/office/word/2015/wordml/symex" xmlns:wpg="http://schemas.microsoft.com/office/word/2010/wordprocessingGroup" xmlns:wpi="http://schemas.microsoft.com/office/word/2010/wordprocessingInk" xmlns:wne="http://schemas.microsoft.com/office/word/2006/wordml" xmlns:wps="http://schemas.microsoft.com/office/word/2010/wordprocessingShape" mc:Ignorable="w14 w15 w16se w16cid w16 w16cex w16sdtdh w16sdtfl w16du wp14">
   <w:p>
     <w:pPr>
       <w:pStyle w:val="Footer"/>
@@ -215,7 +224,7 @@
 </file>
 
 <file path=word/footer3.xml><?xml version="1.0" encoding="utf-8"?>
-<w:ftr xmlns:wpc="http://schemas.microsoft.com/office/word/2010/wordprocessingCanvas" xmlns:cx="http://schemas.microsoft.com/office/drawing/2014/chartex" xmlns:cx1="http://schemas.microsoft.com/office/drawing/2015/9/8/chartex" xmlns:cx2="http://schemas.microsoft.com/office/drawing/2015/10/21/chartex" xmlns:cx3="http://schemas.microsoft.com/office/drawing/2016/5/9/chartex" xmlns:cx4="http://schemas.microsoft.com/office/drawing/2016/5/10/chartex" xmlns:cx5="http://schemas.microsoft.com/office/drawing/2016/5/11/chartex" xmlns:cx6="http://schemas.microsoft.com/office/drawing/2016/5/12/chartex" xmlns:cx7="http://schemas.microsoft.com/office/drawing/2016/5/13/chartex" xmlns:cx8="http://schemas.microsoft.com/office/drawing/2016/5/14/chartex" xmlns:mc="http://schemas.openxmlformats.org/markup-compatibility/2006" xmlns:aink="http://schemas.microsoft.com/office/drawing/2016/ink" xmlns:am3d="http://schemas.microsoft.com/office/drawing/2017/model3d" xmlns:o="urn:schemas-microsoft-com:office:office" xmlns:oel="http://schemas.microsoft.com/office/2019/extlst" xmlns:r="http://schemas.openxmlformats.org/officeDocument/2006/relationships" xmlns:m="http://schemas.openxmlformats.org/officeDocument/2006/math" xmlns:v="urn:schemas-microsoft-com:vml" xmlns:wp14="http://schemas.microsoft.com/office/word/2010/wordprocessingDrawing" xmlns:wp="http://schemas.openxmlformats.org/drawingml/2006/wordprocessingDrawing" xmlns:w10="urn:schemas-microsoft-com:office:word" xmlns:w="http://schemas.openxmlformats.org/wordprocessingml/2006/main" xmlns:w14="http://schemas.microsoft.com/office/word/2010/wordml" xmlns:w15="http://schemas.microsoft.com/office/word/2012/wordml" xmlns:w16cex="http://schemas.microsoft.com/office/word/2018/wordml/cex" xmlns:w16cid="http://schemas.microsoft.com/office/word/2016/wordml/cid" xmlns:w16="http://schemas.microsoft.com/office/word/2018/wordml" xmlns:w16sdtdh="http://schemas.microsoft.com/office/word/2020/wordml/sdtdatahash" xmlns:w16se="http://schemas.microsoft.com/office/word/2015/wordml/symex" xmlns:wpg="http://schemas.microsoft.com/office/word/2010/wordprocessingGroup" xmlns:wpi="http://schemas.microsoft.com/office/word/2010/wordprocessingInk" xmlns:wne="http://schemas.microsoft.com/office/word/2006/wordml" xmlns:wps="http://schemas.microsoft.com/office/word/2010/wordprocessingShape" mc:Ignorable="w14 w15 w16se w16cid w16 w16cex w16sdtdh wp14">
+<w:ftr xmlns:wpc="http://schemas.microsoft.com/office/word/2010/wordprocessingCanvas" xmlns:cx="http://schemas.microsoft.com/office/drawing/2014/chartex" xmlns:cx1="http://schemas.microsoft.com/office/drawing/2015/9/8/chartex" xmlns:cx2="http://schemas.microsoft.com/office/drawing/2015/10/21/chartex" xmlns:cx3="http://schemas.microsoft.com/office/drawing/2016/5/9/chartex" xmlns:cx4="http://schemas.microsoft.com/office/drawing/2016/5/10/chartex" xmlns:cx5="http://schemas.microsoft.com/office/drawing/2016/5/11/chartex" xmlns:cx6="http://schemas.microsoft.com/office/drawing/2016/5/12/chartex" xmlns:cx7="http://schemas.microsoft.com/office/drawing/2016/5/13/chartex" xmlns:cx8="http://schemas.microsoft.com/office/drawing/2016/5/14/chartex" xmlns:mc="http://schemas.openxmlformats.org/markup-compatibility/2006" xmlns:aink="http://schemas.microsoft.com/office/drawing/2016/ink" xmlns:am3d="http://schemas.microsoft.com/office/drawing/2017/model3d" xmlns:o="urn:schemas-microsoft-com:office:office" xmlns:oel="http://schemas.microsoft.com/office/2019/extlst" xmlns:r="http://schemas.openxmlformats.org/officeDocument/2006/relationships" xmlns:m="http://schemas.openxmlformats.org/officeDocument/2006/math" xmlns:v="urn:schemas-microsoft-com:vml" xmlns:wp14="http://schemas.microsoft.com/office/word/2010/wordprocessingDrawing" xmlns:wp="http://schemas.openxmlformats.org/drawingml/2006/wordprocessingDrawing" xmlns:w10="urn:schemas-microsoft-com:office:word" xmlns:w="http://schemas.openxmlformats.org/wordprocessingml/2006/main" xmlns:w14="http://schemas.microsoft.com/office/word/2010/wordml" xmlns:w15="http://schemas.microsoft.com/office/word/2012/wordml" xmlns:w16cex="http://schemas.microsoft.com/office/word/2018/wordml/cex" xmlns:w16cid="http://schemas.microsoft.com/office/word/2016/wordml/cid" xmlns:w16="http://schemas.microsoft.com/office/word/2018/wordml" xmlns:w16du="http://schemas.microsoft.com/office/word/2023/wordml/word16du" xmlns:w16sdtdh="http://schemas.microsoft.com/office/word/2020/wordml/sdtdatahash" xmlns:w16sdtfl="http://schemas.microsoft.com/office/word/2024/wordml/sdtformatlock" xmlns:w16se="http://schemas.microsoft.com/office/word/2015/wordml/symex" xmlns:wpg="http://schemas.microsoft.com/office/word/2010/wordprocessingGroup" xmlns:wpi="http://schemas.microsoft.com/office/word/2010/wordprocessingInk" xmlns:wne="http://schemas.microsoft.com/office/word/2006/wordml" xmlns:wps="http://schemas.microsoft.com/office/word/2010/wordprocessingShape" mc:Ignorable="w14 w15 w16se w16cid w16 w16cex w16sdtdh w16sdtfl w16du wp14">
   <w:p>
     <w:pPr>
       <w:pStyle w:val="Footer"/>
@@ -225,7 +234,7 @@
 </file>
 
 <file path=word/footnotes.xml><?xml version="1.0" encoding="utf-8"?>
-<w:footnotes xmlns:wpc="http://schemas.microsoft.com/office/word/2010/wordprocessingCanvas" xmlns:cx="http://schemas.microsoft.com/office/drawing/2014/chartex" xmlns:cx1="http://schemas.microsoft.com/office/drawing/2015/9/8/chartex" xmlns:cx2="http://schemas.microsoft.com/office/drawing/2015/10/21/chartex" xmlns:cx3="http://schemas.microsoft.com/office/drawing/2016/5/9/chartex" xmlns:cx4="http://schemas.microsoft.com/office/drawing/2016/5/10/chartex" xmlns:cx5="http://schemas.microsoft.com/office/drawing/2016/5/11/chartex" xmlns:cx6="http://schemas.microsoft.com/office/drawing/2016/5/12/chartex" xmlns:cx7="http://schemas.microsoft.com/office/drawing/2016/5/13/chartex" xmlns:cx8="http://schemas.microsoft.com/office/drawing/2016/5/14/chartex" xmlns:mc="http://schemas.openxmlformats.org/markup-compatibility/2006" xmlns:aink="http://schemas.microsoft.com/office/drawing/2016/ink" xmlns:am3d="http://schemas.microsoft.com/office/drawing/2017/model3d" xmlns:o="urn:schemas-microsoft-com:office:office" xmlns:oel="http://schemas.microsoft.com/office/2019/extlst" xmlns:r="http://schemas.openxmlformats.org/officeDocument/2006/relationships" xmlns:m="http://schemas.openxmlformats.org/officeDocument/2006/math" xmlns:v="urn:schemas-microsoft-com:vml" xmlns:wp14="http://schemas.microsoft.com/office/word/2010/wordprocessingDrawing" xmlns:wp="http://schemas.openxmlformats.org/drawingml/2006/wordprocessingDrawing" xmlns:w10="urn:schemas-microsoft-com:office:word" xmlns:w="http://schemas.openxmlformats.org/wordprocessingml/2006/main" xmlns:w14="http://schemas.microsoft.com/office/word/2010/wordml" xmlns:w15="http://schemas.microsoft.com/office/word/2012/wordml" xmlns:w16cex="http://schemas.microsoft.com/office/word/2018/wordml/cex" xmlns:w16cid="http://schemas.microsoft.com/office/word/2016/wordml/cid" xmlns:w16="http://schemas.microsoft.com/office/word/2018/wordml" xmlns:w16sdtdh="http://schemas.microsoft.com/office/word/2020/wordml/sdtdatahash" xmlns:w16se="http://schemas.microsoft.com/office/word/2015/wordml/symex" xmlns:wpg="http://schemas.microsoft.com/office/word/2010/wordprocessingGroup" xmlns:wpi="http://schemas.microsoft.com/office/word/2010/wordprocessingInk" xmlns:wne="http://schemas.microsoft.com/office/word/2006/wordml" xmlns:wps="http://schemas.microsoft.com/office/word/2010/wordprocessingShape" mc:Ignorable="w14 w15 w16se w16cid w16 w16cex w16sdtdh wp14">
+<w:footnotes xmlns:wpc="http://schemas.microsoft.com/office/word/2010/wordprocessingCanvas" xmlns:cx="http://schemas.microsoft.com/office/drawing/2014/chartex" xmlns:cx1="http://schemas.microsoft.com/office/drawing/2015/9/8/chartex" xmlns:cx2="http://schemas.microsoft.com/office/drawing/2015/10/21/chartex" xmlns:cx3="http://schemas.microsoft.com/office/drawing/2016/5/9/chartex" xmlns:cx4="http://schemas.microsoft.com/office/drawing/2016/5/10/chartex" xmlns:cx5="http://schemas.microsoft.com/office/drawing/2016/5/11/chartex" xmlns:cx6="http://schemas.microsoft.com/office/drawing/2016/5/12/chartex" xmlns:cx7="http://schemas.microsoft.com/office/drawing/2016/5/13/chartex" xmlns:cx8="http://schemas.microsoft.com/office/drawing/2016/5/14/chartex" xmlns:mc="http://schemas.openxmlformats.org/markup-compatibility/2006" xmlns:aink="http://schemas.microsoft.com/office/drawing/2016/ink" xmlns:am3d="http://schemas.microsoft.com/office/drawing/2017/model3d" xmlns:o="urn:schemas-microsoft-com:office:office" xmlns:oel="http://schemas.microsoft.com/office/2019/extlst" xmlns:r="http://schemas.openxmlformats.org/officeDocument/2006/relationships" xmlns:m="http://schemas.openxmlformats.org/officeDocument/2006/math" xmlns:v="urn:schemas-microsoft-com:vml" xmlns:wp14="http://schemas.microsoft.com/office/word/2010/wordprocessingDrawing" xmlns:wp="http://schemas.openxmlformats.org/drawingml/2006/wordprocessingDrawing" xmlns:w10="urn:schemas-microsoft-com:office:word" xmlns:w="http://schemas.openxmlformats.org/wordprocessingml/2006/main" xmlns:w14="http://schemas.microsoft.com/office/word/2010/wordml" xmlns:w15="http://schemas.microsoft.com/office/word/2012/wordml" xmlns:w16cex="http://schemas.microsoft.com/office/word/2018/wordml/cex" xmlns:w16cid="http://schemas.microsoft.com/office/word/2016/wordml/cid" xmlns:w16="http://schemas.microsoft.com/office/word/2018/wordml" xmlns:w16du="http://schemas.microsoft.com/office/word/2023/wordml/word16du" xmlns:w16sdtdh="http://schemas.microsoft.com/office/word/2020/wordml/sdtdatahash" xmlns:w16sdtfl="http://schemas.microsoft.com/office/word/2024/wordml/sdtformatlock" xmlns:w16se="http://schemas.microsoft.com/office/word/2015/wordml/symex" xmlns:wpg="http://schemas.microsoft.com/office/word/2010/wordprocessingGroup" xmlns:wpi="http://schemas.microsoft.com/office/word/2010/wordprocessingInk" xmlns:wne="http://schemas.microsoft.com/office/word/2006/wordml" xmlns:wps="http://schemas.microsoft.com/office/word/2010/wordprocessingShape" mc:Ignorable="w14 w15 w16se w16cid w16 w16cex w16sdtdh w16sdtfl w16du wp14">
   <w:footnote w:type="separator" w:id="-1">
     <w:p>
       <w:pPr>
@@ -250,7 +259,7 @@
 </file>
 
 <file path=word/header1.xml><?xml version="1.0" encoding="utf-8"?>
-<w:hdr xmlns:wpc="http://schemas.microsoft.com/office/word/2010/wordprocessingCanvas" xmlns:cx="http://schemas.microsoft.com/office/drawing/2014/chartex" xmlns:cx1="http://schemas.microsoft.com/office/drawing/2015/9/8/chartex" xmlns:cx2="http://schemas.microsoft.com/office/drawing/2015/10/21/chartex" xmlns:cx3="http://schemas.microsoft.com/office/drawing/2016/5/9/chartex" xmlns:cx4="http://schemas.microsoft.com/office/drawing/2016/5/10/chartex" xmlns:cx5="http://schemas.microsoft.com/office/drawing/2016/5/11/chartex" xmlns:cx6="http://schemas.microsoft.com/office/drawing/2016/5/12/chartex" xmlns:cx7="http://schemas.microsoft.com/office/drawing/2016/5/13/chartex" xmlns:cx8="http://schemas.microsoft.com/office/drawing/2016/5/14/chartex" xmlns:mc="http://schemas.openxmlformats.org/markup-compatibility/2006" xmlns:aink="http://schemas.microsoft.com/office/drawing/2016/ink" xmlns:am3d="http://schemas.microsoft.com/office/drawing/2017/model3d" xmlns:o="urn:schemas-microsoft-com:office:office" xmlns:oel="http://schemas.microsoft.com/office/2019/extlst" xmlns:r="http://schemas.openxmlformats.org/officeDocument/2006/relationships" xmlns:m="http://schemas.openxmlformats.org/officeDocument/2006/math" xmlns:v="urn:schemas-microsoft-com:vml" xmlns:wp14="http://schemas.microsoft.com/office/word/2010/wordprocessingDrawing" xmlns:wp="http://schemas.openxmlformats.org/drawingml/2006/wordprocessingDrawing" xmlns:w10="urn:schemas-microsoft-com:office:word" xmlns:w="http://schemas.openxmlformats.org/wordprocessingml/2006/main" xmlns:w14="http://schemas.microsoft.com/office/word/2010/wordml" xmlns:w15="http://schemas.microsoft.com/office/word/2012/wordml" xmlns:w16cex="http://schemas.microsoft.com/office/word/2018/wordml/cex" xmlns:w16cid="http://schemas.microsoft.com/office/word/2016/wordml/cid" xmlns:w16="http://schemas.microsoft.com/office/word/2018/wordml" xmlns:w16sdtdh="http://schemas.microsoft.com/office/word/2020/wordml/sdtdatahash" xmlns:w16se="http://schemas.microsoft.com/office/word/2015/wordml/symex" xmlns:wpg="http://schemas.microsoft.com/office/word/2010/wordprocessingGroup" xmlns:wpi="http://schemas.microsoft.com/office/word/2010/wordprocessingInk" xmlns:wne="http://schemas.microsoft.com/office/word/2006/wordml" xmlns:wps="http://schemas.microsoft.com/office/word/2010/wordprocessingShape" mc:Ignorable="w14 w15 w16se w16cid w16 w16cex w16sdtdh wp14">
+<w:hdr xmlns:wpc="http://schemas.microsoft.com/office/word/2010/wordprocessingCanvas" xmlns:cx="http://schemas.microsoft.com/office/drawing/2014/chartex" xmlns:cx1="http://schemas.microsoft.com/office/drawing/2015/9/8/chartex" xmlns:cx2="http://schemas.microsoft.com/office/drawing/2015/10/21/chartex" xmlns:cx3="http://schemas.microsoft.com/office/drawing/2016/5/9/chartex" xmlns:cx4="http://schemas.microsoft.com/office/drawing/2016/5/10/chartex" xmlns:cx5="http://schemas.microsoft.com/office/drawing/2016/5/11/chartex" xmlns:cx6="http://schemas.microsoft.com/office/drawing/2016/5/12/chartex" xmlns:cx7="http://schemas.microsoft.com/office/drawing/2016/5/13/chartex" xmlns:cx8="http://schemas.microsoft.com/office/drawing/2016/5/14/chartex" xmlns:mc="http://schemas.openxmlformats.org/markup-compatibility/2006" xmlns:aink="http://schemas.microsoft.com/office/drawing/2016/ink" xmlns:am3d="http://schemas.microsoft.com/office/drawing/2017/model3d" xmlns:o="urn:schemas-microsoft-com:office:office" xmlns:oel="http://schemas.microsoft.com/office/2019/extlst" xmlns:r="http://schemas.openxmlformats.org/officeDocument/2006/relationships" xmlns:m="http://schemas.openxmlformats.org/officeDocument/2006/math" xmlns:v="urn:schemas-microsoft-com:vml" xmlns:wp14="http://schemas.microsoft.com/office/word/2010/wordprocessingDrawing" xmlns:wp="http://schemas.openxmlformats.org/drawingml/2006/wordprocessingDrawing" xmlns:w10="urn:schemas-microsoft-com:office:word" xmlns:w="http://schemas.openxmlformats.org/wordprocessingml/2006/main" xmlns:w14="http://schemas.microsoft.com/office/word/2010/wordml" xmlns:w15="http://schemas.microsoft.com/office/word/2012/wordml" xmlns:w16cex="http://schemas.microsoft.com/office/word/2018/wordml/cex" xmlns:w16cid="http://schemas.microsoft.com/office/word/2016/wordml/cid" xmlns:w16="http://schemas.microsoft.com/office/word/2018/wordml" xmlns:w16du="http://schemas.microsoft.com/office/word/2023/wordml/word16du" xmlns:w16sdtdh="http://schemas.microsoft.com/office/word/2020/wordml/sdtdatahash" xmlns:w16sdtfl="http://schemas.microsoft.com/office/word/2024/wordml/sdtformatlock" xmlns:w16se="http://schemas.microsoft.com/office/word/2015/wordml/symex" xmlns:wpg="http://schemas.microsoft.com/office/word/2010/wordprocessingGroup" xmlns:wpi="http://schemas.microsoft.com/office/word/2010/wordprocessingInk" xmlns:wne="http://schemas.microsoft.com/office/word/2006/wordml" xmlns:wps="http://schemas.microsoft.com/office/word/2010/wordprocessingShape" mc:Ignorable="w14 w15 w16se w16cid w16 w16cex w16sdtdh w16sdtfl w16du wp14">
   <w:p>
     <w:pPr>
       <w:pStyle w:val="Header"/>
@@ -260,7 +269,7 @@
 </file>
 
 <file path=word/header2.xml><?xml version="1.0" encoding="utf-8"?>
-<w:hdr xmlns:wpc="http://schemas.microsoft.com/office/word/2010/wordprocessingCanvas" xmlns:cx="http://schemas.microsoft.com/office/drawing/2014/chartex" xmlns:cx1="http://schemas.microsoft.com/office/drawing/2015/9/8/chartex" xmlns:cx2="http://schemas.microsoft.com/office/drawing/2015/10/21/chartex" xmlns:cx3="http://schemas.microsoft.com/office/drawing/2016/5/9/chartex" xmlns:cx4="http://schemas.microsoft.com/office/drawing/2016/5/10/chartex" xmlns:cx5="http://schemas.microsoft.com/office/drawing/2016/5/11/chartex" xmlns:cx6="http://schemas.microsoft.com/office/drawing/2016/5/12/chartex" xmlns:cx7="http://schemas.microsoft.com/office/drawing/2016/5/13/chartex" xmlns:cx8="http://schemas.microsoft.com/office/drawing/2016/5/14/chartex" xmlns:mc="http://schemas.openxmlformats.org/markup-compatibility/2006" xmlns:aink="http://schemas.microsoft.com/office/drawing/2016/ink" xmlns:am3d="http://schemas.microsoft.com/office/drawing/2017/model3d" xmlns:o="urn:schemas-microsoft-com:office:office" xmlns:oel="http://schemas.microsoft.com/office/2019/extlst" xmlns:r="http://schemas.openxmlformats.org/officeDocument/2006/relationships" xmlns:m="http://schemas.openxmlformats.org/officeDocument/2006/math" xmlns:v="urn:schemas-microsoft-com:vml" xmlns:wp14="http://schemas.microsoft.com/office/word/2010/wordprocessingDrawing" xmlns:wp="http://schemas.openxmlformats.org/drawingml/2006/wordprocessingDrawing" xmlns:w10="urn:schemas-microsoft-com:office:word" xmlns:w="http://schemas.openxmlformats.org/wordprocessingml/2006/main" xmlns:w14="http://schemas.microsoft.com/office/word/2010/wordml" xmlns:w15="http://schemas.microsoft.com/office/word/2012/wordml" xmlns:w16cex="http://schemas.microsoft.com/office/word/2018/wordml/cex" xmlns:w16cid="http://schemas.microsoft.com/office/word/2016/wordml/cid" xmlns:w16="http://schemas.microsoft.com/office/word/2018/wordml" xmlns:w16sdtdh="http://schemas.microsoft.com/office/word/2020/wordml/sdtdatahash" xmlns:w16se="http://schemas.microsoft.com/office/word/2015/wordml/symex" xmlns:wpg="http://schemas.microsoft.com/office/word/2010/wordprocessingGroup" xmlns:wpi="http://schemas.microsoft.com/office/word/2010/wordprocessingInk" xmlns:wne="http://schemas.microsoft.com/office/word/2006/wordml" xmlns:wps="http://schemas.microsoft.com/office/word/2010/wordprocessingShape" mc:Ignorable="w14 w15 w16se w16cid w16 w16cex w16sdtdh wp14">
+<w:hdr xmlns:wpc="http://schemas.microsoft.com/office/word/2010/wordprocessingCanvas" xmlns:cx="http://schemas.microsoft.com/office/drawing/2014/chartex" xmlns:cx1="http://schemas.microsoft.com/office/drawing/2015/9/8/chartex" xmlns:cx2="http://schemas.microsoft.com/office/drawing/2015/10/21/chartex" xmlns:cx3="http://schemas.microsoft.com/office/drawing/2016/5/9/chartex" xmlns:cx4="http://schemas.microsoft.com/office/drawing/2016/5/10/chartex" xmlns:cx5="http://schemas.microsoft.com/office/drawing/2016/5/11/chartex" xmlns:cx6="http://schemas.microsoft.com/office/drawing/2016/5/12/chartex" xmlns:cx7="http://schemas.microsoft.com/office/drawing/2016/5/13/chartex" xmlns:cx8="http://schemas.microsoft.com/office/drawing/2016/5/14/chartex" xmlns:mc="http://schemas.openxmlformats.org/markup-compatibility/2006" xmlns:aink="http://schemas.microsoft.com/office/drawing/2016/ink" xmlns:am3d="http://schemas.microsoft.com/office/drawing/2017/model3d" xmlns:o="urn:schemas-microsoft-com:office:office" xmlns:oel="http://schemas.microsoft.com/office/2019/extlst" xmlns:r="http://schemas.openxmlformats.org/officeDocument/2006/relationships" xmlns:m="http://schemas.openxmlformats.org/officeDocument/2006/math" xmlns:v="urn:schemas-microsoft-com:vml" xmlns:wp14="http://schemas.microsoft.com/office/word/2010/wordprocessingDrawing" xmlns:wp="http://schemas.openxmlformats.org/drawingml/2006/wordprocessingDrawing" xmlns:w10="urn:schemas-microsoft-com:office:word" xmlns:w="http://schemas.openxmlformats.org/wordprocessingml/2006/main" xmlns:w14="http://schemas.microsoft.com/office/word/2010/wordml" xmlns:w15="http://schemas.microsoft.com/office/word/2012/wordml" xmlns:w16cex="http://schemas.microsoft.com/office/word/2018/wordml/cex" xmlns:w16cid="http://schemas.microsoft.com/office/word/2016/wordml/cid" xmlns:w16="http://schemas.microsoft.com/office/word/2018/wordml" xmlns:w16du="http://schemas.microsoft.com/office/word/2023/wordml/word16du" xmlns:w16sdtdh="http://schemas.microsoft.com/office/word/2020/wordml/sdtdatahash" xmlns:w16sdtfl="http://schemas.microsoft.com/office/word/2024/wordml/sdtformatlock" xmlns:w16se="http://schemas.microsoft.com/office/word/2015/wordml/symex" xmlns:wpg="http://schemas.microsoft.com/office/word/2010/wordprocessingGroup" xmlns:wpi="http://schemas.microsoft.com/office/word/2010/wordprocessingInk" xmlns:wne="http://schemas.microsoft.com/office/word/2006/wordml" xmlns:wps="http://schemas.microsoft.com/office/word/2010/wordprocessingShape" mc:Ignorable="w14 w15 w16se w16cid w16 w16cex w16sdtdh w16sdtfl w16du wp14">
   <w:p>
     <w:pPr>
       <w:pStyle w:val="Header"/>
@@ -271,7 +280,7 @@
 </file>
 
 <file path=word/header3.xml><?xml version="1.0" encoding="utf-8"?>
-<w:hdr xmlns:wpc="http://schemas.microsoft.com/office/word/2010/wordprocessingCanvas" xmlns:cx="http://schemas.microsoft.com/office/drawing/2014/chartex" xmlns:cx1="http://schemas.microsoft.com/office/drawing/2015/9/8/chartex" xmlns:cx2="http://schemas.microsoft.com/office/drawing/2015/10/21/chartex" xmlns:cx3="http://schemas.microsoft.com/office/drawing/2016/5/9/chartex" xmlns:cx4="http://schemas.microsoft.com/office/drawing/2016/5/10/chartex" xmlns:cx5="http://schemas.microsoft.com/office/drawing/2016/5/11/chartex" xmlns:cx6="http://schemas.microsoft.com/office/drawing/2016/5/12/chartex" xmlns:cx7="http://schemas.microsoft.com/office/drawing/2016/5/13/chartex" xmlns:cx8="http://schemas.microsoft.com/office/drawing/2016/5/14/chartex" xmlns:mc="http://schemas.openxmlformats.org/markup-compatibility/2006" xmlns:aink="http://schemas.microsoft.com/office/drawing/2016/ink" xmlns:am3d="http://schemas.microsoft.com/office/drawing/2017/model3d" xmlns:o="urn:schemas-microsoft-com:office:office" xmlns:oel="http://schemas.microsoft.com/office/2019/extlst" xmlns:r="http://schemas.openxmlformats.org/officeDocument/2006/relationships" xmlns:m="http://schemas.openxmlformats.org/officeDocument/2006/math" xmlns:v="urn:schemas-microsoft-com:vml" xmlns:wp14="http://schemas.microsoft.com/office/word/2010/wordprocessingDrawing" xmlns:wp="http://schemas.openxmlformats.org/drawingml/2006/wordprocessingDrawing" xmlns:w10="urn:schemas-microsoft-com:office:word" xmlns:w="http://schemas.openxmlformats.org/wordprocessingml/2006/main" xmlns:w14="http://schemas.microsoft.com/office/word/2010/wordml" xmlns:w15="http://schemas.microsoft.com/office/word/2012/wordml" xmlns:w16cex="http://schemas.microsoft.com/office/word/2018/wordml/cex" xmlns:w16cid="http://schemas.microsoft.com/office/word/2016/wordml/cid" xmlns:w16="http://schemas.microsoft.com/office/word/2018/wordml" xmlns:w16sdtdh="http://schemas.microsoft.com/office/word/2020/wordml/sdtdatahash" xmlns:w16se="http://schemas.microsoft.com/office/word/2015/wordml/symex" xmlns:wpg="http://schemas.microsoft.com/office/word/2010/wordprocessingGroup" xmlns:wpi="http://schemas.microsoft.com/office/word/2010/wordprocessingInk" xmlns:wne="http://schemas.microsoft.com/office/word/2006/wordml" xmlns:wps="http://schemas.microsoft.com/office/word/2010/wordprocessingShape" mc:Ignorable="w14 w15 w16se w16cid w16 w16cex w16sdtdh wp14">
+<w:hdr xmlns:wpc="http://schemas.microsoft.com/office/word/2010/wordprocessingCanvas" xmlns:cx="http://schemas.microsoft.com/office/drawing/2014/chartex" xmlns:cx1="http://schemas.microsoft.com/office/drawing/2015/9/8/chartex" xmlns:cx2="http://schemas.microsoft.com/office/drawing/2015/10/21/chartex" xmlns:cx3="http://schemas.microsoft.com/office/drawing/2016/5/9/chartex" xmlns:cx4="http://schemas.microsoft.com/office/drawing/2016/5/10/chartex" xmlns:cx5="http://schemas.microsoft.com/office/drawing/2016/5/11/chartex" xmlns:cx6="http://schemas.microsoft.com/office/drawing/2016/5/12/chartex" xmlns:cx7="http://schemas.microsoft.com/office/drawing/2016/5/13/chartex" xmlns:cx8="http://schemas.microsoft.com/office/drawing/2016/5/14/chartex" xmlns:mc="http://schemas.openxmlformats.org/markup-compatibility/2006" xmlns:aink="http://schemas.microsoft.com/office/drawing/2016/ink" xmlns:am3d="http://schemas.microsoft.com/office/drawing/2017/model3d" xmlns:o="urn:schemas-microsoft-com:office:office" xmlns:oel="http://schemas.microsoft.com/office/2019/extlst" xmlns:r="http://schemas.openxmlformats.org/officeDocument/2006/relationships" xmlns:m="http://schemas.openxmlformats.org/officeDocument/2006/math" xmlns:v="urn:schemas-microsoft-com:vml" xmlns:wp14="http://schemas.microsoft.com/office/word/2010/wordprocessingDrawing" xmlns:wp="http://schemas.openxmlformats.org/drawingml/2006/wordprocessingDrawing" xmlns:w10="urn:schemas-microsoft-com:office:word" xmlns:w="http://schemas.openxmlformats.org/wordprocessingml/2006/main" xmlns:w14="http://schemas.microsoft.com/office/word/2010/wordml" xmlns:w15="http://schemas.microsoft.com/office/word/2012/wordml" xmlns:w16cex="http://schemas.microsoft.com/office/word/2018/wordml/cex" xmlns:w16cid="http://schemas.microsoft.com/office/word/2016/wordml/cid" xmlns:w16="http://schemas.microsoft.com/office/word/2018/wordml" xmlns:w16du="http://schemas.microsoft.com/office/word/2023/wordml/word16du" xmlns:w16sdtdh="http://schemas.microsoft.com/office/word/2020/wordml/sdtdatahash" xmlns:w16sdtfl="http://schemas.microsoft.com/office/word/2024/wordml/sdtformatlock" xmlns:w16se="http://schemas.microsoft.com/office/word/2015/wordml/symex" xmlns:wpg="http://schemas.microsoft.com/office/word/2010/wordprocessingGroup" xmlns:wpi="http://schemas.microsoft.com/office/word/2010/wordprocessingInk" xmlns:wne="http://schemas.microsoft.com/office/word/2006/wordml" xmlns:wps="http://schemas.microsoft.com/office/word/2010/wordprocessingShape" mc:Ignorable="w14 w15 w16se w16cid w16 w16cex w16sdtdh w16sdtfl w16du wp14">
   <w:p>
     <w:pPr>
       <w:pStyle w:val="Header"/>
@@ -280,7 +289,7 @@
     <w:r>
       <w:tab/>
       <w:tab/>
-      <w:t>2026-06-17</w:t>
+      <w:t>2026-06-18</w:t>
       <w:br/>
       <w:br/>
     </w:r>
@@ -293,7 +302,7 @@
 </file>
 
 <file path=word/numbering.xml><?xml version="1.0" encoding="utf-8"?>
-<w:numbering xmlns:wpc="http://schemas.microsoft.com/office/word/2010/wordprocessingCanvas" xmlns:cx="http://schemas.microsoft.com/office/drawing/2014/chartex" xmlns:cx1="http://schemas.microsoft.com/office/drawing/2015/9/8/chartex" xmlns:cx2="http://schemas.microsoft.com/office/drawing/2015/10/21/chartex" xmlns:cx3="http://schemas.microsoft.com/office/drawing/2016/5/9/chartex" xmlns:cx4="http://schemas.microsoft.com/office/drawing/2016/5/10/chartex" xmlns:cx5="http://schemas.microsoft.com/office/drawing/2016/5/11/chartex" xmlns:cx6="http://schemas.microsoft.com/office/drawing/2016/5/12/chartex" xmlns:cx7="http://schemas.microsoft.com/office/drawing/2016/5/13/chartex" xmlns:cx8="http://schemas.microsoft.com/office/drawing/2016/5/14/chartex" xmlns:mc="http://schemas.openxmlformats.org/markup-compatibility/2006" xmlns:aink="http://schemas.microsoft.com/office/drawing/2016/ink" xmlns:am3d="http://schemas.microsoft.com/office/drawing/2017/model3d" xmlns:o="urn:schemas-microsoft-com:office:office" xmlns:oel="http://schemas.microsoft.com/office/2019/extlst" xmlns:r="http://schemas.openxmlformats.org/officeDocument/2006/relationships" xmlns:m="http://schemas.openxmlformats.org/officeDocument/2006/math" xmlns:v="urn:schemas-microsoft-com:vml" xmlns:wp14="http://schemas.microsoft.com/office/word/2010/wordprocessingDrawing" xmlns:wp="http://schemas.openxmlformats.org/drawingml/2006/wordprocessingDrawing" xmlns:w10="urn:schemas-microsoft-com:office:word" xmlns:w="http://schemas.openxmlformats.org/wordprocessingml/2006/main" xmlns:w14="http://schemas.microsoft.com/office/word/2010/wordml" xmlns:w15="http://schemas.microsoft.com/office/word/2012/wordml" xmlns:w16cex="http://schemas.microsoft.com/office/word/2018/wordml/cex" xmlns:w16cid="http://schemas.microsoft.com/office/word/2016/wordml/cid" xmlns:w16="http://schemas.microsoft.com/office/word/2018/wordml" xmlns:w16sdtdh="http://schemas.microsoft.com/office/word/2020/wordml/sdtdatahash" xmlns:w16se="http://schemas.microsoft.com/office/word/2015/wordml/symex" xmlns:wpg="http://schemas.microsoft.com/office/word/2010/wordprocessingGroup" xmlns:wpi="http://schemas.microsoft.com/office/word/2010/wordprocessingInk" xmlns:wne="http://schemas.microsoft.com/office/word/2006/wordml" xmlns:wps="http://schemas.microsoft.com/office/word/2010/wordprocessingShape" mc:Ignorable="w14 w15 w16se w16cid w16 w16cex w16sdtdh wp14">
+<w:numbering xmlns:wpc="http://schemas.microsoft.com/office/word/2010/wordprocessingCanvas" xmlns:cx="http://schemas.microsoft.com/office/drawing/2014/chartex" xmlns:cx1="http://schemas.microsoft.com/office/drawing/2015/9/8/chartex" xmlns:cx2="http://schemas.microsoft.com/office/drawing/2015/10/21/chartex" xmlns:cx3="http://schemas.microsoft.com/office/drawing/2016/5/9/chartex" xmlns:cx4="http://schemas.microsoft.com/office/drawing/2016/5/10/chartex" xmlns:cx5="http://schemas.microsoft.com/office/drawing/2016/5/11/chartex" xmlns:cx6="http://schemas.microsoft.com/office/drawing/2016/5/12/chartex" xmlns:cx7="http://schemas.microsoft.com/office/drawing/2016/5/13/chartex" xmlns:cx8="http://schemas.microsoft.com/office/drawing/2016/5/14/chartex" xmlns:mc="http://schemas.openxmlformats.org/markup-compatibility/2006" xmlns:aink="http://schemas.microsoft.com/office/drawing/2016/ink" xmlns:am3d="http://schemas.microsoft.com/office/drawing/2017/model3d" xmlns:o="urn:schemas-microsoft-com:office:office" xmlns:oel="http://schemas.microsoft.com/office/2019/extlst" xmlns:r="http://schemas.openxmlformats.org/officeDocument/2006/relationships" xmlns:m="http://schemas.openxmlformats.org/officeDocument/2006/math" xmlns:v="urn:schemas-microsoft-com:vml" xmlns:wp14="http://schemas.microsoft.com/office/word/2010/wordprocessingDrawing" xmlns:wp="http://schemas.openxmlformats.org/drawingml/2006/wordprocessingDrawing" xmlns:w10="urn:schemas-microsoft-com:office:word" xmlns:w="http://schemas.openxmlformats.org/wordprocessingml/2006/main" xmlns:w14="http://schemas.microsoft.com/office/word/2010/wordml" xmlns:w15="http://schemas.microsoft.com/office/word/2012/wordml" xmlns:w16cex="http://schemas.microsoft.com/office/word/2018/wordml/cex" xmlns:w16cid="http://schemas.microsoft.com/office/word/2016/wordml/cid" xmlns:w16="http://schemas.microsoft.com/office/word/2018/wordml" xmlns:w16du="http://schemas.microsoft.com/office/word/2023/wordml/word16du" xmlns:w16sdtdh="http://schemas.microsoft.com/office/word/2020/wordml/sdtdatahash" xmlns:w16sdtfl="http://schemas.microsoft.com/office/word/2024/wordml/sdtformatlock" xmlns:w16se="http://schemas.microsoft.com/office/word/2015/wordml/symex" xmlns:wpg="http://schemas.microsoft.com/office/word/2010/wordprocessingGroup" xmlns:wpi="http://schemas.microsoft.com/office/word/2010/wordprocessingInk" xmlns:wne="http://schemas.microsoft.com/office/word/2006/wordml" xmlns:wps="http://schemas.microsoft.com/office/word/2010/wordprocessingShape" mc:Ignorable="w14 w15 w16se w16cid w16 w16cex w16sdtdh w16sdtfl w16du wp14">
   <w:abstractNum w:abstractNumId="0" w15:restartNumberingAfterBreak="0">
     <w:nsid w:val="FFFFFF7C"/>
     <w:multiLevelType w:val="singleLevel"/>
@@ -496,7 +505,7 @@
 </file>
 
 <file path=word/styles.xml><?xml version="1.0" encoding="utf-8"?>
-<w:styles xmlns:mc="http://schemas.openxmlformats.org/markup-compatibility/2006" xmlns:r="http://schemas.openxmlformats.org/officeDocument/2006/relationships" xmlns:w="http://schemas.openxmlformats.org/wordprocessingml/2006/main" xmlns:w14="http://schemas.microsoft.com/office/word/2010/wordml" xmlns:w15="http://schemas.microsoft.com/office/word/2012/wordml" xmlns:w16cex="http://schemas.microsoft.com/office/word/2018/wordml/cex" xmlns:w16cid="http://schemas.microsoft.com/office/word/2016/wordml/cid" xmlns:w16="http://schemas.microsoft.com/office/word/2018/wordml" xmlns:w16sdtdh="http://schemas.microsoft.com/office/word/2020/wordml/sdtdatahash" xmlns:w16se="http://schemas.microsoft.com/office/word/2015/wordml/symex" mc:Ignorable="w14 w15 w16se w16cid w16 w16cex w16sdtdh">
+<w:styles xmlns:mc="http://schemas.openxmlformats.org/markup-compatibility/2006" xmlns:r="http://schemas.openxmlformats.org/officeDocument/2006/relationships" xmlns:w="http://schemas.openxmlformats.org/wordprocessingml/2006/main" xmlns:w14="http://schemas.microsoft.com/office/word/2010/wordml" xmlns:w15="http://schemas.microsoft.com/office/word/2012/wordml" xmlns:w16cex="http://schemas.microsoft.com/office/word/2018/wordml/cex" xmlns:w16cid="http://schemas.microsoft.com/office/word/2016/wordml/cid" xmlns:w16="http://schemas.microsoft.com/office/word/2018/wordml" xmlns:w16du="http://schemas.microsoft.com/office/word/2023/wordml/word16du" xmlns:w16sdtdh="http://schemas.microsoft.com/office/word/2020/wordml/sdtdatahash" xmlns:w16sdtfl="http://schemas.microsoft.com/office/word/2024/wordml/sdtformatlock" xmlns:w16se="http://schemas.microsoft.com/office/word/2015/wordml/symex" mc:Ignorable="w14 w15 w16se w16cid w16 w16cex w16sdtdh w16sdtfl w16du">
   <w:docDefaults>
     <w:rPrDefault>
       <w:rPr>
@@ -1254,7 +1263,7 @@
     <w:link w:val="TitleChar"/>
     <w:uiPriority w:val="10"/>
     <w:qFormat/>
-    <w:rsid w:val="007106C8"/>
+    <w:rsid w:val="00E854FA"/>
     <w:pPr>
       <w:spacing w:after="300" w:line="240" w:lineRule="auto"/>
       <w:contextualSpacing/>
@@ -1264,7 +1273,7 @@
       <w:rFonts w:eastAsiaTheme="majorEastAsia" w:cstheme="majorBidi"/>
       <w:spacing w:val="5"/>
       <w:kern w:val="28"/>
-      <w:sz w:val="52"/>
+      <w:sz w:val="40"/>
       <w:szCs w:val="52"/>
       <w:lang w:val="sv-SE" w:eastAsia="en-US" w:bidi="ar-SA"/>
     </w:rPr>
@@ -1274,12 +1283,12 @@
     <w:basedOn w:val="DefaultParagraphFont"/>
     <w:link w:val="Title"/>
     <w:uiPriority w:val="10"/>
-    <w:rsid w:val="007106C8"/>
+    <w:rsid w:val="00E854FA"/>
     <w:rPr>
       <w:rFonts w:ascii="Times New Roman" w:eastAsiaTheme="majorEastAsia" w:hAnsi="Times New Roman" w:cstheme="majorBidi"/>
       <w:spacing w:val="5"/>
       <w:kern w:val="28"/>
-      <w:sz w:val="52"/>
+      <w:sz w:val="40"/>
       <w:szCs w:val="52"/>
       <w:lang w:val="sv-SE" w:eastAsia="en-US" w:bidi="ar-SA"/>
     </w:rPr>

--- a/tillsyn/A 26668-2026 tillsynsbegäran.docx
+++ b/tillsyn/A 26668-2026 tillsynsbegäran.docx
@@ -289,7 +289,7 @@
     <w:r>
       <w:tab/>
       <w:tab/>
-      <w:t>2026-06-18</w:t>
+      <w:t>2026-06-19</w:t>
       <w:br/>
       <w:br/>
     </w:r>

--- a/tillsyn/A 26668-2026 tillsynsbegäran.docx
+++ b/tillsyn/A 26668-2026 tillsynsbegäran.docx
@@ -289,7 +289,7 @@
     <w:r>
       <w:tab/>
       <w:tab/>
-      <w:t>2026-06-19</w:t>
+      <w:t>2026-06-20</w:t>
       <w:br/>
       <w:br/>
     </w:r>

--- a/tillsyn/A 26668-2026 tillsynsbegäran.docx
+++ b/tillsyn/A 26668-2026 tillsynsbegäran.docx
@@ -12,10 +12,7 @@
     </w:p>
     <w:p>
       <w:r>
-        <w:t>Detta dokument behandlar höga naturvärden i avverkningsanmälan A 26668-2026 i Jokkmokks kommun som inkom 2026-06-11 och omfattar 10,0 ha.</w:t>
-      </w:r>
-      <w:r>
-        <w:t xml:space="preserve"> I Figur 1 visas fyndplatser för naturvårdsarter i området, som finns registrerade på Artportalen.</w:t>
+        <w:t>Denna tillsynsbegäran behandlar höga naturvärden i avverkningsanmälan A 26668-2026 i Jokkmokks kommun som inkom 2026-06-11 och omfattar 10,0 ha.</w:t>
       </w:r>
     </w:p>
     <w:p>
@@ -63,7 +60,20 @@
         <w:spacing w:after="240"/>
       </w:pPr>
       <w:r>
-        <w:t>Figur 1. Fyndplatser för naturvårdsarter i avverkningsanmälan (röd linje). Inom parentes anges rödlistekategorier, S för signalarter, Tför typiska arter och fridlysningsparagrafer i artskyddsförordningen.Markörer utan svart kant är placerade på fyndplatsen. Markörer med svart kant är placerade vid sidan av fyndplatsen och har ett svart streck som visar fyndplatsens exakta position. Kartans mittpunktskoordinat är N 7334906, E 720483 i SWEREF 99 TM.</w:t>
+        <w:t>Figur 1. Fyndplatser för naturvårdsarter i avverkningsanmälan. Markörer utan svart kant är placerade på fyndplatsen. Markörer med svart kant är placerade vid sidan av fyndplatsen har ett svart streck som visar fyndplatsens exakta position. Kartans mittpunktskoordinat är N 7334906, E 720483 i SWEREF 99 TM.</w:t>
+      </w:r>
+    </w:p>
+    <w:p>
+      <w:r>
+        <w:t>I avverkningsanmälan finns fynd av 4 naturvårdsarter, varav 4 är rödlistade och 2 är typiska (T): smultronkantarell (VU), blå taggsvamp (NT, T), dropptaggsvamp (NT, T) och tallriska (NT). Se Figur 1.</w:t>
+      </w:r>
+    </w:p>
+    <w:p>
+      <w:pPr>
+        <w:pStyle w:val="Heading1"/>
+      </w:pPr>
+      <w:r>
+        <w:t>Tillsynsbegäran</w:t>
       </w:r>
     </w:p>
     <w:p>
@@ -77,26 +87,27 @@
       </w:r>
     </w:p>
     <w:p>
-      <w:r>
-        <w:t>Nedan beskrivs fynd av naturvårdsarter som gjorts i det avverkningsanmälda området.</w:t>
-      </w:r>
-    </w:p>
-    <w:p>
       <w:pPr>
         <w:pStyle w:val="Heading1"/>
       </w:pPr>
       <w:r>
-        <w:t>Naturvårdsarter</w:t>
+        <w:t>Naturvårdsarter och fridlysta arter</w:t>
       </w:r>
     </w:p>
     <w:p>
       <w:r>
-        <w:t>I avverkningsanmälan har följande 4 naturvårdsarter hittats: smultronkantarell (VU), blå taggsvamp (NT, T), dropptaggsvamp (NT, T) och tallriska (NT). Av dessa är 4 rödlistade. För rödlistade arter har rödlistekategorin angivits inom parentes. Typiska arter inom Natura 2000 som är kopplade till skogsekosystem har markerats med (T).</w:t>
+        <w:t>Nedan följer beskrivningar av de naturvårdsarter och fridlysta arter som har sina livsmiljöer och växtplatser i den avverkningsanmälda skogen. De påträffade naturvårdsarterna är ett tydligt kvitto på att det rör sig om en skog med höga naturvärden.</w:t>
       </w:r>
     </w:p>
     <w:p>
       <w:r>
-        <w:t>De påträffade naturvårdsarterna är ett tydligt kvitto på att det rör sig om en skog med höga naturvärden.</w:t>
+        <w:rPr>
+          <w:b/>
+        </w:rPr>
+        <w:t>Smultronkantarell (VU)</w:t>
+      </w:r>
+      <w:r>
+        <w:t xml:space="preserve"> är en liten rosafärgad skivling med mycket speciell sötaktig doft av smultron eller kantarell som växer på kalkrik mark i äldre barrskog, framförallt i ängsgranskog men även i mager sandtallskog. Lokaler där arten finns är i allmänhet mycket rika på andra sällsynta, marklevande barrskogssvampar, varför ett skydd av artens växtställen samtidigt skyddar dessa. Arten hotas av kraftig gallring eller slutavverkning på eller i omedelbar närhet av växtlokalerna. Smultronkantarell är globalt rödlistad som nära hotad (NT) vilket innebär att Sverige har ett internationellt ansvar för arten (IUCN, 2025; SLU Artdatabanken, 2024; Nitare &amp; Skogsstyrelsen, 2019).</w:t>
       </w:r>
     </w:p>
     <w:p>
@@ -137,17 +148,6 @@
       </w:r>
       <w:r>
         <w:t>(SLU Artdatabanken, 2026).</w:t>
-      </w:r>
-    </w:p>
-    <w:p>
-      <w:r>
-        <w:rPr>
-          <w:b/>
-        </w:rPr>
-        <w:t>Smultronkantarell (VU)</w:t>
-      </w:r>
-      <w:r>
-        <w:t xml:space="preserve"> är en liten rosafärgad skivling med mycket speciell sötaktig doft av smultron eller kantarell som växer på kalkrik mark i äldre barrskog, framförallt i ängsgranskog men även i mager sandtallskog. Lokaler där arten finns är i allmänhet mycket rika på andra sällsynta, marklevande barrskogssvampar, varför ett skydd av artens växtställen samtidigt skyddar dessa. Arten hotas av kraftig gallring eller slutavverkning på eller i omedelbar närhet av växtlokalerna. Smultronkantarell är globalt rödlistad som nära hotad (NT) vilket innebär att Sverige har ett internationellt ansvar för arten (IUCN, 2025; SLU Artdatabanken, 2024; Nitare &amp; Skogsstyrelsen, 2019).</w:t>
       </w:r>
     </w:p>
     <w:p>
@@ -289,7 +289,7 @@
     <w:r>
       <w:tab/>
       <w:tab/>
-      <w:t>2026-06-20</w:t>
+      <w:t>2026-06-21</w:t>
       <w:br/>
       <w:br/>
     </w:r>

--- a/tillsyn/A 26668-2026 tillsynsbegäran.docx
+++ b/tillsyn/A 26668-2026 tillsynsbegäran.docx
@@ -289,7 +289,7 @@
     <w:r>
       <w:tab/>
       <w:tab/>
-      <w:t>2026-06-21</w:t>
+      <w:t>2026-06-22</w:t>
       <w:br/>
       <w:br/>
     </w:r>

--- a/tillsyn/A 26668-2026 tillsynsbegäran.docx
+++ b/tillsyn/A 26668-2026 tillsynsbegäran.docx
@@ -289,7 +289,7 @@
     <w:r>
       <w:tab/>
       <w:tab/>
-      <w:t>2026-06-22</w:t>
+      <w:t>2026-06-23</w:t>
       <w:br/>
       <w:br/>
     </w:r>

--- a/tillsyn/A 26668-2026 tillsynsbegäran.docx
+++ b/tillsyn/A 26668-2026 tillsynsbegäran.docx
@@ -289,7 +289,7 @@
     <w:r>
       <w:tab/>
       <w:tab/>
-      <w:t>2026-06-23</w:t>
+      <w:t>2026-06-24</w:t>
       <w:br/>
       <w:br/>
     </w:r>

--- a/tillsyn/A 26668-2026 tillsynsbegäran.docx
+++ b/tillsyn/A 26668-2026 tillsynsbegäran.docx
@@ -289,7 +289,7 @@
     <w:r>
       <w:tab/>
       <w:tab/>
-      <w:t>2026-06-24</w:t>
+      <w:t>2026-06-25</w:t>
       <w:br/>
       <w:br/>
     </w:r>

--- a/tillsyn/A 26668-2026 tillsynsbegäran.docx
+++ b/tillsyn/A 26668-2026 tillsynsbegäran.docx
@@ -289,7 +289,7 @@
     <w:r>
       <w:tab/>
       <w:tab/>
-      <w:t>2026-06-25</w:t>
+      <w:t>2026-06-26</w:t>
       <w:br/>
       <w:br/>
     </w:r>

--- a/tillsyn/A 26668-2026 tillsynsbegäran.docx
+++ b/tillsyn/A 26668-2026 tillsynsbegäran.docx
@@ -289,7 +289,7 @@
     <w:r>
       <w:tab/>
       <w:tab/>
-      <w:t>2026-06-26</w:t>
+      <w:t>2026-06-27</w:t>
       <w:br/>
       <w:br/>
     </w:r>

--- a/tillsyn/A 26668-2026 tillsynsbegäran.docx
+++ b/tillsyn/A 26668-2026 tillsynsbegäran.docx
@@ -289,7 +289,7 @@
     <w:r>
       <w:tab/>
       <w:tab/>
-      <w:t>2026-06-27</w:t>
+      <w:t>2026-06-28</w:t>
       <w:br/>
       <w:br/>
     </w:r>

--- a/tillsyn/A 26668-2026 tillsynsbegäran.docx
+++ b/tillsyn/A 26668-2026 tillsynsbegäran.docx
@@ -289,7 +289,7 @@
     <w:r>
       <w:tab/>
       <w:tab/>
-      <w:t>2026-06-28</w:t>
+      <w:t>2026-06-29</w:t>
       <w:br/>
       <w:br/>
     </w:r>

--- a/tillsyn/A 26668-2026 tillsynsbegäran.docx
+++ b/tillsyn/A 26668-2026 tillsynsbegäran.docx
@@ -289,7 +289,7 @@
     <w:r>
       <w:tab/>
       <w:tab/>
-      <w:t>2026-06-29</w:t>
+      <w:t>2026-06-30</w:t>
       <w:br/>
       <w:br/>
     </w:r>

--- a/tillsyn/A 26668-2026 tillsynsbegäran.docx
+++ b/tillsyn/A 26668-2026 tillsynsbegäran.docx
@@ -289,7 +289,7 @@
     <w:r>
       <w:tab/>
       <w:tab/>
-      <w:t>2026-06-30</w:t>
+      <w:t>2026-07-01</w:t>
       <w:br/>
       <w:br/>
     </w:r>

--- a/tillsyn/A 26668-2026 tillsynsbegäran.docx
+++ b/tillsyn/A 26668-2026 tillsynsbegäran.docx
@@ -289,7 +289,7 @@
     <w:r>
       <w:tab/>
       <w:tab/>
-      <w:t>2026-07-01</w:t>
+      <w:t>2026-07-02</w:t>
       <w:br/>
       <w:br/>
     </w:r>

--- a/tillsyn/A 26668-2026 tillsynsbegäran.docx
+++ b/tillsyn/A 26668-2026 tillsynsbegäran.docx
@@ -289,7 +289,7 @@
     <w:r>
       <w:tab/>
       <w:tab/>
-      <w:t>2026-07-13</w:t>
+      <w:t>2026-07-14</w:t>
       <w:br/>
       <w:br/>
     </w:r>

--- a/tillsyn/A 26668-2026 tillsynsbegäran.docx
+++ b/tillsyn/A 26668-2026 tillsynsbegäran.docx
@@ -289,7 +289,7 @@
     <w:r>
       <w:tab/>
       <w:tab/>
-      <w:t>2026-07-14</w:t>
+      <w:t>2026-07-15</w:t>
       <w:br/>
       <w:br/>
     </w:r>

--- a/tillsyn/A 26668-2026 tillsynsbegäran.docx
+++ b/tillsyn/A 26668-2026 tillsynsbegäran.docx
@@ -289,7 +289,7 @@
     <w:r>
       <w:tab/>
       <w:tab/>
-      <w:t>2026-07-15</w:t>
+      <w:t>2026-07-16</w:t>
       <w:br/>
       <w:br/>
     </w:r>

--- a/tillsyn/A 26668-2026 tillsynsbegäran.docx
+++ b/tillsyn/A 26668-2026 tillsynsbegäran.docx
@@ -289,7 +289,7 @@
     <w:r>
       <w:tab/>
       <w:tab/>
-      <w:t>2026-07-16</w:t>
+      <w:t>2026-07-17</w:t>
       <w:br/>
       <w:br/>
     </w:r>

--- a/tillsyn/A 26668-2026 tillsynsbegäran.docx
+++ b/tillsyn/A 26668-2026 tillsynsbegäran.docx
@@ -289,7 +289,7 @@
     <w:r>
       <w:tab/>
       <w:tab/>
-      <w:t>2026-07-17</w:t>
+      <w:t>2026-07-18</w:t>
       <w:br/>
       <w:br/>
     </w:r>

--- a/tillsyn/A 26668-2026 tillsynsbegäran.docx
+++ b/tillsyn/A 26668-2026 tillsynsbegäran.docx
@@ -289,7 +289,7 @@
     <w:r>
       <w:tab/>
       <w:tab/>
-      <w:t>2026-07-18</w:t>
+      <w:t>2026-07-19</w:t>
       <w:br/>
       <w:br/>
     </w:r>

--- a/tillsyn/A 26668-2026 tillsynsbegäran.docx
+++ b/tillsyn/A 26668-2026 tillsynsbegäran.docx
@@ -289,7 +289,7 @@
     <w:r>
       <w:tab/>
       <w:tab/>
-      <w:t>2026-07-19</w:t>
+      <w:t>2026-07-20</w:t>
       <w:br/>
       <w:br/>
     </w:r>

--- a/tillsyn/A 26668-2026 tillsynsbegäran.docx
+++ b/tillsyn/A 26668-2026 tillsynsbegäran.docx
@@ -289,7 +289,7 @@
     <w:r>
       <w:tab/>
       <w:tab/>
-      <w:t>2026-07-20</w:t>
+      <w:t>2026-07-21</w:t>
       <w:br/>
       <w:br/>
     </w:r>

--- a/tillsyn/A 26668-2026 tillsynsbegäran.docx
+++ b/tillsyn/A 26668-2026 tillsynsbegäran.docx
@@ -289,7 +289,7 @@
     <w:r>
       <w:tab/>
       <w:tab/>
-      <w:t>2026-07-21</w:t>
+      <w:t>2026-07-22</w:t>
       <w:br/>
       <w:br/>
     </w:r>

--- a/tillsyn/A 26668-2026 tillsynsbegäran.docx
+++ b/tillsyn/A 26668-2026 tillsynsbegäran.docx
@@ -289,7 +289,7 @@
     <w:r>
       <w:tab/>
       <w:tab/>
-      <w:t>2026-07-22</w:t>
+      <w:t>2026-07-23</w:t>
       <w:br/>
       <w:br/>
     </w:r>

--- a/tillsyn/A 26668-2026 tillsynsbegäran.docx
+++ b/tillsyn/A 26668-2026 tillsynsbegäran.docx
@@ -289,7 +289,7 @@
     <w:r>
       <w:tab/>
       <w:tab/>
-      <w:t>2026-07-23</w:t>
+      <w:t>2026-07-24</w:t>
       <w:br/>
       <w:br/>
     </w:r>

--- a/tillsyn/A 26668-2026 tillsynsbegäran.docx
+++ b/tillsyn/A 26668-2026 tillsynsbegäran.docx
@@ -289,7 +289,7 @@
     <w:r>
       <w:tab/>
       <w:tab/>
-      <w:t>2026-07-24</w:t>
+      <w:t>2026-07-25</w:t>
       <w:br/>
       <w:br/>
     </w:r>

--- a/tillsyn/A 26668-2026 tillsynsbegäran.docx
+++ b/tillsyn/A 26668-2026 tillsynsbegäran.docx
@@ -7,7 +7,7 @@
         <w:pStyle w:val="Title"/>
       </w:pPr>
       <w:r>
-        <w:t>Tillsynsbegäran – information om höga naturvärden i avverkningsanmälan A 26668-2026 i Jokkmokks kommun</w:t>
+        <w:t>Tillsynsbegäran – information om höga naturvärden och fridlysta arter i avverkningsanmälan A 26668-2026 i Jokkmokks kommun</w:t>
       </w:r>
     </w:p>
     <w:p>
@@ -22,7 +22,7 @@
       <w:r>
         <w:drawing>
           <wp:inline xmlns:a="http://schemas.openxmlformats.org/drawingml/2006/main" xmlns:pic="http://schemas.openxmlformats.org/drawingml/2006/picture">
-            <wp:extent cx="5486400" cy="5180972"/>
+            <wp:extent cx="5430988" cy="5724000"/>
             <wp:docPr id="1" name="Picture 1"/>
             <wp:cNvGraphicFramePr>
               <a:graphicFrameLocks noChangeAspect="1"/>
@@ -43,7 +43,7 @@
                   <pic:spPr>
                     <a:xfrm>
                       <a:off x="0" y="0"/>
-                      <a:ext cx="5486400" cy="5180972"/>
+                      <a:ext cx="5430988" cy="5724000"/>
                     </a:xfrm>
                     <a:prstGeom prst="rect"/>
                   </pic:spPr>
@@ -60,12 +60,12 @@
         <w:spacing w:after="240"/>
       </w:pPr>
       <w:r>
-        <w:t>Figur 1. Fyndplatser för naturvårdsarter i avverkningsanmälan. Markörer utan svart kant är placerade på fyndplatsen. Markörer med svart kant är placerade vid sidan av fyndplatsen har ett svart streck som visar fyndplatsens exakta position. Kartans mittpunktskoordinat är N 7334906, E 720483 i SWEREF 99 TM.</w:t>
+        <w:t>Figur 1. Fyndplatser för naturvårdsarter i och inom 22 meter från avverkningsanmälan. Markörer utan svart kant är placerade på fyndplatsen. Markörer med svart kant är placerade vid sidan av fyndplatsen har ett svart streck som visar fyndplatsens exakta position. Kartans mittpunktskoordinat är N 7334906, E 720483 i SWEREF 99 TM.</w:t>
       </w:r>
     </w:p>
     <w:p>
       <w:r>
-        <w:t>I avverkningsanmälan finns fynd av 4 naturvårdsarter, varav 4 är rödlistade och 2 är typiska (T): smultronkantarell (VU), blå taggsvamp (NT, T), dropptaggsvamp (NT, T) och tallriska (NT). Se Figur 1.</w:t>
+        <w:t>I och inom 22 meter från avverkningsanmälan finns fynd av 27 naturvårdsarter, varav 23 är rödlistade, 2 är fridlysta, 15 är typiska (T) och 2 är signalarter (S): fläckporing (VU, T), gräddporing (VU, T), Lecidea subhumida (VU), smalfotad taggsvamp (VU), smultronkantarell (VU), blanksvart spiklav (NT), blå taggsvamp (NT, T), blågrå svartspik (NT), dropptaggsvamp (NT, T), dvärgbägarlav (NT, T), knottrig blåslav (NT, T), kolflarnlav (NT, T), mörk kolflarnlav (NT), nordtagging (NT), orange taggsvamp (NT, T), Phellodon aquiloniniger (NT), tallkötticka (NT), tallriska (NT), talltagel (NT, T), tretåig hackspett (NT, T, §4), vedflamlav (NT), vedskivlav (NT, T), vitplätt (NT), nästlav (S, T), vedticka (S, T), svart taggsvamp agg. (T) och tjäder (T, §4). Se Figur 1.</w:t>
       </w:r>
     </w:p>
     <w:p>
@@ -83,6 +83,11 @@
     </w:p>
     <w:p>
       <w:r>
+        <w:t>Vi begär vidare att Skogsstyrelsen säkerställer att inga skador eller försämringar av naturtypens bevarandestatus i området tillåts ske. Se Rådets direktiv 92/43/EEG samt ickeförsämringskravet i EU:s naturrestaureringsförordning (EU 2024/1991).</w:t>
+      </w:r>
+    </w:p>
+    <w:p>
+      <w:r>
         <w:t>Vi önskar även ta del av de ställningstaganden och beslut som myndigheten meddelar till följd av aktuell avverkningsanmälan och föreningens inlaga (se 34 § förvaltningslagen).</w:t>
       </w:r>
     </w:p>
@@ -96,7 +101,76 @@
     </w:p>
     <w:p>
       <w:r>
-        <w:t>Nedan följer beskrivningar av de naturvårdsarter och fridlysta arter som har sina livsmiljöer och växtplatser i den avverkningsanmälda skogen. De påträffade naturvårdsarterna är ett tydligt kvitto på att det rör sig om en skog med höga naturvärden.</w:t>
+        <w:t>Nedan följer beskrivningar av de naturvårdsarter och fridlysta arter som har sina livsmiljöer och växtplatser i den avverkningsanmälda skogen. Se även ytterligare artfakta i BILAGA 1. De påträffade naturvårdsarterna är ett tydligt kvitto på att det rör sig om en skog med höga naturvärden.</w:t>
+      </w:r>
+    </w:p>
+    <w:p>
+      <w:r>
+        <w:rPr>
+          <w:b/>
+        </w:rPr>
+        <w:t>Fläckporing (VU)</w:t>
+      </w:r>
+      <w:r>
+        <w:t xml:space="preserve"> är en mycket bra signalart som visar på tallnaturskogar med höga naturvärden. Den är placerad högst upp i Skogsstyrelsens värdepyramid för bedömning av skog med höga naturvärden och indikerar områden som är mer eller mindre opåverkade av skogsbruk och där det funnits en kontinuitet av tallågor i olika nedbrytningsstadier. För att på lång sikt bibehålla livskraftiga populationer i ett område behövs troligen större skyddade områden som tillåter att man upprätthåller en naturlig branddynamik. Fläckporing är typisk art för </w:t>
+      </w:r>
+      <w:r>
+        <w:rPr>
+          <w:i/>
+        </w:rPr>
+        <w:t>9010 Taiga</w:t>
+      </w:r>
+      <w:r>
+        <w:t xml:space="preserve"> (SLU Artdatabanken, 2024; Nitare &amp; Skogsstyrelsen, 2019).</w:t>
+      </w:r>
+    </w:p>
+    <w:p>
+      <w:r>
+        <w:rPr>
+          <w:b/>
+        </w:rPr>
+        <w:t>Gräddporing (VU)</w:t>
+      </w:r>
+      <w:r>
+        <w:t xml:space="preserve"> växer nästan enbart i urskogsartad barrskog på gamla, kraftigt murkna, grova och mossbelupna tallågor i något fuktiga och skuggiga lägen. Arten är placerad högst upp i Skogsstyrelsens värdepyramid för bedömning av skog med höga naturvärden och indikerar gamla och relativt orörda tallnaturskogar med höga naturvärden där det under låg tid kontinuerligt funnits inslag av grova tallågor. För att på sikt hejda artens vikande trend behöver merparten av gräddporingens nu kända växtplatser undantas från skogsbruk. Gräddporing är typisk art för </w:t>
+      </w:r>
+      <w:r>
+        <w:rPr>
+          <w:i/>
+        </w:rPr>
+        <w:t>9010 Taiga</w:t>
+      </w:r>
+      <w:r>
+        <w:t xml:space="preserve"> (SLU Artdatabanken, 2024; Nitare &amp; Skogsstyrelsen, 2019).</w:t>
+      </w:r>
+    </w:p>
+    <w:p>
+      <w:r>
+        <w:rPr>
+          <w:b/>
+          <w:i/>
+        </w:rPr>
+        <w:t xml:space="preserve">Lecidea subhumida </w:t>
+      </w:r>
+      <w:r>
+        <w:rPr>
+          <w:b/>
+        </w:rPr>
+        <w:t>(VU)</w:t>
+      </w:r>
+      <w:r>
+        <w:t xml:space="preserve"> är en skivlav som växer på ved (grenar, stam) av gamla tallar i subalpin skog. Arten påverkas negativt av brist på kontinuitetsskog och en minskning av populationen pågår eller förväntas ske. Antalet individer bedöms vara lägre än gränsvärdet för sårbar (VU) (SLU Artdatabanken, 2026).</w:t>
+      </w:r>
+    </w:p>
+    <w:p>
+      <w:r>
+        <w:rPr>
+          <w:b/>
+        </w:rPr>
+        <w:t>Smalfotad taggsvamp (VU)</w:t>
+      </w:r>
+      <w:r>
+        <w:t>, rödlistad som sårbar, växer på marken under lågor eller fallna stubbar i brandpräglad torr tallskog med lång kontinuitet. Arten är starkt associerad till kolad ved från tallar som sannolikt varit med om flera historiska skogsbränder. Detta är en process som kan ta många hundra år och det tar således mycket lång tid att återskapa lämpliga substrat. Smalfotad taggsvamp är placerad i toppen av Skogsstyrelsens värdepyramid för bedömning av skog med höga naturvärden samt globalt rödlistad som sårbar (VU) vilket innebär att Sverige har ett internationellt ansvar för arten (IUCN Redlist, 2024; Nitare &amp; Skogsstyrelsen, 2019; SLU Artdatabanken, 2024).</w:t>
       </w:r>
     </w:p>
     <w:p>
@@ -115,6 +189,17 @@
         <w:rPr>
           <w:b/>
         </w:rPr>
+        <w:t>Blanksvart spiklav (NT)</w:t>
+      </w:r>
+      <w:r>
+        <w:t xml:space="preserve"> förekommer på torr, hård, gammal kärnved men även på äldre ytved av tall i naturskogsartade bestånd med begränsad brandpåverkan och ostörd hydrologi. Skogsbruksåtgärder på eller i närheten av lokaler med blanksvart spiklav utgör ett hot. Naturskogsartade öppna tall- och barrblandskogar med blanksvart spiklav indikerar höga biologiska värden och bör bevaras (SLU Artdatabanken, 2024).</w:t>
+      </w:r>
+    </w:p>
+    <w:p>
+      <w:r>
+        <w:rPr>
+          <w:b/>
+        </w:rPr>
         <w:t xml:space="preserve">Blå taggsvamp (NT) </w:t>
       </w:r>
       <w:r>
@@ -135,6 +220,17 @@
         <w:rPr>
           <w:b/>
         </w:rPr>
+        <w:t>Blågrå svartspik (NT)</w:t>
+      </w:r>
+      <w:r>
+        <w:t xml:space="preserve"> växer på torr, hård ved av gamla, solbelysta torrakor, högstubbar av tall och grova döda grenar på levande tallar i öppna bestånd av naturskogskaraktär. Nästan alltid rör det sig om tjärrika torrträd och högstubbar (töreved, keloträd) som kan vara en bra bit över hundra år, i vissa fall sannolikt hundratals år gamla. Skogsbruk är idag det allvarligaste hotet. Ett långsiktigt hot är att nybildningen av gamla torrakor och högstubbar är en långsam process vilken ofta är beroende av skogsbrand. Nytt substrat bildas numera sannolikt nästan inte alls då antalet naturliga skogsbränder har minskat drastiskt på grund av effektivare brandbekämpning. Döda träd som lämnas efter avverkning är inte lämpliga för arten, eftersom dessa träd inte varit utsatta för skogsbrand och bildat tjärrik ved. Skogsbruksåtgärder på eller i närheten av växtplatserna bör undvikas. Naturskogsartade skogar med förekomst av arten indikerar höga biologiska värden och bör bevaras. Blågrå svartspik har en mycket begränsad utbredning utanför de nordiska länderna varför dessa länder har ett speciellt ansvar för arten (SLU Artdatabanken, 2024).</w:t>
+      </w:r>
+    </w:p>
+    <w:p>
+      <w:r>
+        <w:rPr>
+          <w:b/>
+        </w:rPr>
         <w:t>Dropptaggsvamp (NT)</w:t>
       </w:r>
       <w:r>
@@ -155,10 +251,1002 @@
         <w:rPr>
           <w:b/>
         </w:rPr>
+        <w:t>Dvärgbägarlav (NT)</w:t>
+      </w:r>
+      <w:r>
+        <w:t xml:space="preserve"> förekommer över hela Sverige på gammal hård ved, huvudsakligen på tall men i södra Sverige även på ek. Veden utgörs framförallt av grova stubbar, lågor och grenar. Substratet har blivit sällsyntare och nybildning av substrat sker bara i begränsad omfattning. Arten hotas av att grova lågor blir allt sällsyntare i dagens kulturskogar samt att nybildningen av lämpliga substrat går mycket långsamt. En riklig tillgång på gamla tall- eller eklågor måste säkerställas på artens lokaler. Dvärgbägarlav är typisk art för </w:t>
+      </w:r>
+      <w:r>
+        <w:rPr>
+          <w:i/>
+        </w:rPr>
+        <w:t>9010 Taiga</w:t>
+      </w:r>
+      <w:r>
+        <w:t xml:space="preserve"> (SLU Artdatabanken, 2024; Nitare &amp; Skogsstyrelsen, 2019).</w:t>
+      </w:r>
+    </w:p>
+    <w:p>
+      <w:r>
+        <w:rPr>
+          <w:b/>
+        </w:rPr>
+        <w:t>Knottrig blåslav (NT)</w:t>
+      </w:r>
+      <w:r>
+        <w:t xml:space="preserve"> har sin huvudutbredning i gamla granskogar i det övre barrskogsbältet mot fjällen. Den signalerar alltid höga naturvärden och växer i skogar med lång kontinuitet, mest i opåverkade naturskogsbestånd. Arten överlever inte en slutavverkning (inklusive hänsyn) och den finns idag enbart i kontinuitetsskog. Lavens fortsatta förekomst bör säkerställas genom att lokaler med äldre barrskog skyddas. Knottrig blåslav är typisk art för </w:t>
+      </w:r>
+      <w:r>
+        <w:rPr>
+          <w:i/>
+        </w:rPr>
+        <w:t xml:space="preserve">9010 Taiga </w:t>
+      </w:r>
+      <w:r>
+        <w:t>och</w:t>
+      </w:r>
+      <w:r>
+        <w:rPr>
+          <w:i/>
+        </w:rPr>
+        <w:t xml:space="preserve"> 9040 Fjällbjörkskog</w:t>
+      </w:r>
+    </w:p>
+    <w:p>
+      <w:r>
+        <w:t>(SLU Artdatabanken, 2024; Nitare &amp; Skogsstyrelsen, 2019).</w:t>
+      </w:r>
+    </w:p>
+    <w:p>
+      <w:r>
+        <w:rPr>
+          <w:b/>
+        </w:rPr>
+        <w:t>Kolflarnlav (NT)</w:t>
+      </w:r>
+      <w:r>
+        <w:t xml:space="preserve"> är brandberoende och växer nästan uteslutande på kolad hård kärnved av tall. Etableringen verkar ske först 100–300 år efter brand och nytt substrat nybildas i mycket begränsad omfattning. Avverkning av tallskog av naturskogskaraktär med spår av återkommande bränder är ett hot och mängden lämplig ved att växa på för arten minskar dels på grund av naturlig nedbrytning men framförallt på grund av att det förstörs i samband med slutavverkningar, gallringar och markberedning. Såväl kolflarnlav som mörk kolflarnlav har glänsande bålfjäll och förekommer främst i tall- och blandbarrskogar av naturskogskaraktär med spår av återkommande bränder. Skogar som dessa hyser höga biologiska värden och bör skyddas. Kolflarnlav är typisk art för </w:t>
+      </w:r>
+      <w:r>
+        <w:rPr>
+          <w:i/>
+        </w:rPr>
+        <w:t>9010 Taiga</w:t>
+      </w:r>
+      <w:r>
+        <w:t xml:space="preserve"> (SLU Artdatabanken, 2024).</w:t>
+      </w:r>
+    </w:p>
+    <w:p>
+      <w:r>
+        <w:rPr>
+          <w:b/>
+        </w:rPr>
+        <w:t>Mörk kolflarnlav (NT)</w:t>
+      </w:r>
+      <w:r>
+        <w:t xml:space="preserve"> är brandberoende och växer nästan uteslutande på kolad hård kärnved av tall. Arten förekommer främst i glesa, öppna tall- och blandbarrskogar av naturskogskaraktär och etableringen verkar ske sent efter brand, kanske först efter 100–300 år. Mörk kolflarnlav indikerar skog med höga naturvärden och vanligast är att den påträffas på rester av nedbrunna torrakor och högstubbar och lågstubbar som är så grova att hela innandömet är urbränt. Tall- och blandbarrskogar av naturskogskaraktär med spår av återkommande bränder hyser höga biologiska värden och bör skyddas (SLU Artdatabanken, 2024).</w:t>
+      </w:r>
+    </w:p>
+    <w:p>
+      <w:r>
+        <w:rPr>
+          <w:b/>
+        </w:rPr>
+        <w:t>Nordtagging (NT)</w:t>
+      </w:r>
+      <w:r>
+        <w:t xml:space="preserve"> växer främst på tallågor av grövre dimensioner och påträffas huvudsakligen i äldre skog som inte kalavverkats. Nordtaggingen missgynnas av att områden med äldre tallskog har minskat starkt. Bekämpning av skogsbränder, samtidigt som skogsbruket omvandlar naturligt glesa tallbestånd till likartade och betydligt tätare bestånd, har missgynnat arten. Bristen på gamla tallågor utgör på sikt ett allvarligt hot och återskapandet av lämpliga biotoper tar mycket lång tid. Områden med olikåldriga bestånd av tall och med stort inslag av äldre träd bör undantas från skoglig produktion (SLU Artdatabanken, 2024).</w:t>
+      </w:r>
+    </w:p>
+    <w:p>
+      <w:r>
+        <w:rPr>
+          <w:b/>
+        </w:rPr>
+        <w:t xml:space="preserve">Orange taggsvamp (NT) </w:t>
+      </w:r>
+      <w:r>
+        <w:t xml:space="preserve">bildar mykorrhiza med både gran och tall och den förekommer främst i äldre barrskogar med kontinuitetsskogskaraktär. Mest frekvent är den i äldre mossrik granskog, men då bara i skogar inom granens naturliga utbredningsområde och i bestånd med långvarig grankontinuitet. Den totala populationen i landet bedöms ha minskat kraftigt och fortsatt kommer att minska då arten är knuten till en produktiv skogsmiljö som successivt avverkas. Arten hotas främst av skogsavverkning och tycks försvinna efter slutavverkning, markberedning och plantering och det är inte känt att arten har återkommit i anlagd skog på tidigare kalmark. Orange taggsvamp är typisk art för </w:t>
+      </w:r>
+      <w:r>
+        <w:rPr>
+          <w:i/>
+        </w:rPr>
+        <w:t>9010 Taiga</w:t>
+      </w:r>
+      <w:r>
+        <w:t xml:space="preserve"> (SLU Artdatabanken, 2024).</w:t>
+      </w:r>
+    </w:p>
+    <w:p>
+      <w:r>
+        <w:rPr>
+          <w:b/>
+          <w:i/>
+        </w:rPr>
+        <w:t xml:space="preserve">Phellodon aquiloniniger </w:t>
+      </w:r>
+      <w:r>
+        <w:rPr>
+          <w:b/>
+        </w:rPr>
+        <w:t xml:space="preserve">(NT) </w:t>
+      </w:r>
+      <w:r>
+        <w:t>är en taggsvamp som bildar mykorrhiza med tall, eventuellt även med gran, i sandtallskog och annan näringsfattig äldre tallskog och barrblandskog. Den totala populationen i landet bedöms ha minskat och förväntas fortsätta minska på grund av slutavverkning av äldre barrskog och kontinuitetsskog. Arten har begränsad förmåga att återetablera sig efter slutavverkning eller andra storskaliga skogsbruksåtgärder, och det finns inga indikationer på att den långsiktigt kan etablera eller reproducera sig i bestånd som brukas med trakthyggesmetoder, markberedning, gödsling eller förädlat plantmaterial. Uppfyller kriterierna för att bli rödlistad på grund av ny kunskap som visar att en större andel av populationen än tidigare bedömt är knuten till kontinuitetsbarrskog. Minskningstakten för den svenska populationen bedöms vara nära gränsvärdet för sårbar (VU) (SLU Artdatabanken, 2026).</w:t>
+      </w:r>
+    </w:p>
+    <w:p>
+      <w:r>
+        <w:rPr>
+          <w:b/>
+        </w:rPr>
+        <w:t>Tallkötticka (NT)</w:t>
+      </w:r>
+      <w:r>
+        <w:t xml:space="preserve"> är tallens kötticka och har ofta ett mer resupinat växtsätt än den granlevande köttickan </w:t>
+      </w:r>
+      <w:r>
+        <w:rPr>
+          <w:i/>
+        </w:rPr>
+        <w:t>Leptoporus mollis</w:t>
+      </w:r>
+      <w:r>
+        <w:t>. Artens förekomstarea och utbredning i Sverige är inte känd, men utifrån de fynd som rapporteras av kötticka på tall verkar den vara mer ovanlig än den granlevande. Den totala populationen bedöms därför ha minskat under de senaste 30 åren och fortsätter att minska i takt med att kontinuitetsskogar (skogar som inte kalavverkats) minskar i areal, samtidigt som att lämpliga miljöer inte återskapas i samma takt. Minskningstakten för den svenska populationen bedöms vara nära gränsvärdet för Sårbar (VU). (A2c+3c+4c) (SLU Artdatabanken, 2024; Nitare &amp; Skogsstyrelsen, 2019).</w:t>
+      </w:r>
+    </w:p>
+    <w:p>
+      <w:r>
+        <w:rPr>
+          <w:b/>
+        </w:rPr>
         <w:t>Tallriska (NT)</w:t>
       </w:r>
       <w:r>
         <w:t xml:space="preserve"> bildar mykorrhiza med tall och växer i äldre, mager och torr tallskog med lång trädkontinuitet, såsom tallhedar och sandtallskogar. Arten hotas huvudsakligen av avverkning av äldre tallskogar och på kända lokaler bör slutavverkning, markberedning och gödsling undvikas (SLU Artdatabanken, 2024).</w:t>
+      </w:r>
+    </w:p>
+    <w:p>
+      <w:r>
+        <w:rPr>
+          <w:b/>
+        </w:rPr>
+        <w:t>Talltagel (NT)</w:t>
+      </w:r>
+      <w:r>
+        <w:t xml:space="preserve"> är en boreal art som förekommer på tall i äldre, öppna tallskogar. Den påverkas negativt av brist på kontinuitetsskog och minskningstakten bedöms vara nära gränsvärdet för Sårbar (VU). Talltagel är typisk art för </w:t>
+      </w:r>
+      <w:r>
+        <w:rPr>
+          <w:i/>
+        </w:rPr>
+        <w:t>9010 Taiga</w:t>
+      </w:r>
+      <w:r>
+        <w:t xml:space="preserve"> (SLU Artdatabanken, 2026).</w:t>
+      </w:r>
+    </w:p>
+    <w:p>
+      <w:r>
+        <w:rPr>
+          <w:b/>
+        </w:rPr>
+        <w:t>Tretåig hackspett (NT, §4)</w:t>
+      </w:r>
+      <w:r>
+        <w:t xml:space="preserve"> är rödlistad som nära hotad och ingår i bilaga 1 i EU:s fågeldirektiv. Tretåig hackspett är för sin överlevnad beroende av kontinuerlig tillförsel av äldre döende och död ved, som sker genom naturliga självgallringsprocesser i äldre grannaturskogar och barrblandade naturskogar. Om en skog genom skogsbruk gallras eller glesas ur så upphör och uteblir i stort sett den naturliga självgallringsprocessen för mycket lång tid framöver vilket omöjliggör upprätthållandet av den kontinuerliga ekologiska funktionen i ett område. Det finns studier som visar att naturskogens självgallringsprocess som den tretåiga hackspetten är beroende av, inte kan ersättas med efterlämnad hänsyn i skogsbruket (Imbeau &amp; Desrochers, 2002). Storleken på häckningsreviret varierar med skogstypen, förekomsten av död ved och graden av fragmentering, men är i allmänhet i storleksordningen 25–100 hektar. Vintertid krävs ofta betydligt större områden och det finns studier som antyder att arten behöver minst 100 hektar äldre skog. I områden med låg bonitet kan det behövas över 200 hektar lämpligt habitat för att ett par ska kunna reproducera sig. Områden med dokumenterad permanent förekomst i naturskogsmiljöer har vanligen så stora naturvärden att skogsbruk är olämpligt. Tretåig hackspett är typisk art för </w:t>
+      </w:r>
+      <w:r>
+        <w:rPr>
+          <w:i/>
+        </w:rPr>
+        <w:t xml:space="preserve">9010 Taiga, 9740 Skogsbevuxen myr, 9030 Landhöjningsskog </w:t>
+      </w:r>
+      <w:r>
+        <w:t xml:space="preserve">och </w:t>
+      </w:r>
+      <w:r>
+        <w:rPr>
+          <w:i/>
+        </w:rPr>
+        <w:t>9040 Fjällbjörkskog</w:t>
+      </w:r>
+      <w:r>
+        <w:t xml:space="preserve"> (Skogsstyrelsen, 2016; SLU Artdatabanken, 2024).</w:t>
+      </w:r>
+    </w:p>
+    <w:p>
+      <w:r>
+        <w:rPr>
+          <w:b/>
+        </w:rPr>
+        <w:t>Vedflamlav (NT)</w:t>
+      </w:r>
+      <w:r>
+        <w:t xml:space="preserve"> växer på gammal hård och torr, exponerad kärnved av tall, främst på högstubbar i ljusöppna lägen, t.ex. vid och på myrar, sjökanter, i glesa hällmarkskogar och i brandpräglade tallnaturskogar. Substratet nyskapas i begränsad omfattning och arten är en utmärkt indikator på höga naturvärden i denna skogstyp. Tall- och barrblandskogar med naturskogskaraktär och spår av bränder har ofta höga biologiska värden och bör skyddas. På vedflamlavens bål kan den sällsynta spiklaven/parasiten </w:t>
+      </w:r>
+      <w:r>
+        <w:rPr>
+          <w:i/>
+        </w:rPr>
+        <w:t>Calicium ramboldiicola</w:t>
+      </w:r>
+      <w:r>
+        <w:t xml:space="preserve"> (VU) påträffas (SLU Artdatabanken, 2026).</w:t>
+      </w:r>
+    </w:p>
+    <w:p>
+      <w:r>
+        <w:rPr>
+          <w:b/>
+        </w:rPr>
+        <w:t>Vedskivlav (NT)</w:t>
+      </w:r>
+      <w:r>
+        <w:t xml:space="preserve"> växer på gammal, torr, exponerad, hård kärnved av framförallt tall i naturskogsartade bestånd. Avverkning av tallskog av naturskogskaraktär med spår av återkommande bränder är ett hot. Mängden lämplig ved att växa på för vedskivlav minskar, dels på grund av naturlig nedbrytning men framförallt på grund av att de förstörs i samband med slutavverkningar, gallringar och markberedning. Tall- och blandbarrskogar av naturskogskaraktär med spår av återkommande bränder bör skyddas. Vedskivlav är typisk art för </w:t>
+      </w:r>
+      <w:r>
+        <w:rPr>
+          <w:i/>
+        </w:rPr>
+        <w:t>9010 Taiga</w:t>
+      </w:r>
+      <w:r>
+        <w:t xml:space="preserve"> (SLU Artdatabanken, 2024).</w:t>
+      </w:r>
+    </w:p>
+    <w:p>
+      <w:r>
+        <w:rPr>
+          <w:b/>
+        </w:rPr>
+        <w:t>Vitplätt (NT)</w:t>
+      </w:r>
+      <w:r>
+        <w:t xml:space="preserve"> är en nedbrytare av död, hård och torr tallved och orsakar brunröta. Den förekommer mest i äldre, naturskogsliknande tallskog eller blandskog med äldre tall. Arten hotas av avverkning av gammal, senvuxen tall. I södra Sverige råder brist på lämpliga habitat och arten kan inte längre sprida sig utanför sina få kända växtplatser. Lokaler med gammal tall bör undantas från skogsbruk, i synnerhet i södra Sverige (SLU Artdatabanken, 2024).</w:t>
+      </w:r>
+    </w:p>
+    <w:p>
+      <w:r>
+        <w:rPr>
+          <w:b/>
+        </w:rPr>
+        <w:t>Nästlav</w:t>
+      </w:r>
+      <w:r>
+        <w:t xml:space="preserve"> indikerar söder om den naturliga norrlandsgränsen äldre barrskogsområden med höga naturvärden där andra ovanliga nordliga barrskogsarter kan påträffas. Nästlav är typisk art för </w:t>
+      </w:r>
+      <w:r>
+        <w:rPr>
+          <w:i/>
+        </w:rPr>
+        <w:t xml:space="preserve">9010 Taiga </w:t>
+      </w:r>
+      <w:r>
+        <w:t>(Nitare &amp; Skogsstyrelsen, 2019; SLU Artdatabanken, 2025).</w:t>
+      </w:r>
+    </w:p>
+    <w:p>
+      <w:r>
+        <w:rPr>
+          <w:b/>
+        </w:rPr>
+        <w:t xml:space="preserve">Vedticka </w:t>
+      </w:r>
+      <w:r>
+        <w:t xml:space="preserve">är en bra signalart söder om den naturliga norrlandsgränsen. Den är huvudsakligen knuten till äldre barrskogar där det föreligger långvarig kontinuitet av död barrved. Vedticka är typisk art för </w:t>
+      </w:r>
+      <w:r>
+        <w:rPr>
+          <w:i/>
+        </w:rPr>
+        <w:t xml:space="preserve">9010 Taiga </w:t>
+      </w:r>
+      <w:r>
+        <w:t>(Nitare &amp; Skogsstyrelsen, 2019; SLU Artdatabanken, 2025).</w:t>
+      </w:r>
+    </w:p>
+    <w:p>
+      <w:r>
+        <w:rPr>
+          <w:b/>
+        </w:rPr>
+        <w:t xml:space="preserve">Svart taggsvamp agg. </w:t>
+      </w:r>
+      <w:r>
+        <w:t xml:space="preserve">har visat sig bestå av fyra olika arter: </w:t>
+      </w:r>
+      <w:r>
+        <w:rPr>
+          <w:i/>
+        </w:rPr>
+        <w:t>Phellodon melilotinus</w:t>
+      </w:r>
+      <w:r>
+        <w:t xml:space="preserve"> (VU), </w:t>
+      </w:r>
+      <w:r>
+        <w:rPr>
+          <w:i/>
+        </w:rPr>
+        <w:t>Phellodon aquiloniniger</w:t>
+      </w:r>
+      <w:r>
+        <w:t xml:space="preserve"> (NT), </w:t>
+      </w:r>
+      <w:r>
+        <w:rPr>
+          <w:i/>
+        </w:rPr>
+        <w:t>Phellodon frondosoniger</w:t>
+      </w:r>
+      <w:r>
+        <w:t xml:space="preserve"> (NT) och svart taggsvamp </w:t>
+      </w:r>
+      <w:r>
+        <w:rPr>
+          <w:i/>
+        </w:rPr>
+        <w:t>Phellodon niger</w:t>
+      </w:r>
+      <w:r>
+        <w:t xml:space="preserve"> (NT). De olika arterna är mykorrhizasvampar med olika utbredning och ekologi som kan påträffas både i barr- och lövskogar. Samtliga arterna är rödlistade och signalerar skogsområden med höga naturvärden (SLU Artdatabanken, 2026; Nitare &amp; Skogsstyrelsen, 2019).</w:t>
+      </w:r>
+    </w:p>
+    <w:p>
+      <w:r>
+        <w:rPr>
+          <w:b/>
+        </w:rPr>
+        <w:t>Tjäder (§4)</w:t>
+      </w:r>
+      <w:r>
+        <w:t xml:space="preserve"> omfattas av bilaga 1 och 2 EU:s fågeldirektiv och är typisk art för </w:t>
+      </w:r>
+      <w:r>
+        <w:rPr>
+          <w:i/>
+        </w:rPr>
+        <w:t xml:space="preserve">9010 Taiga </w:t>
+      </w:r>
+      <w:r>
+        <w:t xml:space="preserve">och </w:t>
+      </w:r>
+      <w:r>
+        <w:rPr>
+          <w:i/>
+        </w:rPr>
+        <w:t>9740 Skogsbevuxen myr</w:t>
+      </w:r>
+      <w:r>
+        <w:t>. Tjädern är en utpräglad skogsfågel knuten till större sammanhängande barrskogsområden. Tupparna och hönorna utnyttjar till viss del olika miljöer, och habitatvalet varierar dessutom mellan olika delar av året. För att det ska finnas livskraftiga tjäderbestånd krävs funktionella skogslandskap med en blandning av uppvuxen, gles och luckig skog, täta sumpskogar, myrar och andra små våtmarker. Arten försvinner när skogen fragmenteras och den sammanlagda arealen hyggen och andra öppna områden blir för stor. Ett småskaligt och försiktigt virkesuttag genom hyggesfria metoder kan i vissa fall vara möjligt i området inom 200 m från lekcentrum. Längre ut från lekcentrum, inom 200–500 m bör den avverkade ytan inte överskrida 1 hektar för att undvika alltför stora och snabba förändringar (Skogsstyrelsen, 2019; SLU Artdatabanken, 2024).</w:t>
+      </w:r>
+    </w:p>
+    <w:p>
+      <w:pPr>
+        <w:pStyle w:val="Heading1"/>
+      </w:pPr>
+      <w:r>
+        <w:t>EU:s fågeldirektiv</w:t>
+      </w:r>
+    </w:p>
+    <w:p>
+      <w:r>
+        <w:t xml:space="preserve">Europeiska unionens medlemsländer är skyldiga att agera i enlighet med EU:s fågeldirektiv där det uttryckligen står att direktivet gäller för fåglar samt för deras ägg, bon och </w:t>
+      </w:r>
+      <w:r>
+        <w:rPr>
+          <w:b/>
+        </w:rPr>
+        <w:t xml:space="preserve">livsmiljöer </w:t>
+      </w:r>
+      <w:r>
+        <w:t>(artikel 1). Vidare att de åtgärder som vidtas inte får leda till en försämring av den nuvarande situationen beträffande bevarandet av de fågelarter som avses i artikel 1 (artikel 13). Fågeldirektivet är styrande för tillsynsansvariga myndigheters ärendehantering, ställningstaganden och beslutsfattande.</w:t>
+      </w:r>
+    </w:p>
+    <w:p>
+      <w:pPr>
+        <w:pStyle w:val="Heading1"/>
+      </w:pPr>
+      <w:r>
+        <w:t>Typiska arter och EU:s art- och habitatdirektiv</w:t>
+      </w:r>
+    </w:p>
+    <w:p>
+      <w:r>
+        <w:t>Typiska arter används för att lokalisera områden med gynnsam bevarandestatus för de naturtyper som är listade i EU:s art- och habitatdirektiv. Ett exempel är Västlig taiga (EU-kod 9010) som saknar gynnsam bevarandestatus och minskar starkt som naturtyp i Sverige. Naturvårdsverket skriver i sin vägledning för Västlig taiga att dylika miljöer förutsätter normalt att skogarna skyddas långsiktigt, eftersom skogsbruk inte är förenligt med bevarande av naturtypen i gynnsamt tillstånd (Naturvårdsverket, 2011).</w:t>
+      </w:r>
+    </w:p>
+    <w:p>
+      <w:r>
+        <w:t>Följande typiska arter har sina livsmiljöer och växtplatser i den avverkningsanmälda skogen: fläckporing (VU, T), gräddporing (VU, T), blå taggsvamp (NT, T), dropptaggsvamp (NT, T), dvärgbägarlav (NT, T), knottrig blåslav (NT, T), kolflarnlav (NT, T), orange taggsvamp (NT, T), talltagel (NT, T), tretåig hackspett (NT, T, §4), vedskivlav (NT, T), nästlav (S, T), vedticka (S, T), svart taggsvamp agg. (T) och tjäder (T, §4).</w:t>
+      </w:r>
+    </w:p>
+    <w:p>
+      <w:r>
+        <w:t>Enligt Sveriges Artikel 17 rapportering 2013 och 2019 till EU, har naturtypen Västlig taiga (9010) dålig bevarandestatus med negativ trend inom Sveriges boreala region. Skogsbruksåtgärder som avverkning, röjning och gallring pekas ut som några av de främst bidragande orsakerna till naturtypens dåliga status och negativa trend (SLU Artdatabanken, 2019). I EU:s uppföljning av tillståndet för naturtyperna i Skandinavien 2013 – 2018 framgår det att i den boreala regionen är tillståndet så dåligt för Västlig taiga (9010) att habitatet löper allvarlig risk att försvinna regionalt (EEA, 2022). Det allvarliga läget för den biologiska mångfalden i skogen framhålls även i Skogsstyren rapport 2026/07:</w:t>
+      </w:r>
+    </w:p>
+    <w:p>
+      <w:r>
+        <w:rPr>
+          <w:i/>
+        </w:rPr>
+        <w:t>"All avverkning av kända skogliga värdekärnor och sannolika kontinuitetsskogar behöver upphöra för att fylla bristen om 1,56 miljoner hektar bevarad livsmiljötyp. På grund av begränsade kvarvarande arealer av värdekärnor, naturskogar och kontinuitetsskogar leder fortsatt förlust av dessa till en påtaglig risk för långsiktigt negativa effekter för biologisk mångfald i skogslandskapet. Att de återstående arealerna bevaras och ges ett långsiktigt skydd bedöms därför vara av avgörande betydelse."</w:t>
+      </w:r>
+      <w:r>
+        <w:t xml:space="preserve"> (Skogsstyrelsen, 2026).</w:t>
+      </w:r>
+    </w:p>
+    <w:p>
+      <w:r>
+        <w:t>Trots detta har statusen för Västlig taiga ändrats till otillräcklig i stället för dålig i den senaste Artikel 17 rapporteringen 2025. Av Naturvårdsverkets rapport framgår det dock att de ändrade statusbedömningarna jämfört med rapporteringen 2019 inte beror på faktiska miljöförändringar. Ändringarna är av teknisk karaktär och främst en följd av resultaten från genomförda regeringsuppdrag och beslut inför rapporteringen 2025. Det är alltså politisk styrning i stället för faktiska förhållanden i naturen som ändrat på naturtypernas status i rapporteringen, vilket rimmar dåligt med såväl art- och habitatdirektivets syften och mål som med naturrestaureringsförordningen. I praktiken har dock Sveriges nya sätt att rapportera bevarandestatus till EU inte någon betydelse eftersom Naturvårdsverkets rapportering 2025 visar att Västlig taiga</w:t>
+      </w:r>
+      <w:r>
+        <w:rPr>
+          <w:b/>
+        </w:rPr>
+        <w:t xml:space="preserve"> </w:t>
+      </w:r>
+      <w:r>
+        <w:t>inte har gynnsam bevarandestatus.</w:t>
+      </w:r>
+    </w:p>
+    <w:p>
+      <w:r>
+        <w:t>Åtgärder som vidtas i enlighet med art- och habitatdirektivet ska enligt Artikel 2 syfta till att bibehålla eller återställa en gynnsam bevarandestatus hos livsmiljöer samt arter och vilda djur och växter av gemenskapsintresse. Enligt prejudikat från EU-domstolen ska en skogsbruksverksamhet utföras på ett sådant sätt som utgör ett förebyggande och hållbart skogsbruk för att betraktas som förenlig med bevarandekraven i direktivet (se EU-domstolens dom i de förenade målen C 473-19 och C 474-19).</w:t>
+      </w:r>
+    </w:p>
+    <w:p>
+      <w:r>
+        <w:t xml:space="preserve">Av artikel 1.e samma direktiv framgår att en livsmiljös bevarandestatus anses " gynnsam" när — dess naturliga utbredningsområde och de ytor den täcker inom detta område är stabila eller ökande, och — den särskilda struktur och de särskilda funktioner som är nödvändiga för att den skall kunna bibehållas på lång sikt finns, och sannolikt kommer att finnas under en överskådlig framtid, och — bevarandestatusen hos dess </w:t>
+      </w:r>
+      <w:r>
+        <w:rPr>
+          <w:b/>
+        </w:rPr>
+        <w:t>typiska arter</w:t>
+      </w:r>
+      <w:r>
+        <w:t xml:space="preserve"> är gynnsam enligt definitionen i artikel 1.i.</w:t>
+      </w:r>
+    </w:p>
+    <w:p>
+      <w:r>
+        <w:t>EU-direktiv är bindande för EU:s medlemsländer varvid det ankommer på Skogsstyrelsen som nationell tillsynsmyndighet att beakta syftet med EU:s art- och habitatdirektiv vid prövningen av en skogsbruksverksamhet, se Rådets direktiv 92/43/EEG. Se ytterligare information om EU:s livsmiljödirektiv i bilaga 2.</w:t>
+      </w:r>
+    </w:p>
+    <w:p>
+      <w:r>
+        <w:br w:type="page"/>
+      </w:r>
+    </w:p>
+    <w:p>
+      <w:pPr>
+        <w:pStyle w:val="Title"/>
+      </w:pPr>
+      <w:r>
+        <w:t>BILAGA 1 – Fridlysta arter</w:t>
+      </w:r>
+    </w:p>
+    <w:p>
+      <w:pPr>
+        <w:pStyle w:val="Heading1"/>
+      </w:pPr>
+      <w:r>
+        <w:t>Tretåig hackspett – ekologi samt krav på livsmiljön</w:t>
+      </w:r>
+    </w:p>
+    <w:p>
+      <w:r>
+        <w:t xml:space="preserve">Tretåig hackspett (NT) är fridlyst enligt §4 Artskyddsförordningen och finns med som prioriterad art i Skogsstyrelsen vägledning för skogsbruket (bilaga 4 till SVL). I vägledningen står bland annat att: </w:t>
+      </w:r>
+      <w:r>
+        <w:rPr>
+          <w:i/>
+        </w:rPr>
+        <w:t xml:space="preserve">“Tretåig hackspett har stora arealkrav och höga krav på sin livsmiljö. Omdaningen av naturskogar till kulturskogar medför en förlust av viktiga miljöer, något som förstärks av ökad fragmentering till följd av avverkningar.” </w:t>
+      </w:r>
+      <w:r>
+        <w:t xml:space="preserve">Vidare att: </w:t>
+      </w:r>
+      <w:r>
+        <w:rPr>
+          <w:i/>
+        </w:rPr>
+        <w:t>“Områden med dokumenterad permanent förekomst i naturskogsmiljöer har vanligen så stora naturvärden att skogsbruk är olämpligt”</w:t>
+      </w:r>
+      <w:r>
+        <w:t xml:space="preserve"> (SLU Artdatabanken, 2024; Skogsstyrelsen, 2016)</w:t>
+      </w:r>
+      <w:r>
+        <w:rPr>
+          <w:i/>
+        </w:rPr>
+        <w:t>.</w:t>
+      </w:r>
+    </w:p>
+    <w:p>
+      <w:r>
+        <w:t>Tretåig hackspett är beroende av större sammanhängande naturskogar med kontinuerlig tillgång och nybildning av död ved och fragmentering av livsmiljöerna utgör ett stort hot mot arten (se exempelvis Stachura-Skierczynska et al., 2009; Wesolowski et al., 2005; Butler et al., 2004; Pakkala et al., 2002; Amcoff et al., 1996; Virkkala, 1991). Det finns studier som visar att naturskogens självgallringsprocess som den tretåiga hackspetten är beroende av, inte kan ersättas med efterlämnad hänsyn i skogsbruket (Imbeau &amp; Desrochers, 2002).</w:t>
+      </w:r>
+    </w:p>
+    <w:p>
+      <w:r>
+        <w:t>Permanenta revir av tretåig hackspett karaktäriseras ofta av artens typiska ringformigt ordnade hackmärken på framför allt gamla granar. För att säkerställa att inte revir av tretåig hackspett drabbas av avverkningsplanerna bör en inventering göras i området både under häckningstid och under vintern, då arten utnyttjar betydligt större områden än under sommarens häckningsrevir. Storleken på häckningsreviret varierar med skogstypen, förekomsten av död ved och graden av fragmentering, men är i allmänhet i storleksordningen 25–100 hektar (SLU Artdatabanken, 2024; Skogsstyrelsen, 2016).</w:t>
+      </w:r>
+    </w:p>
+    <w:p>
+      <w:r>
+        <w:t xml:space="preserve">Förutom fridlysning enligt §4 Artskyddsförordningen är tretåig hackspett även förtecknad i EU:s fågeldirektiv bilaga 1. Den är typisk art för </w:t>
+      </w:r>
+      <w:r>
+        <w:rPr>
+          <w:i/>
+        </w:rPr>
+        <w:t xml:space="preserve">9010 Taiga, 9740 Skogsbevuxen myr, 9030 Landhöjningsskog </w:t>
+      </w:r>
+      <w:r>
+        <w:t xml:space="preserve">och </w:t>
+      </w:r>
+      <w:r>
+        <w:rPr>
+          <w:i/>
+        </w:rPr>
+        <w:t>9040 Fjällbjörkskog</w:t>
+      </w:r>
+      <w:r>
+        <w:t xml:space="preserve"> samt ingår i Natura 2000 och är förtecknad i Bernkonventionen bilaga II (strikt skyddade djurarter) (SLU Artdatabanken, 2024; Skogsstyrelsen, 2016).</w:t>
+      </w:r>
+    </w:p>
+    <w:p>
+      <w:pPr>
+        <w:pStyle w:val="Heading2"/>
+      </w:pPr>
+      <w:r>
+        <w:t>Referenser – tretåig hackspett</w:t>
+      </w:r>
+    </w:p>
+    <w:p>
+      <w:r>
+        <w:t xml:space="preserve">Amcoff, M. &amp; Eriksson, P. 1996. </w:t>
+      </w:r>
+      <w:r>
+        <w:rPr>
+          <w:i/>
+        </w:rPr>
+        <w:t xml:space="preserve">Förekomst av tretåig hackspett Picoides tridactylus på bestånds- och landskapsnivå. </w:t>
+      </w:r>
+      <w:r>
+        <w:t>Ornis Svecica 6: 107–119.</w:t>
+      </w:r>
+    </w:p>
+    <w:p>
+      <w:r>
+        <w:t xml:space="preserve">Butler, R., Angelstam, P., Ekelund, P. &amp; Schlaeffer, R. 2004. </w:t>
+      </w:r>
+      <w:r>
+        <w:rPr>
+          <w:i/>
+        </w:rPr>
+        <w:t xml:space="preserve">Dead wood threshold values for the three-toed woodpecker presence in boreal and sub-Alpine forest. </w:t>
+      </w:r>
+      <w:r>
+        <w:t>Biological conservation 119(3): 305–318.</w:t>
+      </w:r>
+    </w:p>
+    <w:p>
+      <w:r>
+        <w:t xml:space="preserve">Imbeau, L. &amp; Desrochers, A. 2002. </w:t>
+      </w:r>
+      <w:r>
+        <w:rPr>
+          <w:i/>
+        </w:rPr>
+        <w:t xml:space="preserve">Foraging Ecology and Use of Drumming Trees by Three-Toed Woodpeckers. </w:t>
+      </w:r>
+      <w:r>
+        <w:t>The Journal of Wildlife Management. Vol. 66, No. 1 (Jan., 2002), pp. 222–231.</w:t>
+      </w:r>
+    </w:p>
+    <w:p>
+      <w:r>
+        <w:t xml:space="preserve">Pakkala, T., Hanski, I. &amp; Tomppo, E. 2002. </w:t>
+      </w:r>
+      <w:r>
+        <w:rPr>
+          <w:i/>
+        </w:rPr>
+        <w:t xml:space="preserve">Spatial ecology of the three-toed woodpecker in managed forest landscapes. </w:t>
+      </w:r>
+      <w:r>
+        <w:t>Silva Fennica 36(1): 279–288.</w:t>
+      </w:r>
+    </w:p>
+    <w:p>
+      <w:r>
+        <w:t xml:space="preserve">Skogsstyrelsen, 2016. </w:t>
+      </w:r>
+      <w:r>
+        <w:rPr>
+          <w:i/>
+        </w:rPr>
+        <w:t>Vägledning för hänsyn till fåglar – Tretåig hackspett.</w:t>
+      </w:r>
+    </w:p>
+    <w:p>
+      <w:r>
+        <w:t xml:space="preserve">SLU Artdatabanken, 2024. </w:t>
+      </w:r>
+      <w:r>
+        <w:rPr>
+          <w:i/>
+        </w:rPr>
+        <w:t xml:space="preserve">Artfaktablad. Naturvård – artfakta. </w:t>
+      </w:r>
+      <w:r>
+        <w:t>SLU Artdatabanken, Uppsala.</w:t>
+      </w:r>
+    </w:p>
+    <w:p>
+      <w:r>
+        <w:t xml:space="preserve">Stachura-Skierczynska, K., Tumiel, T. &amp; Skierczynski, M. 2009. </w:t>
+      </w:r>
+      <w:r>
+        <w:rPr>
+          <w:i/>
+        </w:rPr>
+        <w:t xml:space="preserve">Habitat prediction model for three-toed woodpecker and its implications for the conservation of biologically valuable forests. </w:t>
+      </w:r>
+      <w:r>
+        <w:t>Forest Ecology and Management 258(5): 697–703.</w:t>
+      </w:r>
+    </w:p>
+    <w:p>
+      <w:r>
+        <w:t xml:space="preserve">Virkkala, R. 1991. </w:t>
+      </w:r>
+      <w:r>
+        <w:rPr>
+          <w:i/>
+        </w:rPr>
+        <w:t xml:space="preserve">Population trends of forest birds in a Finnish Lapland landscape of large habitat blocks – Consequences of stochastic environmental variation or regional habitat alteration. </w:t>
+      </w:r>
+      <w:r>
+        <w:t>Biological conservation 56(2): 223–240.</w:t>
+      </w:r>
+    </w:p>
+    <w:p>
+      <w:r>
+        <w:t xml:space="preserve">Wesolowski, T., Czeszczewik, D. &amp; Rowinski, P. 2005. </w:t>
+      </w:r>
+      <w:r>
+        <w:rPr>
+          <w:i/>
+        </w:rPr>
+        <w:t xml:space="preserve">Effects of forest management on Three-toed Woodpecker Picoides tridactylus distribution in the Bialowieza Forest (NE Poland): conservation implications. </w:t>
+      </w:r>
+      <w:r>
+        <w:t>Acta Ornithologica 40(1): 53–60.</w:t>
+      </w:r>
+    </w:p>
+    <w:p>
+      <w:pPr>
+        <w:pStyle w:val="Heading1"/>
+      </w:pPr>
+      <w:r>
+        <w:t>Tjäder – ekologi samt krav på livsmiljön</w:t>
+      </w:r>
+    </w:p>
+    <w:p>
+      <w:r>
+        <w:t xml:space="preserve">Tjäder (§4) omfattas av bilaga 1 och 2 EU:s fågeldirektiv och är typisk art för </w:t>
+      </w:r>
+      <w:r>
+        <w:rPr>
+          <w:i/>
+        </w:rPr>
+        <w:t xml:space="preserve">9010 Taiga </w:t>
+      </w:r>
+      <w:r>
+        <w:t xml:space="preserve">och </w:t>
+      </w:r>
+      <w:r>
+        <w:rPr>
+          <w:i/>
+        </w:rPr>
+        <w:t>9740 Skogsbevuxen myr</w:t>
+      </w:r>
+      <w:r>
+        <w:t>. Tjädern är en utpräglad skogsfågel knuten till större sammanhängande barrskogsområden. Tupparna och hönorna utnyttjar till viss del olika miljöer, och habitatvalet varierar dessutom mellan olika delar av året. För att det ska finnas livskraftiga tjäderbestånd krävs funktionella skogslandskap med en blandning av uppvuxen, gles och luckig skog, täta sumpskogar, myrar och andra små våtmarker (Skogsstyrelsen, 2019; SLU Artdatabanken 2024).</w:t>
+      </w:r>
+    </w:p>
+    <w:p>
+      <w:r>
+        <w:t>Arten försvinner när skogen fragmenteras och den sammanlagda arealen hyggen och andra öppna områden blir för stor. Ett småskaligt och försiktigt virkesuttag genom hyggesfria metoder kan i vissa fall vara möjligt i området inom 200 m från lekcentrum. Längre ut från lekcentrum, inom 200–500 m bör den avverkade ytan inte överskrida 1 hektar för att undvika alltför stora och snabba förändringar (Skogsstyrelsen, 2019).</w:t>
+      </w:r>
+    </w:p>
+    <w:p>
+      <w:pPr>
+        <w:pStyle w:val="Heading2"/>
+      </w:pPr>
+      <w:r>
+        <w:t>Referenser – tjäder</w:t>
+      </w:r>
+    </w:p>
+    <w:p>
+      <w:r>
+        <w:t xml:space="preserve">Skogsstyrelsen, 2019. </w:t>
+      </w:r>
+      <w:r>
+        <w:rPr>
+          <w:i/>
+        </w:rPr>
+        <w:t>Vägledning för hänsyn till fåglar – tjäder.</w:t>
+      </w:r>
+    </w:p>
+    <w:p>
+      <w:r>
+        <w:t xml:space="preserve">SLU Artdatabanken, 2024. </w:t>
+      </w:r>
+      <w:r>
+        <w:rPr>
+          <w:i/>
+        </w:rPr>
+        <w:t xml:space="preserve">Artfaktablad. Naturvård – artfakta. </w:t>
+      </w:r>
+      <w:r>
+        <w:t>SLU Artdatabanken, Uppsala</w:t>
+      </w:r>
+    </w:p>
+    <w:p>
+      <w:r>
+        <w:br w:type="page"/>
+      </w:r>
+    </w:p>
+    <w:p>
+      <w:pPr>
+        <w:pStyle w:val="Title"/>
+      </w:pPr>
+      <w:r>
+        <w:t>BILAGA 2 – EU:s art- och habitatdirektiv, fågeldirektiv och naturrestaureringsförordning</w:t>
+      </w:r>
+    </w:p>
+    <w:p>
+      <w:pPr>
+        <w:pStyle w:val="Heading2"/>
+      </w:pPr>
+      <w:r>
+        <w:t>Förenlighet med EU-direktiv</w:t>
+      </w:r>
+    </w:p>
+    <w:p>
+      <w:r>
+        <w:t>EU-direktiv är bindande för EU:s medlemsländer varvid det ankommer på Skogsstyrelsen som nationell tillsynsmyndighet att beakta syftet med EU:s art- och habitatdirektiv respektive fågeldirektiv vid prövningen av en skogsbruksverksamhet, se Rådets direktiv 92/43/EEG samt 2009/147/EG. Nationella regler som omfattas av ett EU-direktiv ska enligt fast rättspraxis tolkas i enlighet med direktivet, vilket medför en skyldighet för myndigheten att tolka bestämmelser i nationell rätt i ljuset av direktivets ordalydelse, sammanhang och de mål som eftersträvas med direktivet (se EU-domstolens dom i mål C 477/19).</w:t>
+      </w:r>
+    </w:p>
+    <w:p>
+      <w:r>
+        <w:t>EU:s medlemsstater åläggs i Artikel 3 i fågeldirektivet generella skyldigheter avseende skydd, bevarande och återställande av tillräckligt stora och varierande livsmiljöer för de fågelarter som omfattas av direktivet. Medlemsstaterna ska vidta de åtgärder som är nödvändiga för att bibehålla populationen av fågelarterna på en nivå som svarar särskilt mot ekologiska, vetenskapliga och kulturella behov, eller återupprätta populationen av dessa arter till en sådan nivå (se Europaparlamentets och rådets direktiv 2009/147/EG).</w:t>
+      </w:r>
+    </w:p>
+    <w:p>
+      <w:r>
+        <w:t>Åtgärder som vidtas i enlighet med art- och habitatdirektivet (92/43/EEG) ska enligt Artikel 2 syfta till att bibehålla eller återställa en gynnsam bevarandestatus hos livsmiljöer samt arter och vilda djur och växter av gemenskapsintresse. Enligt prejudikat från EU-domstolen ska en skogsbruksverksamhet utföras på ett sådant sätt som utgör ett förebyggande och hållbart skogsbruk för att betraktas som förenlig med bevarandekraven i direktivet (se EU-domstolens dom i de förenade målen C 473-19 och C 474-19).</w:t>
+      </w:r>
+    </w:p>
+    <w:p>
+      <w:r>
+        <w:t xml:space="preserve">Av artikel 1.e samma direktiv framgår att en livsmiljös bevarandestatus anses " gynnsam" när — dess naturliga utbredningsområde och de ytor den täcker inom detta område är stabila eller ökande, och — den särskilda struktur och de särskilda funktioner som är nödvändiga för att den skall kunna bibehållas på lång sikt finns, och sannolikt kommer att finnas under en överskådlig framtid, och — bevarandestatusen hos dess </w:t>
+      </w:r>
+      <w:r>
+        <w:rPr>
+          <w:b/>
+        </w:rPr>
+        <w:t>typiska arter</w:t>
+      </w:r>
+      <w:r>
+        <w:t xml:space="preserve"> är gynnsam enligt definitionen i artikel 1.i. Typiska arter används för att lokalisera områden med gynnsam bevarandestatus för de naturtyper som ingår i EU:s art- och habitatdirektiv.</w:t>
+      </w:r>
+    </w:p>
+    <w:p>
+      <w:r>
+        <w:t>Västlig taiga (EU-kod 9010) saknar gynnsam bevarandestatus och minskar starkt som naturtyp i Sverige. Naturvårdsverket skriver i sin vägledning för västlig taiga att dylika miljöer förutsätter normalt att skogarna skyddas långsiktigt, eftersom skogsbruk inte är förenligt med bevarande av naturtypen i gynnsamt tillstånd (Naturvårdsverket, 2011). Enligt Sveriges Artikel 17 rapportering 2013 och 2019 till EU, har naturtypen Västlig taiga (9010) dålig bevarandestatus med negativ trend inom Sveriges boreala region. Skogsbruksåtgärder som avverkning, röjning och gallring pekas ut som några av de främst bidragande orsakerna till naturtypens dåliga status och negativa trend (SLU Artdatabanken, 2019). I EU:s uppföljning av tillståndet för naturtyperna i Skandinavien 2013 – 2018 framgår det att i den boreala regionen är tillståndet så dåligt för Västlig taiga (9010) att habitatet löper allvarlig risk att försvinna regionalt (EEA, 2022). Det allvarliga läget för den biologiska mångfalden i skogen framhålls även i Skogsstyren rapport 2026/07:</w:t>
+      </w:r>
+    </w:p>
+    <w:p>
+      <w:r>
+        <w:rPr>
+          <w:i/>
+        </w:rPr>
+        <w:t>"All avverkning av kända skogliga värdekärnor och sannolika kontinuitetsskogar behöver upphöra för att fylla bristen om 1,56 miljoner hektar bevarad livsmiljötyp. På grund av begränsade kvarvarande arealer av värdekärnor, naturskogar och kontinuitetsskogar leder fortsatt förlust av dessa till en påtaglig risk för långsiktigt negativa effekter för biologisk mångfald i skogslandskapet. Att de återstående arealerna bevaras och ges ett långsiktigt skydd bedöms därför vara av avgörande betydelse."</w:t>
+      </w:r>
+      <w:r>
+        <w:t xml:space="preserve"> (Skogsstyrelsen, 2026).</w:t>
+      </w:r>
+    </w:p>
+    <w:p>
+      <w:pPr>
+        <w:pStyle w:val="Caption"/>
+      </w:pPr>
+      <w:r>
+        <w:drawing>
+          <wp:inline xmlns:a="http://schemas.openxmlformats.org/drawingml/2006/main" xmlns:pic="http://schemas.openxmlformats.org/drawingml/2006/picture">
+            <wp:extent cx="5486400" cy="2905862"/>
+            <wp:docPr id="2" name="Picture 2"/>
+            <wp:cNvGraphicFramePr>
+              <a:graphicFrameLocks noChangeAspect="1"/>
+            </wp:cNvGraphicFramePr>
+            <a:graphic>
+              <a:graphicData uri="http://schemas.openxmlformats.org/drawingml/2006/picture">
+                <pic:pic>
+                  <pic:nvPicPr>
+                    <pic:cNvPr id="0" name="uppföljning av västlig taiga.jpeg"/>
+                    <pic:cNvPicPr/>
+                  </pic:nvPicPr>
+                  <pic:blipFill>
+                    <a:blip r:embed="rId17"/>
+                    <a:stretch>
+                      <a:fillRect/>
+                    </a:stretch>
+                  </pic:blipFill>
+                  <pic:spPr>
+                    <a:xfrm>
+                      <a:off x="0" y="0"/>
+                      <a:ext cx="5486400" cy="2905862"/>
+                    </a:xfrm>
+                    <a:prstGeom prst="rect"/>
+                  </pic:spPr>
+                </pic:pic>
+              </a:graphicData>
+            </a:graphic>
+          </wp:inline>
+        </w:drawing>
+      </w:r>
+    </w:p>
+    <w:p>
+      <w:pPr>
+        <w:pStyle w:val="Caption"/>
+      </w:pPr>
+      <w:r>
+        <w:t>EU:s uppföljning av tillståndet för naturtypen Västlig taiga 9010 i Skandinavien 2013 - 2018. Av kartan framgår det att i den boreala regionen är tillståndet så dåligt (röd färg) att habitatet löper allvarlig risk att försvinna regionalt. Källa: European Environment Agency. https:// eunis.eea.europoa.eu/habitats/10176.</w:t>
+      </w:r>
+    </w:p>
+    <w:p>
+      <w:r>
+        <w:t>Trots det allvarliga läget har statusen för Västlig taiga ändrats till otillräcklig i stället för dålig i den senaste Artikel 17 rapporteringen 2025. Av Naturvårdsverkets rapport framgår det dock att de ändrade statusbedömningarna jämfört med rapporteringen 2019 inte beror på faktiska miljöförändringar. Ändringarna är av teknisk karaktär och främst en följd av resultaten från genomförda regeringsuppdrag och beslut inför rapporteringen 2025. Det är alltså politisk styrning i stället för faktiska förhållanden i naturen som ändrat på naturtypernas status i rapporteringen, vilket rimmar dåligt med såväl art- och habitatdirektivets syften och mål som med naturrestaureringsförordningen. I praktiken har dock Sveriges nya sätt att rapportera bevarandestatus till EU inte någon betydelse eftersom Naturvårdsverkets rapportering 2025 visar att Västlig taiga inte har gynnsam bevarandestatus.</w:t>
+      </w:r>
+    </w:p>
+    <w:p>
+      <w:pPr>
+        <w:pStyle w:val="Heading2"/>
+      </w:pPr>
+      <w:r>
+        <w:t>EU:s naturrestaureringsförordning</w:t>
+      </w:r>
+    </w:p>
+    <w:p>
+      <w:r>
+        <w:t>Enligt EU:s naturrestaureringsförordning (EU 2024/1991) ska minst 20 % av landområden och minst 20 % av havsarealen vara restaurerad senast 2030, samt alla ekosystem som är i behov av restaurering senast 2050. Det framgår också av förordningen att det är viktigt att livsmiljötyperna inte försämras innan eller efter att restaureringar genomförts, se exempelvis punkt 37 förordningen.</w:t>
+      </w:r>
+    </w:p>
+    <w:p>
+      <w:r>
+        <w:t>”</w:t>
+      </w:r>
+      <w:r>
+        <w:rPr>
+          <w:i/>
+        </w:rPr>
+        <w:t>Det är viktigt att medlemsstaterna vidtar åtgärder som syftar till att säkerställa att tillståndet för områden som täcks av livsmiljötyper som omfattas av denna förordning och som omfattas av restaureringsåtgärder uppvisar en kontinuerlig förbättring till dess att de uppnår ett gott tillstånd, och att medlemsstaterna vidtar åtgärder som syftar till att säkerställa att dessa livsmiljötyper, när de har uppnått ett gott tillstånd, inte försämras avsevärt, så att det långsiktiga bibehållandet eller uppnåendet av gott tillstånd inte äventyras. (..) Det är också viktigt att medlemsstaterna anstränger sig för att förhindra avsevärd försämring av områden som täcks av sådana livsmiljötyper som antingen redan är i gott skick eller som inte är i gott skick men ännu inte omfattas av restaureringsåtgärder.”</w:t>
+      </w:r>
+    </w:p>
+    <w:p>
+      <w:r>
+        <w:rPr>
+          <w:b/>
+          <w:i/>
+        </w:rPr>
+        <w:t>Artikel 4(12):</w:t>
+      </w:r>
+    </w:p>
+    <w:p>
+      <w:r>
+        <w:rPr>
+          <w:i/>
+        </w:rPr>
+        <w:t>Utan att det påverkar tillämpningen av direktiv 92/43/EEG ska medlemsstaterna, senast den dag då deras nationella restaureringsplaner offentliggörs i enlighet med artikel 17.6 i denna förordning, eftersträva att genomföra de åtgärder som krävs för att förhindra avsevärd försämring av områden där de livsmiljötyper som förtecknas i bilaga I till denna förordning förekommer och som är i gott tillstånd eller som krävs för att uppnå de restaureringsmål som anges i punkt 17 i den här artikeln.</w:t>
+      </w:r>
+    </w:p>
+    <w:p>
+      <w:r>
+        <w:rPr>
+          <w:b/>
+          <w:i/>
+        </w:rPr>
+        <w:t>Artikel 4 (17).   Medlemsstaterna ska säkerställa</w:t>
+      </w:r>
+    </w:p>
+    <w:p>
+      <w:r>
+        <w:rPr>
+          <w:i/>
+        </w:rPr>
+        <w:t>a) en ökning av arealen i gott tillstånd för de livsmiljötyper som förtecknas i bilaga I till dess att minst 90 % är i gott tillstånd och till dess att den gynnsamma referensarealen för varje livsmiljötyp i varje biogeografisk region inom den berörda medlemsstaten har uppnåtts.</w:t>
+      </w:r>
+    </w:p>
+    <w:p>
+      <w:r>
+        <w:t>Referenser</w:t>
+      </w:r>
+    </w:p>
+    <w:p>
+      <w:r>
+        <w:t xml:space="preserve">EEA European Environment Agency, 2022. </w:t>
+      </w:r>
+      <w:r>
+        <w:rPr>
+          <w:i/>
+        </w:rPr>
+        <w:t xml:space="preserve">Western taiga – Conservation status 2013-2018. </w:t>
+      </w:r>
+      <w:r>
+        <w:t>https:// eunis.eea.europoa.eu/habitats/10176.</w:t>
+      </w:r>
+    </w:p>
+    <w:p>
+      <w:r>
+        <w:t>EU-domstolens dom av den 2 juli 2020 i målet C 477/19 (Europeisk hamster) p. 23.</w:t>
+      </w:r>
+    </w:p>
+    <w:p>
+      <w:r>
+        <w:t>EU-domstolens dom av den 4 mars 2021 i de förenade målen C 473-19 och C 474-19 (Skydda skogen) p. 70 och 76.</w:t>
+      </w:r>
+    </w:p>
+    <w:p>
+      <w:r>
+        <w:t>Europaparlamentets och rådets direktiv 2009/147/EG av den 30 november 2009 om bevarande av vilda fåglar.</w:t>
+      </w:r>
+    </w:p>
+    <w:p>
+      <w:r>
+        <w:t>EUROPAPARLAMENTETS OCH RÅDETS FÖRORDNING (EU) 2024/1991 av den 24 juni 2024 om restaurering av natur och om ändring av förordning (EU) 2022/869.</w:t>
+      </w:r>
+    </w:p>
+    <w:p>
+      <w:r>
+        <w:t>Rådets direktiv 92/43/EEG av den 21 mj 1992 om bevarande av livsmiljöer samt vilda djur och växter.</w:t>
+      </w:r>
+    </w:p>
+    <w:p>
+      <w:r>
+        <w:t xml:space="preserve">Skogsstyrelsen, 2026. </w:t>
+      </w:r>
+      <w:r>
+        <w:rPr>
+          <w:i/>
+        </w:rPr>
+        <w:t>Biologisk mångfald i skogen.</w:t>
+      </w:r>
+      <w:r>
+        <w:t xml:space="preserve"> Rapport 2026/07.</w:t>
+      </w:r>
+    </w:p>
+    <w:p>
+      <w:r>
+        <w:t xml:space="preserve">SLU Artdatabanken, 2019. </w:t>
+      </w:r>
+      <w:r>
+        <w:rPr>
+          <w:i/>
+        </w:rPr>
+        <w:t>Sveriges arter och naturtyper i EU:s art- och habitatdirektiv.</w:t>
+      </w:r>
+      <w:r>
+        <w:t xml:space="preserve"> Resultat från rapportering 2019 till EU av bevarandestatus 2013-2018.</w:t>
       </w:r>
     </w:p>
     <w:sectPr>
@@ -289,7 +1377,7 @@
     <w:r>
       <w:tab/>
       <w:tab/>
-      <w:t>2026-07-25</w:t>
+      <w:t>2026-07-26</w:t>
       <w:br/>
       <w:br/>
     </w:r>

--- a/tillsyn/A 26668-2026 tillsynsbegäran.docx
+++ b/tillsyn/A 26668-2026 tillsynsbegäran.docx
@@ -1377,7 +1377,7 @@
     <w:r>
       <w:tab/>
       <w:tab/>
-      <w:t>2026-07-26</w:t>
+      <w:t>2026-07-27</w:t>
       <w:br/>
       <w:br/>
     </w:r>

--- a/tillsyn/A 26668-2026 tillsynsbegäran.docx
+++ b/tillsyn/A 26668-2026 tillsynsbegäran.docx
@@ -1377,7 +1377,7 @@
     <w:r>
       <w:tab/>
       <w:tab/>
-      <w:t>2026-07-27</w:t>
+      <w:t>2026-07-28</w:t>
       <w:br/>
       <w:br/>
     </w:r>

--- a/tillsyn/A 26668-2026 tillsynsbegäran.docx
+++ b/tillsyn/A 26668-2026 tillsynsbegäran.docx
@@ -1377,7 +1377,7 @@
     <w:r>
       <w:tab/>
       <w:tab/>
-      <w:t>2026-07-28</w:t>
+      <w:t>2026-07-29</w:t>
       <w:br/>
       <w:br/>
     </w:r>

--- a/tillsyn/A 26668-2026 tillsynsbegäran.docx
+++ b/tillsyn/A 26668-2026 tillsynsbegäran.docx
@@ -1377,7 +1377,7 @@
     <w:r>
       <w:tab/>
       <w:tab/>
-      <w:t>2026-07-29</w:t>
+      <w:t>2026-07-30</w:t>
       <w:br/>
       <w:br/>
     </w:r>

--- a/tillsyn/A 26668-2026 tillsynsbegäran.docx
+++ b/tillsyn/A 26668-2026 tillsynsbegäran.docx
@@ -1377,7 +1377,7 @@
     <w:r>
       <w:tab/>
       <w:tab/>
-      <w:t>2026-07-30</w:t>
+      <w:t>2026-07-31</w:t>
       <w:br/>
       <w:br/>
     </w:r>

--- a/tillsyn/A 26668-2026 tillsynsbegäran.docx
+++ b/tillsyn/A 26668-2026 tillsynsbegäran.docx
@@ -1377,7 +1377,7 @@
     <w:r>
       <w:tab/>
       <w:tab/>
-      <w:t>2026-07-31</w:t>
+      <w:t>2026-08-01</w:t>
       <w:br/>
       <w:br/>
     </w:r>

--- a/tillsyn/A 26668-2026 tillsynsbegäran.docx
+++ b/tillsyn/A 26668-2026 tillsynsbegäran.docx
@@ -1377,7 +1377,7 @@
     <w:r>
       <w:tab/>
       <w:tab/>
-      <w:t>2026-08-01</w:t>
+      <w:t>2026-08-02</w:t>
       <w:br/>
       <w:br/>
     </w:r>

--- a/tillsyn/A 26668-2026 tillsynsbegäran.docx
+++ b/tillsyn/A 26668-2026 tillsynsbegäran.docx
@@ -1377,7 +1377,7 @@
     <w:r>
       <w:tab/>
       <w:tab/>
-      <w:t>2026-08-02</w:t>
+      <w:t>2026-08-03</w:t>
       <w:br/>
       <w:br/>
     </w:r>

--- a/tillsyn/A 26668-2026 tillsynsbegäran.docx
+++ b/tillsyn/A 26668-2026 tillsynsbegäran.docx
@@ -1377,7 +1377,7 @@
     <w:r>
       <w:tab/>
       <w:tab/>
-      <w:t>2026-08-03</w:t>
+      <w:t>2026-08-05</w:t>
       <w:br/>
       <w:br/>
     </w:r>

--- a/tillsyn/A 26668-2026 tillsynsbegäran.docx
+++ b/tillsyn/A 26668-2026 tillsynsbegäran.docx
@@ -1377,7 +1377,7 @@
     <w:r>
       <w:tab/>
       <w:tab/>
-      <w:t>2026-08-05</w:t>
+      <w:t>2026-08-07</w:t>
       <w:br/>
       <w:br/>
     </w:r>

--- a/tillsyn/A 26668-2026 tillsynsbegäran.docx
+++ b/tillsyn/A 26668-2026 tillsynsbegäran.docx
@@ -1377,7 +1377,7 @@
     <w:r>
       <w:tab/>
       <w:tab/>
-      <w:t>2026-08-07</w:t>
+      <w:t>2026-08-08</w:t>
       <w:br/>
       <w:br/>
     </w:r>

--- a/tillsyn/A 26668-2026 tillsynsbegäran.docx
+++ b/tillsyn/A 26668-2026 tillsynsbegäran.docx
@@ -7,7 +7,7 @@
         <w:pStyle w:val="Title"/>
       </w:pPr>
       <w:r>
-        <w:t>Tillsynsbegäran – information om höga naturvärden i avverkningsanmälan A 26668-2026 i Jokkmokks kommun</w:t>
+        <w:t>Tillsynsbegäran – information om höga naturvärden och fridlysta arter i avverkningsanmälan A 26668-2026 i Jokkmokks kommun</w:t>
       </w:r>
     </w:p>
     <w:p>
@@ -22,7 +22,7 @@
       <w:r>
         <w:drawing>
           <wp:inline xmlns:a="http://schemas.openxmlformats.org/drawingml/2006/main" xmlns:pic="http://schemas.openxmlformats.org/drawingml/2006/picture">
-            <wp:extent cx="5486400" cy="5180972"/>
+            <wp:extent cx="5430988" cy="5724000"/>
             <wp:docPr id="1" name="Picture 1"/>
             <wp:cNvGraphicFramePr>
               <a:graphicFrameLocks noChangeAspect="1"/>
@@ -43,7 +43,7 @@
                   <pic:spPr>
                     <a:xfrm>
                       <a:off x="0" y="0"/>
-                      <a:ext cx="5486400" cy="5180972"/>
+                      <a:ext cx="5430988" cy="5724000"/>
                     </a:xfrm>
                     <a:prstGeom prst="rect"/>
                   </pic:spPr>
@@ -60,12 +60,12 @@
         <w:spacing w:after="240"/>
       </w:pPr>
       <w:r>
-        <w:t>Figur 1. Fyndplatser för naturvårdsarter i avverkningsanmälan. Markörer utan svart kant är placerade på fyndplatsen. Markörer med svart kant är placerade vid sidan av fyndplatsen har ett svart streck som visar fyndplatsens exakta position. Kartans mittpunktskoordinat är N 7334906, E 720483 i SWEREF 99 TM.</w:t>
+        <w:t>Figur 1. Fyndplatser för naturvårdsarter i och inom 22 meter från avverkningsanmälan. Markörer utan svart kant är placerade på fyndplatsen. Markörer med svart kant är placerade vid sidan av fyndplatsen och har ett svart streck som visar fyndplatsens exakta position. Kartans mittpunktskoordinat är N 7334906, E 720483 i SWEREF 99 TM.</w:t>
       </w:r>
     </w:p>
     <w:p>
       <w:r>
-        <w:t>I avverkningsanmälan finns fynd av 4 naturvårdsarter, varav 4 är rödlistade och 2 är typiska (T): smultronkantarell (VU), blå taggsvamp (NT, T), dropptaggsvamp (NT, T) och tallriska (NT). Se Figur 1.</w:t>
+        <w:t>I och inom 22 meter från avverkningsanmälan finns fynd av 27 naturvårdsarter, varav 23 är rödlistade, 2 är fridlysta, 15 är typiska (T) och 2 är signalarter (S): fläckporing (VU, T), gräddporing (VU, T), Lecidea subhumida (VU), smalfotad taggsvamp (VU), smultronkantarell (VU), blanksvart spiklav (NT), blå taggsvamp (NT, T), blågrå svartspik (NT), dropptaggsvamp (NT, T), dvärgbägarlav (NT, T), knottrig blåslav (NT, T), kolflarnlav (NT, T), mörk kolflarnlav (NT), nordtagging (NT), orange taggsvamp (NT, T), Phellodon aquiloniniger (NT), tallkötticka (NT), tallriska (NT), talltagel (NT, T), tretåig hackspett (NT, T, §4), vedflamlav (NT), vedskivlav (NT, T), vitplätt (NT), nästlav (S, T), vedticka (S, T), svart taggsvamp agg. (T) och tjäder (T, §4). Se Figur 1.</w:t>
       </w:r>
     </w:p>
     <w:p>
@@ -83,6 +83,11 @@
     </w:p>
     <w:p>
       <w:r>
+        <w:t>Vi begär vidare att Skogsstyrelsen säkerställer att inga skador eller försämringar av naturtypens bevarandestatus i området tillåts ske. Se Rådets direktiv 92/43/EEG samt ickeförsämringskravet i EU:s naturrestaureringsförordning (EU 2024/1991).</w:t>
+      </w:r>
+    </w:p>
+    <w:p>
+      <w:r>
         <w:t>Vi önskar även ta del av de ställningstaganden och beslut som myndigheten meddelar till följd av aktuell avverkningsanmälan och föreningens inlaga (se 34 § förvaltningslagen).</w:t>
       </w:r>
     </w:p>
@@ -96,7 +101,76 @@
     </w:p>
     <w:p>
       <w:r>
-        <w:t>Nedan följer beskrivningar av de naturvårdsarter och fridlysta arter som har sina livsmiljöer och växtplatser i den avverkningsanmälda skogen. De påträffade naturvårdsarterna är ett tydligt kvitto på att det rör sig om en skog med höga naturvärden.</w:t>
+        <w:t>Nedan följer beskrivningar av de naturvårdsarter och fridlysta arter som har sina livsmiljöer och växtplatser i den avverkningsanmälda skogen. Se även ytterligare artfakta i BILAGA 1. De påträffade naturvårdsarterna är ett tydligt kvitto på att det rör sig om en skog med höga naturvärden.</w:t>
+      </w:r>
+    </w:p>
+    <w:p>
+      <w:r>
+        <w:rPr>
+          <w:b/>
+        </w:rPr>
+        <w:t>Fläckporing (VU)</w:t>
+      </w:r>
+      <w:r>
+        <w:t xml:space="preserve"> är en mycket bra signalart som visar på tallnaturskogar med höga naturvärden. Den är placerad högst upp i Skogsstyrelsens värdepyramid för bedömning av skog med höga naturvärden och indikerar områden som är mer eller mindre opåverkade av skogsbruk och där det funnits en kontinuitet av tallågor i olika nedbrytningsstadier. För att på lång sikt bibehålla livskraftiga populationer i ett område behövs troligen större skyddade områden som tillåter att man upprätthåller en naturlig branddynamik. Fläckporing är typisk art för </w:t>
+      </w:r>
+      <w:r>
+        <w:rPr>
+          <w:i/>
+        </w:rPr>
+        <w:t>9010 Taiga</w:t>
+      </w:r>
+      <w:r>
+        <w:t xml:space="preserve"> (SLU Artdatabanken, 2024; Nitare &amp; Skogsstyrelsen, 2019).</w:t>
+      </w:r>
+    </w:p>
+    <w:p>
+      <w:r>
+        <w:rPr>
+          <w:b/>
+        </w:rPr>
+        <w:t>Gräddporing (VU)</w:t>
+      </w:r>
+      <w:r>
+        <w:t xml:space="preserve"> växer nästan enbart i urskogsartad barrskog på gamla, kraftigt murkna, grova och mossbelupna tallågor i något fuktiga och skuggiga lägen. Arten är placerad högst upp i Skogsstyrelsens värdepyramid för bedömning av skog med höga naturvärden och indikerar gamla och relativt orörda tallnaturskogar med höga naturvärden där det under låg tid kontinuerligt funnits inslag av grova tallågor. För att på sikt hejda artens vikande trend behöver merparten av gräddporingens nu kända växtplatser undantas från skogsbruk. Gräddporing är typisk art för </w:t>
+      </w:r>
+      <w:r>
+        <w:rPr>
+          <w:i/>
+        </w:rPr>
+        <w:t>9010 Taiga</w:t>
+      </w:r>
+      <w:r>
+        <w:t xml:space="preserve"> (SLU Artdatabanken, 2024; Nitare &amp; Skogsstyrelsen, 2019).</w:t>
+      </w:r>
+    </w:p>
+    <w:p>
+      <w:r>
+        <w:rPr>
+          <w:b/>
+          <w:i/>
+        </w:rPr>
+        <w:t xml:space="preserve">Lecidea subhumida </w:t>
+      </w:r>
+      <w:r>
+        <w:rPr>
+          <w:b/>
+        </w:rPr>
+        <w:t>(VU)</w:t>
+      </w:r>
+      <w:r>
+        <w:t xml:space="preserve"> är en skivlav som växer på ved (grenar, stam) av gamla tallar i subalpin skog. Arten påverkas negativt av brist på kontinuitetsskog och en minskning av populationen pågår eller förväntas ske. Antalet individer bedöms vara lägre än gränsvärdet för sårbar (VU) (SLU Artdatabanken, 2026).</w:t>
+      </w:r>
+    </w:p>
+    <w:p>
+      <w:r>
+        <w:rPr>
+          <w:b/>
+        </w:rPr>
+        <w:t>Smalfotad taggsvamp (VU)</w:t>
+      </w:r>
+      <w:r>
+        <w:t>, rödlistad som sårbar, växer på marken under lågor eller fallna stubbar i brandpräglad torr tallskog med lång kontinuitet. Arten är starkt associerad till kolad ved från tallar som sannolikt varit med om flera historiska skogsbränder. Detta är en process som kan ta många hundra år och det tar således mycket lång tid att återskapa lämpliga substrat. Smalfotad taggsvamp är placerad i toppen av Skogsstyrelsens värdepyramid för bedömning av skog med höga naturvärden samt globalt rödlistad som sårbar (VU) vilket innebär att Sverige har ett internationellt ansvar för arten (IUCN Redlist, 2024; Nitare &amp; Skogsstyrelsen, 2019; SLU Artdatabanken, 2024).</w:t>
       </w:r>
     </w:p>
     <w:p>
@@ -115,6 +189,17 @@
         <w:rPr>
           <w:b/>
         </w:rPr>
+        <w:t>Blanksvart spiklav (NT)</w:t>
+      </w:r>
+      <w:r>
+        <w:t xml:space="preserve"> förekommer på torr, hård, gammal kärnved men även på äldre ytved av tall i naturskogsartade bestånd med begränsad brandpåverkan och ostörd hydrologi. Skogsbruksåtgärder på eller i närheten av lokaler med blanksvart spiklav utgör ett hot. Naturskogsartade öppna tall- och barrblandskogar med blanksvart spiklav indikerar höga biologiska värden och bör bevaras (SLU Artdatabanken, 2024).</w:t>
+      </w:r>
+    </w:p>
+    <w:p>
+      <w:r>
+        <w:rPr>
+          <w:b/>
+        </w:rPr>
         <w:t xml:space="preserve">Blå taggsvamp (NT) </w:t>
       </w:r>
       <w:r>
@@ -135,6 +220,17 @@
         <w:rPr>
           <w:b/>
         </w:rPr>
+        <w:t>Blågrå svartspik (NT)</w:t>
+      </w:r>
+      <w:r>
+        <w:t xml:space="preserve"> växer på torr, hård ved av gamla, solbelysta torrakor, högstubbar av tall och grova döda grenar på levande tallar i öppna bestånd av naturskogskaraktär. Nästan alltid rör det sig om tjärrika torrträd och högstubbar (töreved, keloträd) som kan vara en bra bit över hundra år, i vissa fall sannolikt hundratals år gamla. Skogsbruk är idag det allvarligaste hotet. Ett långsiktigt hot är att nybildningen av gamla torrakor och högstubbar är en långsam process vilken ofta är beroende av skogsbrand. Nytt substrat bildas numera sannolikt nästan inte alls då antalet naturliga skogsbränder har minskat drastiskt på grund av effektivare brandbekämpning. Döda träd som lämnas efter avverkning är inte lämpliga för arten, eftersom dessa träd inte varit utsatta för skogsbrand och bildat tjärrik ved. Skogsbruksåtgärder på eller i närheten av växtplatserna bör undvikas. Naturskogsartade skogar med förekomst av arten indikerar höga biologiska värden och bör bevaras. Blågrå svartspik har en mycket begränsad utbredning utanför de nordiska länderna varför dessa länder har ett speciellt ansvar för arten (SLU Artdatabanken, 2024).</w:t>
+      </w:r>
+    </w:p>
+    <w:p>
+      <w:r>
+        <w:rPr>
+          <w:b/>
+        </w:rPr>
         <w:t>Dropptaggsvamp (NT)</w:t>
       </w:r>
       <w:r>
@@ -155,10 +251,1002 @@
         <w:rPr>
           <w:b/>
         </w:rPr>
+        <w:t>Dvärgbägarlav (NT)</w:t>
+      </w:r>
+      <w:r>
+        <w:t xml:space="preserve"> förekommer över hela Sverige på gammal hård ved, huvudsakligen på tall men i södra Sverige även på ek. Veden utgörs framförallt av grova stubbar, lågor och grenar. Substratet har blivit sällsyntare och nybildning av substrat sker bara i begränsad omfattning. Arten hotas av att grova lågor blir allt sällsyntare i dagens kulturskogar samt att nybildningen av lämpliga substrat går mycket långsamt. En riklig tillgång på gamla tall- eller eklågor måste säkerställas på artens lokaler. Dvärgbägarlav är typisk art för </w:t>
+      </w:r>
+      <w:r>
+        <w:rPr>
+          <w:i/>
+        </w:rPr>
+        <w:t>9010 Taiga</w:t>
+      </w:r>
+      <w:r>
+        <w:t xml:space="preserve"> (SLU Artdatabanken, 2024; Nitare &amp; Skogsstyrelsen, 2019).</w:t>
+      </w:r>
+    </w:p>
+    <w:p>
+      <w:r>
+        <w:rPr>
+          <w:b/>
+        </w:rPr>
+        <w:t>Knottrig blåslav (NT)</w:t>
+      </w:r>
+      <w:r>
+        <w:t xml:space="preserve"> har sin huvudutbredning i gamla granskogar i det övre barrskogsbältet mot fjällen. Den signalerar alltid höga naturvärden och växer i skogar med lång kontinuitet, mest i opåverkade naturskogsbestånd. Arten överlever inte en slutavverkning (inklusive hänsyn) och den finns idag enbart i kontinuitetsskog. Lavens fortsatta förekomst bör säkerställas genom att lokaler med äldre barrskog skyddas. Knottrig blåslav är typisk art för </w:t>
+      </w:r>
+      <w:r>
+        <w:rPr>
+          <w:i/>
+        </w:rPr>
+        <w:t xml:space="preserve">9010 Taiga </w:t>
+      </w:r>
+      <w:r>
+        <w:t>och</w:t>
+      </w:r>
+      <w:r>
+        <w:rPr>
+          <w:i/>
+        </w:rPr>
+        <w:t xml:space="preserve"> 9040 Fjällbjörkskog</w:t>
+      </w:r>
+    </w:p>
+    <w:p>
+      <w:r>
+        <w:t>(SLU Artdatabanken, 2024; Nitare &amp; Skogsstyrelsen, 2019).</w:t>
+      </w:r>
+    </w:p>
+    <w:p>
+      <w:r>
+        <w:rPr>
+          <w:b/>
+        </w:rPr>
+        <w:t>Kolflarnlav (NT)</w:t>
+      </w:r>
+      <w:r>
+        <w:t xml:space="preserve"> är brandberoende och växer nästan uteslutande på kolad hård kärnved av tall. Etableringen verkar ske först 100–300 år efter brand och nytt substrat nybildas i mycket begränsad omfattning. Avverkning av tallskog av naturskogskaraktär med spår av återkommande bränder är ett hot och mängden lämplig ved att växa på för arten minskar dels på grund av naturlig nedbrytning men framförallt på grund av att det förstörs i samband med slutavverkningar, gallringar och markberedning. Såväl kolflarnlav som mörk kolflarnlav har glänsande bålfjäll och förekommer främst i tall- och blandbarrskogar av naturskogskaraktär med spår av återkommande bränder. Skogar som dessa hyser höga biologiska värden och bör skyddas. Kolflarnlav är typisk art för </w:t>
+      </w:r>
+      <w:r>
+        <w:rPr>
+          <w:i/>
+        </w:rPr>
+        <w:t>9010 Taiga</w:t>
+      </w:r>
+      <w:r>
+        <w:t xml:space="preserve"> (SLU Artdatabanken, 2024).</w:t>
+      </w:r>
+    </w:p>
+    <w:p>
+      <w:r>
+        <w:rPr>
+          <w:b/>
+        </w:rPr>
+        <w:t>Mörk kolflarnlav (NT)</w:t>
+      </w:r>
+      <w:r>
+        <w:t xml:space="preserve"> är brandberoende och växer nästan uteslutande på kolad hård kärnved av tall. Arten förekommer främst i glesa, öppna tall- och blandbarrskogar av naturskogskaraktär och etableringen verkar ske sent efter brand, kanske först efter 100–300 år. Mörk kolflarnlav indikerar skog med höga naturvärden och vanligast är att den påträffas på rester av nedbrunna torrakor och högstubbar och lågstubbar som är så grova att hela innandömet är urbränt. Tall- och blandbarrskogar av naturskogskaraktär med spår av återkommande bränder hyser höga biologiska värden och bör skyddas (SLU Artdatabanken, 2024).</w:t>
+      </w:r>
+    </w:p>
+    <w:p>
+      <w:r>
+        <w:rPr>
+          <w:b/>
+        </w:rPr>
+        <w:t>Nordtagging (NT)</w:t>
+      </w:r>
+      <w:r>
+        <w:t xml:space="preserve"> växer främst på tallågor av grövre dimensioner och påträffas huvudsakligen i äldre skog som inte kalavverkats. Nordtaggingen missgynnas av att områden med äldre tallskog har minskat starkt. Bekämpning av skogsbränder, samtidigt som skogsbruket omvandlar naturligt glesa tallbestånd till likartade och betydligt tätare bestånd, har missgynnat arten. Bristen på gamla tallågor utgör på sikt ett allvarligt hot och återskapandet av lämpliga biotoper tar mycket lång tid. Områden med olikåldriga bestånd av tall och med stort inslag av äldre träd bör undantas från skoglig produktion (SLU Artdatabanken, 2024).</w:t>
+      </w:r>
+    </w:p>
+    <w:p>
+      <w:r>
+        <w:rPr>
+          <w:b/>
+        </w:rPr>
+        <w:t xml:space="preserve">Orange taggsvamp (NT) </w:t>
+      </w:r>
+      <w:r>
+        <w:t xml:space="preserve">bildar mykorrhiza med både gran och tall och den förekommer främst i äldre barrskogar med kontinuitetsskogskaraktär. Mest frekvent är den i äldre mossrik granskog, men då bara i skogar inom granens naturliga utbredningsområde och i bestånd med långvarig grankontinuitet. Den totala populationen i landet bedöms ha minskat kraftigt och fortsatt kommer att minska då arten är knuten till en produktiv skogsmiljö som successivt avverkas. Arten hotas främst av skogsavverkning och tycks försvinna efter slutavverkning, markberedning och plantering och det är inte känt att arten har återkommit i anlagd skog på tidigare kalmark. Orange taggsvamp är typisk art för </w:t>
+      </w:r>
+      <w:r>
+        <w:rPr>
+          <w:i/>
+        </w:rPr>
+        <w:t>9010 Taiga</w:t>
+      </w:r>
+      <w:r>
+        <w:t xml:space="preserve"> (SLU Artdatabanken, 2024).</w:t>
+      </w:r>
+    </w:p>
+    <w:p>
+      <w:r>
+        <w:rPr>
+          <w:b/>
+          <w:i/>
+        </w:rPr>
+        <w:t xml:space="preserve">Phellodon aquiloniniger </w:t>
+      </w:r>
+      <w:r>
+        <w:rPr>
+          <w:b/>
+        </w:rPr>
+        <w:t xml:space="preserve">(NT) </w:t>
+      </w:r>
+      <w:r>
+        <w:t>är en taggsvamp som bildar mykorrhiza med tall, eventuellt även med gran, i sandtallskog och annan näringsfattig äldre tallskog och barrblandskog. Den totala populationen i landet bedöms ha minskat och förväntas fortsätta minska på grund av slutavverkning av äldre barrskog och kontinuitetsskog. Arten har begränsad förmåga att återetablera sig efter slutavverkning eller andra storskaliga skogsbruksåtgärder, och det finns inga indikationer på att den långsiktigt kan etablera eller reproducera sig i bestånd som brukas med trakthyggesmetoder, markberedning, gödsling eller förädlat plantmaterial. Uppfyller kriterierna för att bli rödlistad på grund av ny kunskap som visar att en större andel av populationen än tidigare bedömt är knuten till kontinuitetsbarrskog. Minskningstakten för den svenska populationen bedöms vara nära gränsvärdet för sårbar (VU) (SLU Artdatabanken, 2026).</w:t>
+      </w:r>
+    </w:p>
+    <w:p>
+      <w:r>
+        <w:rPr>
+          <w:b/>
+        </w:rPr>
+        <w:t>Tallkötticka (NT)</w:t>
+      </w:r>
+      <w:r>
+        <w:t xml:space="preserve"> är tallens kötticka och har ofta ett mer resupinat växtsätt än den granlevande köttickan </w:t>
+      </w:r>
+      <w:r>
+        <w:rPr>
+          <w:i/>
+        </w:rPr>
+        <w:t>Leptoporus mollis</w:t>
+      </w:r>
+      <w:r>
+        <w:t>. Artens förekomstarea och utbredning i Sverige är inte känd, men utifrån de fynd som rapporteras av kötticka på tall verkar den vara mer ovanlig än den granlevande. Den totala populationen bedöms därför ha minskat under de senaste 30 åren och fortsätter att minska i takt med att kontinuitetsskogar (skogar som inte kalavverkats) minskar i areal, samtidigt som att lämpliga miljöer inte återskapas i samma takt. Minskningstakten för den svenska populationen bedöms vara nära gränsvärdet för Sårbar (VU). (A2c+3c+4c) (SLU Artdatabanken, 2024; Nitare &amp; Skogsstyrelsen, 2019).</w:t>
+      </w:r>
+    </w:p>
+    <w:p>
+      <w:r>
+        <w:rPr>
+          <w:b/>
+        </w:rPr>
         <w:t>Tallriska (NT)</w:t>
       </w:r>
       <w:r>
         <w:t xml:space="preserve"> bildar mykorrhiza med tall och växer i äldre, mager och torr tallskog med lång trädkontinuitet, såsom tallhedar och sandtallskogar. Arten hotas huvudsakligen av avverkning av äldre tallskogar och på kända lokaler bör slutavverkning, markberedning och gödsling undvikas (SLU Artdatabanken, 2024).</w:t>
+      </w:r>
+    </w:p>
+    <w:p>
+      <w:r>
+        <w:rPr>
+          <w:b/>
+        </w:rPr>
+        <w:t>Talltagel (NT)</w:t>
+      </w:r>
+      <w:r>
+        <w:t xml:space="preserve"> är en boreal art som förekommer på tall i äldre, öppna tallskogar. Den påverkas negativt av brist på kontinuitetsskog och minskningstakten bedöms vara nära gränsvärdet för Sårbar (VU). Talltagel är typisk art för </w:t>
+      </w:r>
+      <w:r>
+        <w:rPr>
+          <w:i/>
+        </w:rPr>
+        <w:t>9010 Taiga</w:t>
+      </w:r>
+      <w:r>
+        <w:t xml:space="preserve"> (SLU Artdatabanken, 2026).</w:t>
+      </w:r>
+    </w:p>
+    <w:p>
+      <w:r>
+        <w:rPr>
+          <w:b/>
+        </w:rPr>
+        <w:t>Tretåig hackspett (NT, §4)</w:t>
+      </w:r>
+      <w:r>
+        <w:t xml:space="preserve"> är rödlistad som nära hotad och ingår i bilaga 1 i EU:s fågeldirektiv. Tretåig hackspett är för sin överlevnad beroende av kontinuerlig tillförsel av äldre döende och död ved, som sker genom naturliga självgallringsprocesser i äldre grannaturskogar och barrblandade naturskogar. Om en skog genom skogsbruk gallras eller glesas ur så upphör och uteblir i stort sett den naturliga självgallringsprocessen för mycket lång tid framöver vilket omöjliggör upprätthållandet av den kontinuerliga ekologiska funktionen i ett område. Det finns studier som visar att naturskogens självgallringsprocess som den tretåiga hackspetten är beroende av, inte kan ersättas med efterlämnad hänsyn i skogsbruket (Imbeau &amp; Desrochers, 2002). Storleken på häckningsreviret varierar med skogstypen, förekomsten av död ved och graden av fragmentering, men är i allmänhet i storleksordningen 25–100 hektar. Vintertid krävs ofta betydligt större områden och det finns studier som antyder att arten behöver minst 100 hektar äldre skog. I områden med låg bonitet kan det behövas över 200 hektar lämpligt habitat för att ett par ska kunna reproducera sig. Områden med dokumenterad permanent förekomst i naturskogsmiljöer har vanligen så stora naturvärden att skogsbruk är olämpligt. Tretåig hackspett är typisk art för </w:t>
+      </w:r>
+      <w:r>
+        <w:rPr>
+          <w:i/>
+        </w:rPr>
+        <w:t xml:space="preserve">9010 Taiga, 9740 Skogsbevuxen myr, 9030 Landhöjningsskog </w:t>
+      </w:r>
+      <w:r>
+        <w:t xml:space="preserve">och </w:t>
+      </w:r>
+      <w:r>
+        <w:rPr>
+          <w:i/>
+        </w:rPr>
+        <w:t>9040 Fjällbjörkskog</w:t>
+      </w:r>
+      <w:r>
+        <w:t xml:space="preserve"> (Skogsstyrelsen, 2016; SLU Artdatabanken, 2024).</w:t>
+      </w:r>
+    </w:p>
+    <w:p>
+      <w:r>
+        <w:rPr>
+          <w:b/>
+        </w:rPr>
+        <w:t>Vedflamlav (NT)</w:t>
+      </w:r>
+      <w:r>
+        <w:t xml:space="preserve"> växer på gammal hård och torr, exponerad kärnved av tall, främst på högstubbar i ljusöppna lägen, t.ex. vid och på myrar, sjökanter, i glesa hällmarkskogar och i brandpräglade tallnaturskogar. Substratet nyskapas i begränsad omfattning och arten är en utmärkt indikator på höga naturvärden i denna skogstyp. Tall- och barrblandskogar med naturskogskaraktär och spår av bränder har ofta höga biologiska värden och bör skyddas. På vedflamlavens bål kan den sällsynta spiklaven/parasiten </w:t>
+      </w:r>
+      <w:r>
+        <w:rPr>
+          <w:i/>
+        </w:rPr>
+        <w:t>Calicium ramboldiicola</w:t>
+      </w:r>
+      <w:r>
+        <w:t xml:space="preserve"> (VU) påträffas (SLU Artdatabanken, 2026).</w:t>
+      </w:r>
+    </w:p>
+    <w:p>
+      <w:r>
+        <w:rPr>
+          <w:b/>
+        </w:rPr>
+        <w:t>Vedskivlav (NT)</w:t>
+      </w:r>
+      <w:r>
+        <w:t xml:space="preserve"> växer på gammal, torr, exponerad, hård kärnved av framförallt tall i naturskogsartade bestånd. Avverkning av tallskog av naturskogskaraktär med spår av återkommande bränder är ett hot. Mängden lämplig ved att växa på för vedskivlav minskar, dels på grund av naturlig nedbrytning men framförallt på grund av att de förstörs i samband med slutavverkningar, gallringar och markberedning. Tall- och blandbarrskogar av naturskogskaraktär med spår av återkommande bränder bör skyddas. Vedskivlav är typisk art för </w:t>
+      </w:r>
+      <w:r>
+        <w:rPr>
+          <w:i/>
+        </w:rPr>
+        <w:t>9010 Taiga</w:t>
+      </w:r>
+      <w:r>
+        <w:t xml:space="preserve"> (SLU Artdatabanken, 2024).</w:t>
+      </w:r>
+    </w:p>
+    <w:p>
+      <w:r>
+        <w:rPr>
+          <w:b/>
+        </w:rPr>
+        <w:t>Vitplätt (NT)</w:t>
+      </w:r>
+      <w:r>
+        <w:t xml:space="preserve"> är en nedbrytare av död, hård och torr tallved och orsakar brunröta. Den förekommer mest i äldre, naturskogsliknande tallskog eller blandskog med äldre tall. Arten hotas av avverkning av gammal, senvuxen tall. I södra Sverige råder brist på lämpliga habitat och arten kan inte längre sprida sig utanför sina få kända växtplatser. Lokaler med gammal tall bör undantas från skogsbruk, i synnerhet i södra Sverige (SLU Artdatabanken, 2024).</w:t>
+      </w:r>
+    </w:p>
+    <w:p>
+      <w:r>
+        <w:rPr>
+          <w:b/>
+        </w:rPr>
+        <w:t>Nästlav</w:t>
+      </w:r>
+      <w:r>
+        <w:t xml:space="preserve"> indikerar söder om den naturliga norrlandsgränsen äldre barrskogsområden med höga naturvärden där andra ovanliga nordliga barrskogsarter kan påträffas. Nästlav är typisk art för </w:t>
+      </w:r>
+      <w:r>
+        <w:rPr>
+          <w:i/>
+        </w:rPr>
+        <w:t xml:space="preserve">9010 Taiga </w:t>
+      </w:r>
+      <w:r>
+        <w:t>(Nitare &amp; Skogsstyrelsen, 2019; SLU Artdatabanken, 2025).</w:t>
+      </w:r>
+    </w:p>
+    <w:p>
+      <w:r>
+        <w:rPr>
+          <w:b/>
+        </w:rPr>
+        <w:t xml:space="preserve">Vedticka </w:t>
+      </w:r>
+      <w:r>
+        <w:t xml:space="preserve">är en bra signalart söder om den naturliga norrlandsgränsen. Den är huvudsakligen knuten till äldre barrskogar där det föreligger långvarig kontinuitet av död barrved. Vedticka är typisk art för </w:t>
+      </w:r>
+      <w:r>
+        <w:rPr>
+          <w:i/>
+        </w:rPr>
+        <w:t xml:space="preserve">9010 Taiga </w:t>
+      </w:r>
+      <w:r>
+        <w:t>(Nitare &amp; Skogsstyrelsen, 2019; SLU Artdatabanken, 2025).</w:t>
+      </w:r>
+    </w:p>
+    <w:p>
+      <w:r>
+        <w:rPr>
+          <w:b/>
+        </w:rPr>
+        <w:t xml:space="preserve">Svart taggsvamp agg. </w:t>
+      </w:r>
+      <w:r>
+        <w:t xml:space="preserve">har visat sig bestå av fyra olika arter: </w:t>
+      </w:r>
+      <w:r>
+        <w:rPr>
+          <w:i/>
+        </w:rPr>
+        <w:t>Phellodon melilotinus</w:t>
+      </w:r>
+      <w:r>
+        <w:t xml:space="preserve"> (VU), </w:t>
+      </w:r>
+      <w:r>
+        <w:rPr>
+          <w:i/>
+        </w:rPr>
+        <w:t>Phellodon aquiloniniger</w:t>
+      </w:r>
+      <w:r>
+        <w:t xml:space="preserve"> (NT), </w:t>
+      </w:r>
+      <w:r>
+        <w:rPr>
+          <w:i/>
+        </w:rPr>
+        <w:t>Phellodon frondosoniger</w:t>
+      </w:r>
+      <w:r>
+        <w:t xml:space="preserve"> (NT) och svart taggsvamp </w:t>
+      </w:r>
+      <w:r>
+        <w:rPr>
+          <w:i/>
+        </w:rPr>
+        <w:t>Phellodon niger</w:t>
+      </w:r>
+      <w:r>
+        <w:t xml:space="preserve"> (NT). De olika arterna är mykorrhizasvampar med olika utbredning och ekologi som kan påträffas både i barr- och lövskogar. Samtliga arterna är rödlistade och signalerar skogsområden med höga naturvärden (SLU Artdatabanken, 2026; Nitare &amp; Skogsstyrelsen, 2019).</w:t>
+      </w:r>
+    </w:p>
+    <w:p>
+      <w:r>
+        <w:rPr>
+          <w:b/>
+        </w:rPr>
+        <w:t>Tjäder (§4)</w:t>
+      </w:r>
+      <w:r>
+        <w:t xml:space="preserve"> omfattas av bilaga 1 och 2 EU:s fågeldirektiv och är typisk art för </w:t>
+      </w:r>
+      <w:r>
+        <w:rPr>
+          <w:i/>
+        </w:rPr>
+        <w:t xml:space="preserve">9010 Taiga </w:t>
+      </w:r>
+      <w:r>
+        <w:t xml:space="preserve">och </w:t>
+      </w:r>
+      <w:r>
+        <w:rPr>
+          <w:i/>
+        </w:rPr>
+        <w:t>9740 Skogsbevuxen myr</w:t>
+      </w:r>
+      <w:r>
+        <w:t>. Tjädern är en utpräglad skogsfågel knuten till större sammanhängande barrskogsområden. Tupparna och hönorna utnyttjar till viss del olika miljöer, och habitatvalet varierar dessutom mellan olika delar av året. För att det ska finnas livskraftiga tjäderbestånd krävs funktionella skogslandskap med en blandning av uppvuxen, gles och luckig skog, täta sumpskogar, myrar och andra små våtmarker. Arten försvinner när skogen fragmenteras och den sammanlagda arealen hyggen och andra öppna områden blir för stor. Ett småskaligt och försiktigt virkesuttag genom hyggesfria metoder kan i vissa fall vara möjligt i området inom 200 m från lekcentrum. Längre ut från lekcentrum, inom 200–500 m bör den avverkade ytan inte överskrida 1 hektar för att undvika alltför stora och snabba förändringar (Skogsstyrelsen, 2019; SLU Artdatabanken, 2024).</w:t>
+      </w:r>
+    </w:p>
+    <w:p>
+      <w:pPr>
+        <w:pStyle w:val="Heading1"/>
+      </w:pPr>
+      <w:r>
+        <w:t>EU:s fågeldirektiv</w:t>
+      </w:r>
+    </w:p>
+    <w:p>
+      <w:r>
+        <w:t xml:space="preserve">Europeiska unionens medlemsländer är skyldiga att agera i enlighet med EU:s fågeldirektiv där det uttryckligen står att direktivet gäller för fåglar samt för deras ägg, bon och </w:t>
+      </w:r>
+      <w:r>
+        <w:rPr>
+          <w:b/>
+        </w:rPr>
+        <w:t xml:space="preserve">livsmiljöer </w:t>
+      </w:r>
+      <w:r>
+        <w:t>(artikel 1). Vidare att de åtgärder som vidtas inte får leda till en försämring av den nuvarande situationen beträffande bevarandet av de fågelarter som avses i artikel 1 (artikel 13). Fågeldirektivet är styrande för tillsynsansvariga myndigheters ärendehantering, ställningstaganden och beslutsfattande.</w:t>
+      </w:r>
+    </w:p>
+    <w:p>
+      <w:pPr>
+        <w:pStyle w:val="Heading1"/>
+      </w:pPr>
+      <w:r>
+        <w:t>Typiska arter och EU:s art- och habitatdirektiv</w:t>
+      </w:r>
+    </w:p>
+    <w:p>
+      <w:r>
+        <w:t>Typiska arter används för att lokalisera områden med gynnsam bevarandestatus för de naturtyper som är listade i EU:s art- och habitatdirektiv. Ett exempel är Västlig taiga (EU-kod 9010) som saknar gynnsam bevarandestatus och minskar starkt som naturtyp i Sverige. Naturvårdsverket skriver i sin vägledning för Västlig taiga att dylika miljöer förutsätter normalt att skogarna skyddas långsiktigt, eftersom skogsbruk inte är förenligt med bevarande av naturtypen i gynnsamt tillstånd (Naturvårdsverket, 2011).</w:t>
+      </w:r>
+    </w:p>
+    <w:p>
+      <w:r>
+        <w:t>Följande typiska arter har sina livsmiljöer och växtplatser i den avverkningsanmälda skogen: fläckporing (VU, T), gräddporing (VU, T), blå taggsvamp (NT, T), dropptaggsvamp (NT, T), dvärgbägarlav (NT, T), knottrig blåslav (NT, T), kolflarnlav (NT, T), orange taggsvamp (NT, T), talltagel (NT, T), tretåig hackspett (NT, T, §4), vedskivlav (NT, T), nästlav (S, T), vedticka (S, T), svart taggsvamp agg. (T) och tjäder (T, §4).</w:t>
+      </w:r>
+    </w:p>
+    <w:p>
+      <w:r>
+        <w:t>Enligt Sveriges Artikel 17 rapportering 2013 och 2019 till EU, har naturtypen Västlig taiga (9010) dålig bevarandestatus med negativ trend inom Sveriges boreala region. Skogsbruksåtgärder som avverkning, röjning och gallring pekas ut som några av de främst bidragande orsakerna till naturtypens dåliga status och negativa trend (SLU Artdatabanken, 2019). I EU:s uppföljning av tillståndet för naturtyperna i Skandinavien 2013 – 2018 framgår det att i den boreala regionen är tillståndet så dåligt för Västlig taiga (9010) att habitatet löper allvarlig risk att försvinna regionalt (EEA, 2022). Det allvarliga läget för den biologiska mångfalden i skogen framhålls även i Skogsstyren rapport 2026/07:</w:t>
+      </w:r>
+    </w:p>
+    <w:p>
+      <w:r>
+        <w:rPr>
+          <w:i/>
+        </w:rPr>
+        <w:t>"All avverkning av kända skogliga värdekärnor och sannolika kontinuitetsskogar behöver upphöra för att fylla bristen om 1,56 miljoner hektar bevarad livsmiljötyp. På grund av begränsade kvarvarande arealer av värdekärnor, naturskogar och kontinuitetsskogar leder fortsatt förlust av dessa till en påtaglig risk för långsiktigt negativa effekter för biologisk mångfald i skogslandskapet. Att de återstående arealerna bevaras och ges ett långsiktigt skydd bedöms därför vara av avgörande betydelse."</w:t>
+      </w:r>
+      <w:r>
+        <w:t xml:space="preserve"> (Skogsstyrelsen, 2026).</w:t>
+      </w:r>
+    </w:p>
+    <w:p>
+      <w:r>
+        <w:t>Trots detta har statusen för Västlig taiga ändrats till otillräcklig i stället för dålig i den senaste Artikel 17 rapporteringen 2025. Av Naturvårdsverkets rapport framgår det dock att de ändrade statusbedömningarna jämfört med rapporteringen 2019 inte beror på faktiska miljöförändringar. Ändringarna är av teknisk karaktär och främst en följd av resultaten från genomförda regeringsuppdrag och beslut inför rapporteringen 2025. Det är alltså politisk styrning i stället för faktiska förhållanden i naturen som ändrat på naturtypernas status i rapporteringen, vilket rimmar dåligt med såväl art- och habitatdirektivets syften och mål som med naturrestaureringsförordningen. I praktiken har dock Sveriges nya sätt att rapportera bevarandestatus till EU inte någon betydelse eftersom Naturvårdsverkets rapportering 2025 visar att Västlig taiga</w:t>
+      </w:r>
+      <w:r>
+        <w:rPr>
+          <w:b/>
+        </w:rPr>
+        <w:t xml:space="preserve"> </w:t>
+      </w:r>
+      <w:r>
+        <w:t>inte har gynnsam bevarandestatus.</w:t>
+      </w:r>
+    </w:p>
+    <w:p>
+      <w:r>
+        <w:t>Åtgärder som vidtas i enlighet med art- och habitatdirektivet ska enligt Artikel 2 syfta till att bibehålla eller återställa en gynnsam bevarandestatus hos livsmiljöer samt arter och vilda djur och växter av gemenskapsintresse. Enligt prejudikat från EU-domstolen ska en skogsbruksverksamhet utföras på ett sådant sätt som utgör ett förebyggande och hållbart skogsbruk för att betraktas som förenlig med bevarandekraven i direktivet (se EU-domstolens dom i de förenade målen C 473-19 och C 474-19).</w:t>
+      </w:r>
+    </w:p>
+    <w:p>
+      <w:r>
+        <w:t xml:space="preserve">Av artikel 1.e samma direktiv framgår att en livsmiljös bevarandestatus anses " gynnsam" när — dess naturliga utbredningsområde och de ytor den täcker inom detta område är stabila eller ökande, och — den särskilda struktur och de särskilda funktioner som är nödvändiga för att den skall kunna bibehållas på lång sikt finns, och sannolikt kommer att finnas under en överskådlig framtid, och — bevarandestatusen hos dess </w:t>
+      </w:r>
+      <w:r>
+        <w:rPr>
+          <w:b/>
+        </w:rPr>
+        <w:t>typiska arter</w:t>
+      </w:r>
+      <w:r>
+        <w:t xml:space="preserve"> är gynnsam enligt definitionen i artikel 1.i.</w:t>
+      </w:r>
+    </w:p>
+    <w:p>
+      <w:r>
+        <w:t>EU-direktiv är bindande för EU:s medlemsländer varvid det ankommer på Skogsstyrelsen som nationell tillsynsmyndighet att beakta syftet med EU:s art- och habitatdirektiv vid prövningen av en skogsbruksverksamhet, se Rådets direktiv 92/43/EEG. Se ytterligare information om EU:s livsmiljödirektiv i bilaga 2.</w:t>
+      </w:r>
+    </w:p>
+    <w:p>
+      <w:r>
+        <w:br w:type="page"/>
+      </w:r>
+    </w:p>
+    <w:p>
+      <w:pPr>
+        <w:pStyle w:val="Title"/>
+      </w:pPr>
+      <w:r>
+        <w:t>BILAGA 1 – Fridlysta arter</w:t>
+      </w:r>
+    </w:p>
+    <w:p>
+      <w:pPr>
+        <w:pStyle w:val="Heading1"/>
+      </w:pPr>
+      <w:r>
+        <w:t>Tretåig hackspett – ekologi samt krav på livsmiljön</w:t>
+      </w:r>
+    </w:p>
+    <w:p>
+      <w:r>
+        <w:t xml:space="preserve">Tretåig hackspett (NT) är fridlyst enligt §4 Artskyddsförordningen och finns med som prioriterad art i Skogsstyrelsen vägledning för skogsbruket (bilaga 4 till SVL). I vägledningen står bland annat att: </w:t>
+      </w:r>
+      <w:r>
+        <w:rPr>
+          <w:i/>
+        </w:rPr>
+        <w:t xml:space="preserve">“Tretåig hackspett har stora arealkrav och höga krav på sin livsmiljö. Omdaningen av naturskogar till kulturskogar medför en förlust av viktiga miljöer, något som förstärks av ökad fragmentering till följd av avverkningar.” </w:t>
+      </w:r>
+      <w:r>
+        <w:t xml:space="preserve">Vidare att: </w:t>
+      </w:r>
+      <w:r>
+        <w:rPr>
+          <w:i/>
+        </w:rPr>
+        <w:t>“Områden med dokumenterad permanent förekomst i naturskogsmiljöer har vanligen så stora naturvärden att skogsbruk är olämpligt”</w:t>
+      </w:r>
+      <w:r>
+        <w:t xml:space="preserve"> (SLU Artdatabanken, 2024; Skogsstyrelsen, 2016)</w:t>
+      </w:r>
+      <w:r>
+        <w:rPr>
+          <w:i/>
+        </w:rPr>
+        <w:t>.</w:t>
+      </w:r>
+    </w:p>
+    <w:p>
+      <w:r>
+        <w:t>Tretåig hackspett är beroende av större sammanhängande naturskogar med kontinuerlig tillgång och nybildning av död ved och fragmentering av livsmiljöerna utgör ett stort hot mot arten (se exempelvis Stachura-Skierczynska et al., 2009; Wesolowski et al., 2005; Butler et al., 2004; Pakkala et al., 2002; Amcoff et al., 1996; Virkkala, 1991). Det finns studier som visar att naturskogens självgallringsprocess som den tretåiga hackspetten är beroende av, inte kan ersättas med efterlämnad hänsyn i skogsbruket (Imbeau &amp; Desrochers, 2002).</w:t>
+      </w:r>
+    </w:p>
+    <w:p>
+      <w:r>
+        <w:t>Permanenta revir av tretåig hackspett karaktäriseras ofta av artens typiska ringformigt ordnade hackmärken på framför allt gamla granar. För att säkerställa att inte revir av tretåig hackspett drabbas av avverkningsplanerna bör en inventering göras i området både under häckningstid och under vintern, då arten utnyttjar betydligt större områden än under sommarens häckningsrevir. Storleken på häckningsreviret varierar med skogstypen, förekomsten av död ved och graden av fragmentering, men är i allmänhet i storleksordningen 25–100 hektar (SLU Artdatabanken, 2024; Skogsstyrelsen, 2016).</w:t>
+      </w:r>
+    </w:p>
+    <w:p>
+      <w:r>
+        <w:t xml:space="preserve">Förutom fridlysning enligt §4 Artskyddsförordningen är tretåig hackspett även förtecknad i EU:s fågeldirektiv bilaga 1. Den är typisk art för </w:t>
+      </w:r>
+      <w:r>
+        <w:rPr>
+          <w:i/>
+        </w:rPr>
+        <w:t xml:space="preserve">9010 Taiga, 9740 Skogsbevuxen myr, 9030 Landhöjningsskog </w:t>
+      </w:r>
+      <w:r>
+        <w:t xml:space="preserve">och </w:t>
+      </w:r>
+      <w:r>
+        <w:rPr>
+          <w:i/>
+        </w:rPr>
+        <w:t>9040 Fjällbjörkskog</w:t>
+      </w:r>
+      <w:r>
+        <w:t xml:space="preserve"> samt ingår i Natura 2000 och är förtecknad i Bernkonventionen bilaga II (strikt skyddade djurarter) (SLU Artdatabanken, 2024; Skogsstyrelsen, 2016).</w:t>
+      </w:r>
+    </w:p>
+    <w:p>
+      <w:pPr>
+        <w:pStyle w:val="Heading2"/>
+      </w:pPr>
+      <w:r>
+        <w:t>Referenser – tretåig hackspett</w:t>
+      </w:r>
+    </w:p>
+    <w:p>
+      <w:r>
+        <w:t xml:space="preserve">Amcoff, M. &amp; Eriksson, P. 1996. </w:t>
+      </w:r>
+      <w:r>
+        <w:rPr>
+          <w:i/>
+        </w:rPr>
+        <w:t xml:space="preserve">Förekomst av tretåig hackspett Picoides tridactylus på bestånds- och landskapsnivå. </w:t>
+      </w:r>
+      <w:r>
+        <w:t>Ornis Svecica 6: 107–119.</w:t>
+      </w:r>
+    </w:p>
+    <w:p>
+      <w:r>
+        <w:t xml:space="preserve">Butler, R., Angelstam, P., Ekelund, P. &amp; Schlaeffer, R. 2004. </w:t>
+      </w:r>
+      <w:r>
+        <w:rPr>
+          <w:i/>
+        </w:rPr>
+        <w:t xml:space="preserve">Dead wood threshold values for the three-toed woodpecker presence in boreal and sub-Alpine forest. </w:t>
+      </w:r>
+      <w:r>
+        <w:t>Biological conservation 119(3): 305–318.</w:t>
+      </w:r>
+    </w:p>
+    <w:p>
+      <w:r>
+        <w:t xml:space="preserve">Imbeau, L. &amp; Desrochers, A. 2002. </w:t>
+      </w:r>
+      <w:r>
+        <w:rPr>
+          <w:i/>
+        </w:rPr>
+        <w:t xml:space="preserve">Foraging Ecology and Use of Drumming Trees by Three-Toed Woodpeckers. </w:t>
+      </w:r>
+      <w:r>
+        <w:t>The Journal of Wildlife Management. Vol. 66, No. 1 (Jan., 2002), pp. 222–231.</w:t>
+      </w:r>
+    </w:p>
+    <w:p>
+      <w:r>
+        <w:t xml:space="preserve">Pakkala, T., Hanski, I. &amp; Tomppo, E. 2002. </w:t>
+      </w:r>
+      <w:r>
+        <w:rPr>
+          <w:i/>
+        </w:rPr>
+        <w:t xml:space="preserve">Spatial ecology of the three-toed woodpecker in managed forest landscapes. </w:t>
+      </w:r>
+      <w:r>
+        <w:t>Silva Fennica 36(1): 279–288.</w:t>
+      </w:r>
+    </w:p>
+    <w:p>
+      <w:r>
+        <w:t xml:space="preserve">Skogsstyrelsen, 2016. </w:t>
+      </w:r>
+      <w:r>
+        <w:rPr>
+          <w:i/>
+        </w:rPr>
+        <w:t>Vägledning för hänsyn till fåglar – Tretåig hackspett.</w:t>
+      </w:r>
+    </w:p>
+    <w:p>
+      <w:r>
+        <w:t xml:space="preserve">SLU Artdatabanken, 2024. </w:t>
+      </w:r>
+      <w:r>
+        <w:rPr>
+          <w:i/>
+        </w:rPr>
+        <w:t xml:space="preserve">Artfaktablad. Naturvård – artfakta. </w:t>
+      </w:r>
+      <w:r>
+        <w:t>SLU Artdatabanken, Uppsala.</w:t>
+      </w:r>
+    </w:p>
+    <w:p>
+      <w:r>
+        <w:t xml:space="preserve">Stachura-Skierczynska, K., Tumiel, T. &amp; Skierczynski, M. 2009. </w:t>
+      </w:r>
+      <w:r>
+        <w:rPr>
+          <w:i/>
+        </w:rPr>
+        <w:t xml:space="preserve">Habitat prediction model for three-toed woodpecker and its implications for the conservation of biologically valuable forests. </w:t>
+      </w:r>
+      <w:r>
+        <w:t>Forest Ecology and Management 258(5): 697–703.</w:t>
+      </w:r>
+    </w:p>
+    <w:p>
+      <w:r>
+        <w:t xml:space="preserve">Virkkala, R. 1991. </w:t>
+      </w:r>
+      <w:r>
+        <w:rPr>
+          <w:i/>
+        </w:rPr>
+        <w:t xml:space="preserve">Population trends of forest birds in a Finnish Lapland landscape of large habitat blocks – Consequences of stochastic environmental variation or regional habitat alteration. </w:t>
+      </w:r>
+      <w:r>
+        <w:t>Biological conservation 56(2): 223–240.</w:t>
+      </w:r>
+    </w:p>
+    <w:p>
+      <w:r>
+        <w:t xml:space="preserve">Wesolowski, T., Czeszczewik, D. &amp; Rowinski, P. 2005. </w:t>
+      </w:r>
+      <w:r>
+        <w:rPr>
+          <w:i/>
+        </w:rPr>
+        <w:t xml:space="preserve">Effects of forest management on Three-toed Woodpecker Picoides tridactylus distribution in the Bialowieza Forest (NE Poland): conservation implications. </w:t>
+      </w:r>
+      <w:r>
+        <w:t>Acta Ornithologica 40(1): 53–60.</w:t>
+      </w:r>
+    </w:p>
+    <w:p>
+      <w:pPr>
+        <w:pStyle w:val="Heading1"/>
+      </w:pPr>
+      <w:r>
+        <w:t>Tjäder – ekologi samt krav på livsmiljön</w:t>
+      </w:r>
+    </w:p>
+    <w:p>
+      <w:r>
+        <w:t xml:space="preserve">Tjäder (§4) omfattas av bilaga 1 och 2 EU:s fågeldirektiv och är typisk art för </w:t>
+      </w:r>
+      <w:r>
+        <w:rPr>
+          <w:i/>
+        </w:rPr>
+        <w:t xml:space="preserve">9010 Taiga </w:t>
+      </w:r>
+      <w:r>
+        <w:t xml:space="preserve">och </w:t>
+      </w:r>
+      <w:r>
+        <w:rPr>
+          <w:i/>
+        </w:rPr>
+        <w:t>9740 Skogsbevuxen myr</w:t>
+      </w:r>
+      <w:r>
+        <w:t>. Tjädern är en utpräglad skogsfågel knuten till större sammanhängande barrskogsområden. Tupparna och hönorna utnyttjar till viss del olika miljöer, och habitatvalet varierar dessutom mellan olika delar av året. För att det ska finnas livskraftiga tjäderbestånd krävs funktionella skogslandskap med en blandning av uppvuxen, gles och luckig skog, täta sumpskogar, myrar och andra små våtmarker (Skogsstyrelsen, 2019; SLU Artdatabanken 2024).</w:t>
+      </w:r>
+    </w:p>
+    <w:p>
+      <w:r>
+        <w:t>Arten försvinner när skogen fragmenteras och den sammanlagda arealen hyggen och andra öppna områden blir för stor. Ett småskaligt och försiktigt virkesuttag genom hyggesfria metoder kan i vissa fall vara möjligt i området inom 200 m från lekcentrum. Längre ut från lekcentrum, inom 200–500 m bör den avverkade ytan inte överskrida 1 hektar för att undvika alltför stora och snabba förändringar (Skogsstyrelsen, 2019).</w:t>
+      </w:r>
+    </w:p>
+    <w:p>
+      <w:pPr>
+        <w:pStyle w:val="Heading2"/>
+      </w:pPr>
+      <w:r>
+        <w:t>Referenser – tjäder</w:t>
+      </w:r>
+    </w:p>
+    <w:p>
+      <w:r>
+        <w:t xml:space="preserve">Skogsstyrelsen, 2019. </w:t>
+      </w:r>
+      <w:r>
+        <w:rPr>
+          <w:i/>
+        </w:rPr>
+        <w:t>Vägledning för hänsyn till fåglar – tjäder.</w:t>
+      </w:r>
+    </w:p>
+    <w:p>
+      <w:r>
+        <w:t xml:space="preserve">SLU Artdatabanken, 2024. </w:t>
+      </w:r>
+      <w:r>
+        <w:rPr>
+          <w:i/>
+        </w:rPr>
+        <w:t xml:space="preserve">Artfaktablad. Naturvård – artfakta. </w:t>
+      </w:r>
+      <w:r>
+        <w:t>SLU Artdatabanken, Uppsala</w:t>
+      </w:r>
+    </w:p>
+    <w:p>
+      <w:r>
+        <w:br w:type="page"/>
+      </w:r>
+    </w:p>
+    <w:p>
+      <w:pPr>
+        <w:pStyle w:val="Title"/>
+      </w:pPr>
+      <w:r>
+        <w:t>BILAGA 2 – EU:s art- och habitatdirektiv, fågeldirektiv och naturrestaureringsförordning</w:t>
+      </w:r>
+    </w:p>
+    <w:p>
+      <w:pPr>
+        <w:pStyle w:val="Heading2"/>
+      </w:pPr>
+      <w:r>
+        <w:t>Förenlighet med EU-direktiv</w:t>
+      </w:r>
+    </w:p>
+    <w:p>
+      <w:r>
+        <w:t>EU-direktiv är bindande för EU:s medlemsländer varvid det ankommer på Skogsstyrelsen som nationell tillsynsmyndighet att beakta syftet med EU:s art- och habitatdirektiv respektive fågeldirektiv vid prövningen av en skogsbruksverksamhet, se Rådets direktiv 92/43/EEG samt 2009/147/EG. Nationella regler som omfattas av ett EU-direktiv ska enligt fast rättspraxis tolkas i enlighet med direktivet, vilket medför en skyldighet för myndigheten att tolka bestämmelser i nationell rätt i ljuset av direktivets ordalydelse, sammanhang och de mål som eftersträvas med direktivet (se EU-domstolens dom i mål C 477/19).</w:t>
+      </w:r>
+    </w:p>
+    <w:p>
+      <w:r>
+        <w:t>EU:s medlemsstater åläggs i Artikel 3 i fågeldirektivet generella skyldigheter avseende skydd, bevarande och återställande av tillräckligt stora och varierande livsmiljöer för de fågelarter som omfattas av direktivet. Medlemsstaterna ska vidta de åtgärder som är nödvändiga för att bibehålla populationen av fågelarterna på en nivå som svarar särskilt mot ekologiska, vetenskapliga och kulturella behov, eller återupprätta populationen av dessa arter till en sådan nivå (se Europaparlamentets och rådets direktiv 2009/147/EG).</w:t>
+      </w:r>
+    </w:p>
+    <w:p>
+      <w:r>
+        <w:t>Åtgärder som vidtas i enlighet med art- och habitatdirektivet (92/43/EEG) ska enligt Artikel 2 syfta till att bibehålla eller återställa en gynnsam bevarandestatus hos livsmiljöer samt arter och vilda djur och växter av gemenskapsintresse. Enligt prejudikat från EU-domstolen ska en skogsbruksverksamhet utföras på ett sådant sätt som utgör ett förebyggande och hållbart skogsbruk för att betraktas som förenlig med bevarandekraven i direktivet (se EU-domstolens dom i de förenade målen C 473-19 och C 474-19).</w:t>
+      </w:r>
+    </w:p>
+    <w:p>
+      <w:r>
+        <w:t xml:space="preserve">Av artikel 1.e samma direktiv framgår att en livsmiljös bevarandestatus anses " gynnsam" när — dess naturliga utbredningsområde och de ytor den täcker inom detta område är stabila eller ökande, och — den särskilda struktur och de särskilda funktioner som är nödvändiga för att den skall kunna bibehållas på lång sikt finns, och sannolikt kommer att finnas under en överskådlig framtid, och — bevarandestatusen hos dess </w:t>
+      </w:r>
+      <w:r>
+        <w:rPr>
+          <w:b/>
+        </w:rPr>
+        <w:t>typiska arter</w:t>
+      </w:r>
+      <w:r>
+        <w:t xml:space="preserve"> är gynnsam enligt definitionen i artikel 1.i. Typiska arter används för att lokalisera områden med gynnsam bevarandestatus för de naturtyper som ingår i EU:s art- och habitatdirektiv.</w:t>
+      </w:r>
+    </w:p>
+    <w:p>
+      <w:r>
+        <w:t>Västlig taiga (EU-kod 9010) saknar gynnsam bevarandestatus och minskar starkt som naturtyp i Sverige. Naturvårdsverket skriver i sin vägledning för västlig taiga att dylika miljöer förutsätter normalt att skogarna skyddas långsiktigt, eftersom skogsbruk inte är förenligt med bevarande av naturtypen i gynnsamt tillstånd (Naturvårdsverket, 2011). Enligt Sveriges Artikel 17 rapportering 2013 och 2019 till EU, har naturtypen Västlig taiga (9010) dålig bevarandestatus med negativ trend inom Sveriges boreala region. Skogsbruksåtgärder som avverkning, röjning och gallring pekas ut som några av de främst bidragande orsakerna till naturtypens dåliga status och negativa trend (SLU Artdatabanken, 2019). I EU:s uppföljning av tillståndet för naturtyperna i Skandinavien 2013 – 2018 framgår det att i den boreala regionen är tillståndet så dåligt för Västlig taiga (9010) att habitatet löper allvarlig risk att försvinna regionalt (EEA, 2022). Det allvarliga läget för den biologiska mångfalden i skogen framhålls även i Skogsstyren rapport 2026/07:</w:t>
+      </w:r>
+    </w:p>
+    <w:p>
+      <w:r>
+        <w:rPr>
+          <w:i/>
+        </w:rPr>
+        <w:t>"All avverkning av kända skogliga värdekärnor och sannolika kontinuitetsskogar behöver upphöra för att fylla bristen om 1,56 miljoner hektar bevarad livsmiljötyp. På grund av begränsade kvarvarande arealer av värdekärnor, naturskogar och kontinuitetsskogar leder fortsatt förlust av dessa till en påtaglig risk för långsiktigt negativa effekter för biologisk mångfald i skogslandskapet. Att de återstående arealerna bevaras och ges ett långsiktigt skydd bedöms därför vara av avgörande betydelse."</w:t>
+      </w:r>
+      <w:r>
+        <w:t xml:space="preserve"> (Skogsstyrelsen, 2026).</w:t>
+      </w:r>
+    </w:p>
+    <w:p>
+      <w:pPr>
+        <w:pStyle w:val="Caption"/>
+      </w:pPr>
+      <w:r>
+        <w:drawing>
+          <wp:inline xmlns:a="http://schemas.openxmlformats.org/drawingml/2006/main" xmlns:pic="http://schemas.openxmlformats.org/drawingml/2006/picture">
+            <wp:extent cx="5486400" cy="2905862"/>
+            <wp:docPr id="2" name="Picture 2"/>
+            <wp:cNvGraphicFramePr>
+              <a:graphicFrameLocks noChangeAspect="1"/>
+            </wp:cNvGraphicFramePr>
+            <a:graphic>
+              <a:graphicData uri="http://schemas.openxmlformats.org/drawingml/2006/picture">
+                <pic:pic>
+                  <pic:nvPicPr>
+                    <pic:cNvPr id="0" name="uppföljning av västlig taiga.jpeg"/>
+                    <pic:cNvPicPr/>
+                  </pic:nvPicPr>
+                  <pic:blipFill>
+                    <a:blip r:embed="rId17"/>
+                    <a:stretch>
+                      <a:fillRect/>
+                    </a:stretch>
+                  </pic:blipFill>
+                  <pic:spPr>
+                    <a:xfrm>
+                      <a:off x="0" y="0"/>
+                      <a:ext cx="5486400" cy="2905862"/>
+                    </a:xfrm>
+                    <a:prstGeom prst="rect"/>
+                  </pic:spPr>
+                </pic:pic>
+              </a:graphicData>
+            </a:graphic>
+          </wp:inline>
+        </w:drawing>
+      </w:r>
+    </w:p>
+    <w:p>
+      <w:pPr>
+        <w:pStyle w:val="Caption"/>
+      </w:pPr>
+      <w:r>
+        <w:t>EU:s uppföljning av tillståndet för naturtypen Västlig taiga 9010 i Skandinavien 2013 - 2018. Av kartan framgår det att i den boreala regionen är tillståndet så dåligt (röd färg) att habitatet löper allvarlig risk att försvinna regionalt. Källa: European Environment Agency. https:// eunis.eea.europoa.eu/habitats/10176.</w:t>
+      </w:r>
+    </w:p>
+    <w:p>
+      <w:r>
+        <w:t>Trots det allvarliga läget har statusen för Västlig taiga ändrats till otillräcklig i stället för dålig i den senaste Artikel 17 rapporteringen 2025. Av Naturvårdsverkets rapport framgår det dock att de ändrade statusbedömningarna jämfört med rapporteringen 2019 inte beror på faktiska miljöförändringar. Ändringarna är av teknisk karaktär och främst en följd av resultaten från genomförda regeringsuppdrag och beslut inför rapporteringen 2025. Det är alltså politisk styrning i stället för faktiska förhållanden i naturen som ändrat på naturtypernas status i rapporteringen, vilket rimmar dåligt med såväl art- och habitatdirektivets syften och mål som med naturrestaureringsförordningen. I praktiken har dock Sveriges nya sätt att rapportera bevarandestatus till EU inte någon betydelse eftersom Naturvårdsverkets rapportering 2025 visar att Västlig taiga inte har gynnsam bevarandestatus.</w:t>
+      </w:r>
+    </w:p>
+    <w:p>
+      <w:pPr>
+        <w:pStyle w:val="Heading2"/>
+      </w:pPr>
+      <w:r>
+        <w:t>EU:s naturrestaureringsförordning</w:t>
+      </w:r>
+    </w:p>
+    <w:p>
+      <w:r>
+        <w:t>Enligt EU:s naturrestaureringsförordning (EU 2024/1991) ska minst 20 % av landområden och minst 20 % av havsarealen vara restaurerad senast 2030, samt alla ekosystem som är i behov av restaurering senast 2050. Det framgår också av förordningen att det är viktigt att livsmiljötyperna inte försämras innan eller efter att restaureringar genomförts, se exempelvis punkt 37 förordningen.</w:t>
+      </w:r>
+    </w:p>
+    <w:p>
+      <w:r>
+        <w:t>”</w:t>
+      </w:r>
+      <w:r>
+        <w:rPr>
+          <w:i/>
+        </w:rPr>
+        <w:t>Det är viktigt att medlemsstaterna vidtar åtgärder som syftar till att säkerställa att tillståndet för områden som täcks av livsmiljötyper som omfattas av denna förordning och som omfattas av restaureringsåtgärder uppvisar en kontinuerlig förbättring till dess att de uppnår ett gott tillstånd, och att medlemsstaterna vidtar åtgärder som syftar till att säkerställa att dessa livsmiljötyper, när de har uppnått ett gott tillstånd, inte försämras avsevärt, så att det långsiktiga bibehållandet eller uppnåendet av gott tillstånd inte äventyras. (..) Det är också viktigt att medlemsstaterna anstränger sig för att förhindra avsevärd försämring av områden som täcks av sådana livsmiljötyper som antingen redan är i gott skick eller som inte är i gott skick men ännu inte omfattas av restaureringsåtgärder.”</w:t>
+      </w:r>
+    </w:p>
+    <w:p>
+      <w:r>
+        <w:rPr>
+          <w:b/>
+          <w:i/>
+        </w:rPr>
+        <w:t>Artikel 4(12):</w:t>
+      </w:r>
+    </w:p>
+    <w:p>
+      <w:r>
+        <w:rPr>
+          <w:i/>
+        </w:rPr>
+        <w:t>Utan att det påverkar tillämpningen av direktiv 92/43/EEG ska medlemsstaterna, senast den dag då deras nationella restaureringsplaner offentliggörs i enlighet med artikel 17.6 i denna förordning, eftersträva att genomföra de åtgärder som krävs för att förhindra avsevärd försämring av områden där de livsmiljötyper som förtecknas i bilaga I till denna förordning förekommer och som är i gott tillstånd eller som krävs för att uppnå de restaureringsmål som anges i punkt 17 i den här artikeln.</w:t>
+      </w:r>
+    </w:p>
+    <w:p>
+      <w:r>
+        <w:rPr>
+          <w:b/>
+          <w:i/>
+        </w:rPr>
+        <w:t>Artikel 4 (17).   Medlemsstaterna ska säkerställa</w:t>
+      </w:r>
+    </w:p>
+    <w:p>
+      <w:r>
+        <w:rPr>
+          <w:i/>
+        </w:rPr>
+        <w:t>a) en ökning av arealen i gott tillstånd för de livsmiljötyper som förtecknas i bilaga I till dess att minst 90 % är i gott tillstånd och till dess att den gynnsamma referensarealen för varje livsmiljötyp i varje biogeografisk region inom den berörda medlemsstaten har uppnåtts.</w:t>
+      </w:r>
+    </w:p>
+    <w:p>
+      <w:r>
+        <w:t>Referenser</w:t>
+      </w:r>
+    </w:p>
+    <w:p>
+      <w:r>
+        <w:t xml:space="preserve">EEA European Environment Agency, 2022. </w:t>
+      </w:r>
+      <w:r>
+        <w:rPr>
+          <w:i/>
+        </w:rPr>
+        <w:t xml:space="preserve">Western taiga – Conservation status 2013-2018. </w:t>
+      </w:r>
+      <w:r>
+        <w:t>https:// eunis.eea.europoa.eu/habitats/10176.</w:t>
+      </w:r>
+    </w:p>
+    <w:p>
+      <w:r>
+        <w:t>EU-domstolens dom av den 2 juli 2020 i målet C 477/19 (Europeisk hamster) p. 23.</w:t>
+      </w:r>
+    </w:p>
+    <w:p>
+      <w:r>
+        <w:t>EU-domstolens dom av den 4 mars 2021 i de förenade målen C 473-19 och C 474-19 (Skydda skogen) p. 70 och 76.</w:t>
+      </w:r>
+    </w:p>
+    <w:p>
+      <w:r>
+        <w:t>Europaparlamentets och rådets direktiv 2009/147/EG av den 30 november 2009 om bevarande av vilda fåglar.</w:t>
+      </w:r>
+    </w:p>
+    <w:p>
+      <w:r>
+        <w:t>EUROPAPARLAMENTETS OCH RÅDETS FÖRORDNING (EU) 2024/1991 av den 24 juni 2024 om restaurering av natur och om ändring av förordning (EU) 2022/869.</w:t>
+      </w:r>
+    </w:p>
+    <w:p>
+      <w:r>
+        <w:t>Rådets direktiv 92/43/EEG av den 21 mj 1992 om bevarande av livsmiljöer samt vilda djur och växter.</w:t>
+      </w:r>
+    </w:p>
+    <w:p>
+      <w:r>
+        <w:t xml:space="preserve">Skogsstyrelsen, 2026. </w:t>
+      </w:r>
+      <w:r>
+        <w:rPr>
+          <w:i/>
+        </w:rPr>
+        <w:t>Biologisk mångfald i skogen.</w:t>
+      </w:r>
+      <w:r>
+        <w:t xml:space="preserve"> Rapport 2026/07.</w:t>
+      </w:r>
+    </w:p>
+    <w:p>
+      <w:r>
+        <w:t xml:space="preserve">SLU Artdatabanken, 2019. </w:t>
+      </w:r>
+      <w:r>
+        <w:rPr>
+          <w:i/>
+        </w:rPr>
+        <w:t>Sveriges arter och naturtyper i EU:s art- och habitatdirektiv.</w:t>
+      </w:r>
+      <w:r>
+        <w:t xml:space="preserve"> Resultat från rapportering 2019 till EU av bevarandestatus 2013-2018.</w:t>
       </w:r>
     </w:p>
     <w:sectPr>
@@ -289,7 +1377,7 @@
     <w:r>
       <w:tab/>
       <w:tab/>
-      <w:t>2026-08-14</w:t>
+      <w:t>2026-08-15</w:t>
       <w:br/>
       <w:br/>
     </w:r>

--- a/tillsyn/A 26668-2026 tillsynsbegäran.docx
+++ b/tillsyn/A 26668-2026 tillsynsbegäran.docx
@@ -1377,7 +1377,7 @@
     <w:r>
       <w:tab/>
       <w:tab/>
-      <w:t>2026-08-15</w:t>
+      <w:t>2026-08-16</w:t>
       <w:br/>
       <w:br/>
     </w:r>

--- a/tillsyn/A 26668-2026 tillsynsbegäran.docx
+++ b/tillsyn/A 26668-2026 tillsynsbegäran.docx
@@ -1377,7 +1377,7 @@
     <w:r>
       <w:tab/>
       <w:tab/>
-      <w:t>2026-08-16</w:t>
+      <w:t>2026-08-17</w:t>
       <w:br/>
       <w:br/>
     </w:r>

--- a/tillsyn/A 26668-2026 tillsynsbegäran.docx
+++ b/tillsyn/A 26668-2026 tillsynsbegäran.docx
@@ -1377,7 +1377,7 @@
     <w:r>
       <w:tab/>
       <w:tab/>
-      <w:t>2026-08-17</w:t>
+      <w:t>2026-08-18</w:t>
       <w:br/>
       <w:br/>
     </w:r>

--- a/tillsyn/A 26668-2026 tillsynsbegäran.docx
+++ b/tillsyn/A 26668-2026 tillsynsbegäran.docx
@@ -1377,7 +1377,7 @@
     <w:r>
       <w:tab/>
       <w:tab/>
-      <w:t>2026-08-18</w:t>
+      <w:t>2026-08-19</w:t>
       <w:br/>
       <w:br/>
     </w:r>

--- a/tillsyn/A 26668-2026 tillsynsbegäran.docx
+++ b/tillsyn/A 26668-2026 tillsynsbegäran.docx
@@ -1377,7 +1377,7 @@
     <w:r>
       <w:tab/>
       <w:tab/>
-      <w:t>2026-08-19</w:t>
+      <w:t>2026-08-20</w:t>
       <w:br/>
       <w:br/>
     </w:r>

--- a/tillsyn/A 26668-2026 tillsynsbegäran.docx
+++ b/tillsyn/A 26668-2026 tillsynsbegäran.docx
@@ -1377,7 +1377,7 @@
     <w:r>
       <w:tab/>
       <w:tab/>
-      <w:t>2026-08-20</w:t>
+      <w:t>2026-08-21</w:t>
       <w:br/>
       <w:br/>
     </w:r>

--- a/tillsyn/A 26668-2026 tillsynsbegäran.docx
+++ b/tillsyn/A 26668-2026 tillsynsbegäran.docx
@@ -1377,7 +1377,7 @@
     <w:r>
       <w:tab/>
       <w:tab/>
-      <w:t>2026-08-21</w:t>
+      <w:t>2026-08-22</w:t>
       <w:br/>
       <w:br/>
     </w:r>

--- a/tillsyn/A 26668-2026 tillsynsbegäran.docx
+++ b/tillsyn/A 26668-2026 tillsynsbegäran.docx
@@ -1377,7 +1377,7 @@
     <w:r>
       <w:tab/>
       <w:tab/>
-      <w:t>2026-08-22</w:t>
+      <w:t>2026-08-23</w:t>
       <w:br/>
       <w:br/>
     </w:r>

--- a/tillsyn/A 26668-2026 tillsynsbegäran.docx
+++ b/tillsyn/A 26668-2026 tillsynsbegäran.docx
@@ -1377,7 +1377,7 @@
     <w:r>
       <w:tab/>
       <w:tab/>
-      <w:t>2026-08-23</w:t>
+      <w:t>2026-08-24</w:t>
       <w:br/>
       <w:br/>
     </w:r>

--- a/tillsyn/A 26668-2026 tillsynsbegäran.docx
+++ b/tillsyn/A 26668-2026 tillsynsbegäran.docx
@@ -1377,7 +1377,7 @@
     <w:r>
       <w:tab/>
       <w:tab/>
-      <w:t>2026-08-24</w:t>
+      <w:t>2026-08-25</w:t>
       <w:br/>
       <w:br/>
     </w:r>

--- a/tillsyn/A 26668-2026 tillsynsbegäran.docx
+++ b/tillsyn/A 26668-2026 tillsynsbegäran.docx
@@ -1377,7 +1377,7 @@
     <w:r>
       <w:tab/>
       <w:tab/>
-      <w:t>2026-08-25</w:t>
+      <w:t>2026-08-26</w:t>
       <w:br/>
       <w:br/>
     </w:r>

--- a/tillsyn/A 26668-2026 tillsynsbegäran.docx
+++ b/tillsyn/A 26668-2026 tillsynsbegäran.docx
@@ -1377,7 +1377,7 @@
     <w:r>
       <w:tab/>
       <w:tab/>
-      <w:t>2026-08-26</w:t>
+      <w:t>2026-08-27</w:t>
       <w:br/>
       <w:br/>
     </w:r>

--- a/tillsyn/A 26668-2026 tillsynsbegäran.docx
+++ b/tillsyn/A 26668-2026 tillsynsbegäran.docx
@@ -1377,7 +1377,7 @@
     <w:r>
       <w:tab/>
       <w:tab/>
-      <w:t>2026-08-27</w:t>
+      <w:t>2026-08-28</w:t>
       <w:br/>
       <w:br/>
     </w:r>

--- a/tillsyn/A 26668-2026 tillsynsbegäran.docx
+++ b/tillsyn/A 26668-2026 tillsynsbegäran.docx
@@ -1377,7 +1377,7 @@
     <w:r>
       <w:tab/>
       <w:tab/>
-      <w:t>2026-08-28</w:t>
+      <w:t>2026-08-29</w:t>
       <w:br/>
       <w:br/>
     </w:r>

--- a/tillsyn/A 26668-2026 tillsynsbegäran.docx
+++ b/tillsyn/A 26668-2026 tillsynsbegäran.docx
@@ -1377,7 +1377,7 @@
     <w:r>
       <w:tab/>
       <w:tab/>
-      <w:t>2026-08-29</w:t>
+      <w:t>2026-08-31</w:t>
       <w:br/>
       <w:br/>
     </w:r>

--- a/tillsyn/A 26668-2026 tillsynsbegäran.docx
+++ b/tillsyn/A 26668-2026 tillsynsbegäran.docx
@@ -1377,7 +1377,7 @@
     <w:r>
       <w:tab/>
       <w:tab/>
-      <w:t>2026-08-31</w:t>
+      <w:t>2026-09-01</w:t>
       <w:br/>
       <w:br/>
     </w:r>

--- a/tillsyn/A 26668-2026 tillsynsbegäran.docx
+++ b/tillsyn/A 26668-2026 tillsynsbegäran.docx
@@ -1377,7 +1377,7 @@
     <w:r>
       <w:tab/>
       <w:tab/>
-      <w:t>2026-09-01</w:t>
+      <w:t>2026-09-02</w:t>
       <w:br/>
       <w:br/>
     </w:r>

--- a/tillsyn/A 26668-2026 tillsynsbegäran.docx
+++ b/tillsyn/A 26668-2026 tillsynsbegäran.docx
@@ -1377,7 +1377,7 @@
     <w:r>
       <w:tab/>
       <w:tab/>
-      <w:t>2026-09-02</w:t>
+      <w:t>2026-09-03</w:t>
       <w:br/>
       <w:br/>
     </w:r>

--- a/tillsyn/A 26668-2026 tillsynsbegäran.docx
+++ b/tillsyn/A 26668-2026 tillsynsbegäran.docx
@@ -1377,7 +1377,7 @@
     <w:r>
       <w:tab/>
       <w:tab/>
-      <w:t>2026-09-03</w:t>
+      <w:t>2026-09-04</w:t>
       <w:br/>
       <w:br/>
     </w:r>

--- a/tillsyn/A 26668-2026 tillsynsbegäran.docx
+++ b/tillsyn/A 26668-2026 tillsynsbegäran.docx
@@ -1377,7 +1377,7 @@
     <w:r>
       <w:tab/>
       <w:tab/>
-      <w:t>2026-09-04</w:t>
+      <w:t>2026-09-05</w:t>
       <w:br/>
       <w:br/>
     </w:r>

--- a/tillsyn/A 26668-2026 tillsynsbegäran.docx
+++ b/tillsyn/A 26668-2026 tillsynsbegäran.docx
@@ -1377,7 +1377,7 @@
     <w:r>
       <w:tab/>
       <w:tab/>
-      <w:t>2026-09-05</w:t>
+      <w:t>2026-09-06</w:t>
       <w:br/>
       <w:br/>
     </w:r>

--- a/tillsyn/A 26668-2026 tillsynsbegäran.docx
+++ b/tillsyn/A 26668-2026 tillsynsbegäran.docx
@@ -1377,7 +1377,7 @@
     <w:r>
       <w:tab/>
       <w:tab/>
-      <w:t>2026-09-06</w:t>
+      <w:t>2026-09-07</w:t>
       <w:br/>
       <w:br/>
     </w:r>

--- a/tillsyn/A 26668-2026 tillsynsbegäran.docx
+++ b/tillsyn/A 26668-2026 tillsynsbegäran.docx
@@ -1377,7 +1377,7 @@
     <w:r>
       <w:tab/>
       <w:tab/>
-      <w:t>2026-09-07</w:t>
+      <w:t>2026-09-08</w:t>
       <w:br/>
       <w:br/>
     </w:r>

--- a/tillsyn/A 26668-2026 tillsynsbegäran.docx
+++ b/tillsyn/A 26668-2026 tillsynsbegäran.docx
@@ -1377,7 +1377,7 @@
     <w:r>
       <w:tab/>
       <w:tab/>
-      <w:t>2026-09-08</w:t>
+      <w:t>2026-09-09</w:t>
       <w:br/>
       <w:br/>
     </w:r>

--- a/tillsyn/A 26668-2026 tillsynsbegäran.docx
+++ b/tillsyn/A 26668-2026 tillsynsbegäran.docx
@@ -1377,7 +1377,7 @@
     <w:r>
       <w:tab/>
       <w:tab/>
-      <w:t>2026-09-09</w:t>
+      <w:t>2026-09-10</w:t>
       <w:br/>
       <w:br/>
     </w:r>

--- a/tillsyn/A 26668-2026 tillsynsbegäran.docx
+++ b/tillsyn/A 26668-2026 tillsynsbegäran.docx
@@ -1377,7 +1377,7 @@
     <w:r>
       <w:tab/>
       <w:tab/>
-      <w:t>2026-09-10</w:t>
+      <w:t>2026-09-11</w:t>
       <w:br/>
       <w:br/>
     </w:r>

--- a/tillsyn/A 26668-2026 tillsynsbegäran.docx
+++ b/tillsyn/A 26668-2026 tillsynsbegäran.docx
@@ -1377,7 +1377,7 @@
     <w:r>
       <w:tab/>
       <w:tab/>
-      <w:t>2026-09-11</w:t>
+      <w:t>2026-09-12</w:t>
       <w:br/>
       <w:br/>
     </w:r>
